--- a/задание_проектно-технологическая.docx
+++ b/задание_проектно-технологическая.docx
@@ -1,10 +1,10 @@
 
 <file path=word/document.xml><?xml version="1.0" encoding="utf-8"?>
-<w:document xmlns:wpc="http://schemas.microsoft.com/office/word/2010/wordprocessingCanvas" xmlns:cx="http://schemas.microsoft.com/office/drawing/2014/chartex" xmlns:cx1="http://schemas.microsoft.com/office/drawing/2015/9/8/chartex" xmlns:cx2="http://schemas.microsoft.com/office/drawing/2015/10/21/chartex" xmlns:cx3="http://schemas.microsoft.com/office/drawing/2016/5/9/chartex" xmlns:cx4="http://schemas.microsoft.com/office/drawing/2016/5/10/chartex" xmlns:cx5="http://schemas.microsoft.com/office/drawing/2016/5/11/chartex" xmlns:cx6="http://schemas.microsoft.com/office/drawing/2016/5/12/chartex" xmlns:cx7="http://schemas.microsoft.com/office/drawing/2016/5/13/chartex" xmlns:cx8="http://schemas.microsoft.com/office/drawing/2016/5/14/chartex" xmlns:mc="http://schemas.openxmlformats.org/markup-compatibility/2006" xmlns:aink="http://schemas.microsoft.com/office/drawing/2016/ink" xmlns:am3d="http://schemas.microsoft.com/office/drawing/2017/model3d" xmlns:o="urn:schemas-microsoft-com:office:office" xmlns:oel="http://schemas.microsoft.com/office/2019/extlst" xmlns:r="http://schemas.openxmlformats.org/officeDocument/2006/relationships" xmlns:m="http://schemas.openxmlformats.org/officeDocument/2006/math" xmlns:v="urn:schemas-microsoft-com:vml" xmlns:wp14="http://schemas.microsoft.com/office/word/2010/wordprocessingDrawing" xmlns:wp="http://schemas.openxmlformats.org/drawingml/2006/wordprocessingDrawing" xmlns:w10="urn:schemas-microsoft-com:office:word" xmlns:w="http://schemas.openxmlformats.org/wordprocessingml/2006/main" xmlns:w14="http://schemas.microsoft.com/office/word/2010/wordml" xmlns:w15="http://schemas.microsoft.com/office/word/2012/wordml" xmlns:w16cex="http://schemas.microsoft.com/office/word/2018/wordml/cex" xmlns:w16cid="http://schemas.microsoft.com/office/word/2016/wordml/cid" xmlns:w16="http://schemas.microsoft.com/office/word/2018/wordml" xmlns:w16du="http://schemas.microsoft.com/office/word/2023/wordml/word16du" xmlns:w16sdtdh="http://schemas.microsoft.com/office/word/2020/wordml/sdtdatahash" xmlns:w16se="http://schemas.microsoft.com/office/word/2015/wordml/symex" xmlns:wpg="http://schemas.microsoft.com/office/word/2010/wordprocessingGroup" xmlns:wpi="http://schemas.microsoft.com/office/word/2010/wordprocessingInk" xmlns:wne="http://schemas.microsoft.com/office/word/2006/wordml" xmlns:wps="http://schemas.microsoft.com/office/word/2010/wordprocessingShape" mc:Ignorable="w14 w15 w16se w16cid w16 w16cex w16sdtdh w16du wp14">
+<w:document xmlns:wpc="http://schemas.microsoft.com/office/word/2010/wordprocessingCanvas" xmlns:mc="http://schemas.openxmlformats.org/markup-compatibility/2006" xmlns:o="urn:schemas-microsoft-com:office:office" xmlns:r="http://schemas.openxmlformats.org/officeDocument/2006/relationships" xmlns:m="http://schemas.openxmlformats.org/officeDocument/2006/math" xmlns:v="urn:schemas-microsoft-com:vml" xmlns:wp14="http://schemas.microsoft.com/office/word/2010/wordprocessingDrawing" xmlns:wp="http://schemas.openxmlformats.org/drawingml/2006/wordprocessingDrawing" xmlns:w="http://schemas.openxmlformats.org/wordprocessingml/2006/main" xmlns:w14="http://schemas.microsoft.com/office/word/2010/wordml" xmlns:w10="urn:schemas-microsoft-com:office:word" xmlns:w15="http://schemas.microsoft.com/office/word/2012/wordml" xmlns:wpg="http://schemas.microsoft.com/office/word/2010/wordprocessingGroup" xmlns:wpi="http://schemas.microsoft.com/office/word/2010/wordprocessingInk" xmlns:wne="http://schemas.microsoft.com/office/word/2006/wordml" xmlns:wps="http://schemas.microsoft.com/office/word/2010/wordprocessingShape" xmlns:wpsCustomData="http://www.wps.cn/officeDocument/2013/wpsCustomData" mc:Ignorable="w14 w15 wp14">
   <w:body>
     <w:p>
       <w:pPr>
-        <w:pStyle w:val="1"/>
+        <w:pStyle w:val="3"/>
         <w:spacing w:after="200" w:line="276" w:lineRule="auto"/>
         <w:jc w:val="center"/>
         <w:rPr>
@@ -17,26 +17,12 @@
           <w:rFonts w:eastAsiaTheme="minorHAnsi"/>
           <w:color w:val="000000"/>
         </w:rPr>
-        <w:t xml:space="preserve">МИНИСТЕРСТВО </w:t>
-      </w:r>
-      <w:r>
-        <w:rPr>
-          <w:rFonts w:eastAsiaTheme="minorHAnsi"/>
-          <w:color w:val="000000"/>
-        </w:rPr>
-        <w:t>ПРОСВЕЩЕНИЯ</w:t>
-      </w:r>
-      <w:r>
-        <w:rPr>
-          <w:rFonts w:eastAsiaTheme="minorHAnsi"/>
-          <w:color w:val="000000"/>
-        </w:rPr>
-        <w:t xml:space="preserve"> РОССИЙСКОЙ ФЕДЕРАЦИИ </w:t>
+        <w:t xml:space="preserve">МИНИСТЕРСТВО ПРОСВЕЩЕНИЯ РОССИЙСКОЙ ФЕДЕРАЦИИ </w:t>
       </w:r>
     </w:p>
     <w:p>
       <w:pPr>
-        <w:pStyle w:val="1"/>
+        <w:pStyle w:val="3"/>
         <w:spacing w:after="200" w:line="276" w:lineRule="auto"/>
         <w:jc w:val="center"/>
       </w:pPr>
@@ -46,13 +32,13 @@
     </w:p>
     <w:p>
       <w:pPr>
-        <w:pStyle w:val="1"/>
+        <w:pStyle w:val="3"/>
         <w:pBdr>
-          <w:top w:val="nil"/>
-          <w:left w:val="nil"/>
-          <w:bottom w:val="nil"/>
-          <w:right w:val="nil"/>
-          <w:between w:val="nil"/>
+          <w:top w:val="none" w:color="auto" w:sz="0" w:space="0"/>
+          <w:left w:val="none" w:color="auto" w:sz="0" w:space="0"/>
+          <w:bottom w:val="none" w:color="auto" w:sz="0" w:space="0"/>
+          <w:right w:val="none" w:color="auto" w:sz="0" w:space="0"/>
+          <w:between w:val="none" w:color="auto" w:sz="0" w:space="0"/>
         </w:pBdr>
         <w:jc w:val="center"/>
         <w:rPr>
@@ -68,36 +54,18 @@
           <w:sz w:val="22"/>
           <w:szCs w:val="22"/>
         </w:rPr>
-        <w:t xml:space="preserve">Институт </w:t>
-      </w:r>
-      <w:r>
-        <w:rPr>
-          <w:b/>
-          <w:color w:val="000000"/>
-          <w:sz w:val="22"/>
-          <w:szCs w:val="22"/>
-        </w:rPr>
-        <w:t>информационных технологий</w:t>
-      </w:r>
-      <w:r>
-        <w:rPr>
-          <w:b/>
-          <w:color w:val="000000"/>
-          <w:sz w:val="22"/>
-          <w:szCs w:val="22"/>
-        </w:rPr>
-        <w:t xml:space="preserve"> и технологического образования</w:t>
+        <w:t>Институт информационных технологий и технологического образования</w:t>
       </w:r>
     </w:p>
     <w:p>
       <w:pPr>
-        <w:pStyle w:val="1"/>
+        <w:pStyle w:val="3"/>
         <w:pBdr>
-          <w:top w:val="nil"/>
-          <w:left w:val="nil"/>
-          <w:bottom w:val="nil"/>
-          <w:right w:val="nil"/>
-          <w:between w:val="nil"/>
+          <w:top w:val="none" w:color="auto" w:sz="0" w:space="0"/>
+          <w:left w:val="none" w:color="auto" w:sz="0" w:space="0"/>
+          <w:bottom w:val="none" w:color="auto" w:sz="0" w:space="0"/>
+          <w:right w:val="none" w:color="auto" w:sz="0" w:space="0"/>
+          <w:between w:val="none" w:color="auto" w:sz="0" w:space="0"/>
         </w:pBdr>
         <w:jc w:val="center"/>
         <w:rPr>
@@ -113,36 +81,18 @@
           <w:sz w:val="22"/>
           <w:szCs w:val="22"/>
         </w:rPr>
-        <w:t xml:space="preserve">Кафедра </w:t>
-      </w:r>
-      <w:r>
-        <w:rPr>
-          <w:b/>
-          <w:color w:val="000000"/>
-          <w:sz w:val="22"/>
-          <w:szCs w:val="22"/>
-        </w:rPr>
-        <w:t>информационных</w:t>
-      </w:r>
-      <w:r>
-        <w:rPr>
-          <w:b/>
-          <w:color w:val="000000"/>
-          <w:sz w:val="22"/>
-          <w:szCs w:val="22"/>
-        </w:rPr>
-        <w:t xml:space="preserve"> технологий и электронного обучения</w:t>
+        <w:t>Кафедра информационных технологий и электронного обучения</w:t>
       </w:r>
     </w:p>
     <w:p>
       <w:pPr>
-        <w:pStyle w:val="1"/>
+        <w:pStyle w:val="3"/>
         <w:pBdr>
-          <w:top w:val="nil"/>
-          <w:left w:val="nil"/>
-          <w:bottom w:val="nil"/>
-          <w:right w:val="nil"/>
-          <w:between w:val="nil"/>
+          <w:top w:val="none" w:color="auto" w:sz="0" w:space="0"/>
+          <w:left w:val="none" w:color="auto" w:sz="0" w:space="0"/>
+          <w:bottom w:val="none" w:color="auto" w:sz="0" w:space="0"/>
+          <w:right w:val="none" w:color="auto" w:sz="0" w:space="0"/>
+          <w:between w:val="none" w:color="auto" w:sz="0" w:space="0"/>
         </w:pBdr>
         <w:jc w:val="both"/>
         <w:rPr>
@@ -154,13 +104,13 @@
     </w:p>
     <w:p>
       <w:pPr>
-        <w:pStyle w:val="1"/>
+        <w:pStyle w:val="3"/>
         <w:pBdr>
-          <w:top w:val="nil"/>
-          <w:left w:val="nil"/>
-          <w:bottom w:val="nil"/>
-          <w:right w:val="nil"/>
-          <w:between w:val="nil"/>
+          <w:top w:val="none" w:color="auto" w:sz="0" w:space="0"/>
+          <w:left w:val="none" w:color="auto" w:sz="0" w:space="0"/>
+          <w:bottom w:val="none" w:color="auto" w:sz="0" w:space="0"/>
+          <w:right w:val="none" w:color="auto" w:sz="0" w:space="0"/>
+          <w:between w:val="none" w:color="auto" w:sz="0" w:space="0"/>
         </w:pBdr>
         <w:shd w:val="clear" w:color="auto" w:fill="FFFFFF"/>
         <w:spacing w:line="276" w:lineRule="auto"/>
@@ -177,50 +127,18 @@
           <w:sz w:val="22"/>
           <w:szCs w:val="22"/>
         </w:rPr>
-        <w:t xml:space="preserve">по направлению </w:t>
-      </w:r>
-      <w:r>
-        <w:rPr>
-          <w:color w:val="000000"/>
-          <w:sz w:val="22"/>
-          <w:szCs w:val="22"/>
-        </w:rPr>
-        <w:t>«</w:t>
-      </w:r>
-      <w:r>
-        <w:rPr>
-          <w:color w:val="000000"/>
-          <w:sz w:val="22"/>
-          <w:szCs w:val="22"/>
-        </w:rPr>
-        <w:t>09.03.01 – Информатика и вычислительная техника</w:t>
-      </w:r>
-      <w:r>
-        <w:rPr>
-          <w:color w:val="000000"/>
-          <w:sz w:val="22"/>
-          <w:szCs w:val="22"/>
-        </w:rPr>
-        <w:t>»</w:t>
-      </w:r>
-      <w:r>
-        <w:rPr>
-          <w:color w:val="000000"/>
-          <w:sz w:val="22"/>
-          <w:szCs w:val="22"/>
-        </w:rPr>
-        <w:t xml:space="preserve"> </w:t>
+        <w:t xml:space="preserve">по направлению «09.03.01 – Информатика и вычислительная техника» </w:t>
       </w:r>
     </w:p>
     <w:p>
       <w:pPr>
-        <w:pStyle w:val="1"/>
+        <w:pStyle w:val="3"/>
         <w:pBdr>
-          <w:top w:val="nil"/>
-          <w:left w:val="nil"/>
-          <w:bottom w:val="nil"/>
-          <w:right w:val="nil"/>
-          <w:between w:val="nil"/>
+          <w:top w:val="none" w:color="auto" w:sz="0" w:space="0"/>
+          <w:left w:val="none" w:color="auto" w:sz="0" w:space="0"/>
+          <w:bottom w:val="none" w:color="auto" w:sz="0" w:space="0"/>
+          <w:right w:val="none" w:color="auto" w:sz="0" w:space="0"/>
+          <w:between w:val="none" w:color="auto" w:sz="0" w:space="0"/>
         </w:pBdr>
         <w:shd w:val="clear" w:color="auto" w:fill="FFFFFF"/>
         <w:spacing w:line="276" w:lineRule="auto"/>
@@ -237,50 +155,18 @@
           <w:sz w:val="22"/>
           <w:szCs w:val="22"/>
         </w:rPr>
-        <w:t xml:space="preserve">(профиль: </w:t>
-      </w:r>
-      <w:r>
-        <w:rPr>
-          <w:color w:val="000000"/>
-          <w:sz w:val="22"/>
-          <w:szCs w:val="22"/>
-        </w:rPr>
-        <w:t>«</w:t>
-      </w:r>
-      <w:r>
-        <w:rPr>
-          <w:color w:val="000000"/>
-          <w:sz w:val="22"/>
-          <w:szCs w:val="22"/>
-        </w:rPr>
-        <w:t>Технологии разработки программного обеспечения и обработки больших данных</w:t>
-      </w:r>
-      <w:r>
-        <w:rPr>
-          <w:color w:val="000000"/>
-          <w:sz w:val="22"/>
-          <w:szCs w:val="22"/>
-        </w:rPr>
-        <w:t>»</w:t>
-      </w:r>
-      <w:r>
-        <w:rPr>
-          <w:color w:val="000000"/>
-          <w:sz w:val="22"/>
-          <w:szCs w:val="22"/>
-        </w:rPr>
-        <w:t>)</w:t>
+        <w:t>(профиль: «Технологии разработки программного обеспечения и обработки больших данных»)</w:t>
       </w:r>
     </w:p>
     <w:p>
       <w:pPr>
-        <w:pStyle w:val="1"/>
+        <w:pStyle w:val="3"/>
         <w:pBdr>
-          <w:top w:val="nil"/>
-          <w:left w:val="nil"/>
-          <w:bottom w:val="nil"/>
-          <w:right w:val="nil"/>
-          <w:between w:val="nil"/>
+          <w:top w:val="none" w:color="auto" w:sz="0" w:space="0"/>
+          <w:left w:val="none" w:color="auto" w:sz="0" w:space="0"/>
+          <w:bottom w:val="none" w:color="auto" w:sz="0" w:space="0"/>
+          <w:right w:val="none" w:color="auto" w:sz="0" w:space="0"/>
+          <w:between w:val="none" w:color="auto" w:sz="0" w:space="0"/>
         </w:pBdr>
         <w:ind w:left="-540"/>
         <w:jc w:val="right"/>
@@ -293,13 +179,13 @@
     </w:p>
     <w:p>
       <w:pPr>
-        <w:pStyle w:val="1"/>
+        <w:pStyle w:val="3"/>
         <w:pBdr>
-          <w:top w:val="nil"/>
-          <w:left w:val="nil"/>
-          <w:bottom w:val="nil"/>
-          <w:right w:val="nil"/>
-          <w:between w:val="nil"/>
+          <w:top w:val="none" w:color="auto" w:sz="0" w:space="0"/>
+          <w:left w:val="none" w:color="auto" w:sz="0" w:space="0"/>
+          <w:bottom w:val="none" w:color="auto" w:sz="0" w:space="0"/>
+          <w:right w:val="none" w:color="auto" w:sz="0" w:space="0"/>
+          <w:between w:val="none" w:color="auto" w:sz="0" w:space="0"/>
         </w:pBdr>
         <w:ind w:left="-540"/>
         <w:jc w:val="right"/>
@@ -322,13 +208,13 @@
     </w:p>
     <w:p>
       <w:pPr>
-        <w:pStyle w:val="1"/>
+        <w:pStyle w:val="3"/>
         <w:pBdr>
-          <w:top w:val="nil"/>
-          <w:left w:val="nil"/>
-          <w:bottom w:val="nil"/>
-          <w:right w:val="nil"/>
-          <w:between w:val="nil"/>
+          <w:top w:val="none" w:color="auto" w:sz="0" w:space="0"/>
+          <w:left w:val="none" w:color="auto" w:sz="0" w:space="0"/>
+          <w:bottom w:val="none" w:color="auto" w:sz="0" w:space="0"/>
+          <w:right w:val="none" w:color="auto" w:sz="0" w:space="0"/>
+          <w:between w:val="none" w:color="auto" w:sz="0" w:space="0"/>
         </w:pBdr>
         <w:ind w:left="-540"/>
         <w:jc w:val="right"/>
@@ -344,36 +230,18 @@
           <w:sz w:val="22"/>
           <w:szCs w:val="22"/>
         </w:rPr>
-        <w:t xml:space="preserve">Зав. кафедрой  </w:t>
-      </w:r>
-      <w:proofErr w:type="spellStart"/>
-      <w:r>
-        <w:rPr>
-          <w:color w:val="000000"/>
-          <w:sz w:val="22"/>
-          <w:szCs w:val="22"/>
-        </w:rPr>
-        <w:t>д.п.н</w:t>
-      </w:r>
-      <w:proofErr w:type="spellEnd"/>
-      <w:r>
-        <w:rPr>
-          <w:color w:val="000000"/>
-          <w:sz w:val="22"/>
-          <w:szCs w:val="22"/>
-        </w:rPr>
-        <w:t>., проф.</w:t>
+        <w:t>Зав. кафедрой  д.п.н., проф.</w:t>
       </w:r>
     </w:p>
     <w:p>
       <w:pPr>
-        <w:pStyle w:val="1"/>
+        <w:pStyle w:val="3"/>
         <w:pBdr>
-          <w:top w:val="nil"/>
-          <w:left w:val="nil"/>
-          <w:bottom w:val="nil"/>
-          <w:right w:val="nil"/>
-          <w:between w:val="nil"/>
+          <w:top w:val="none" w:color="auto" w:sz="0" w:space="0"/>
+          <w:left w:val="none" w:color="auto" w:sz="0" w:space="0"/>
+          <w:bottom w:val="none" w:color="auto" w:sz="0" w:space="0"/>
+          <w:right w:val="none" w:color="auto" w:sz="0" w:space="0"/>
+          <w:between w:val="none" w:color="auto" w:sz="0" w:space="0"/>
         </w:pBdr>
         <w:ind w:left="-540"/>
         <w:jc w:val="right"/>
@@ -394,13 +262,13 @@
     </w:p>
     <w:p>
       <w:pPr>
-        <w:pStyle w:val="1"/>
+        <w:pStyle w:val="3"/>
         <w:pBdr>
-          <w:top w:val="nil"/>
-          <w:left w:val="nil"/>
-          <w:bottom w:val="nil"/>
-          <w:right w:val="nil"/>
-          <w:between w:val="nil"/>
+          <w:top w:val="none" w:color="auto" w:sz="0" w:space="0"/>
+          <w:left w:val="none" w:color="auto" w:sz="0" w:space="0"/>
+          <w:bottom w:val="none" w:color="auto" w:sz="0" w:space="0"/>
+          <w:right w:val="none" w:color="auto" w:sz="0" w:space="0"/>
+          <w:between w:val="none" w:color="auto" w:sz="0" w:space="0"/>
         </w:pBdr>
         <w:ind w:left="-540"/>
         <w:jc w:val="right"/>
@@ -410,7 +278,6 @@
           <w:szCs w:val="22"/>
         </w:rPr>
       </w:pPr>
-      <w:proofErr w:type="spellStart"/>
       <w:r>
         <w:rPr>
           <w:color w:val="000000"/>
@@ -419,17 +286,16 @@
         </w:rPr>
         <w:t>Е.З.Власова</w:t>
       </w:r>
-      <w:proofErr w:type="spellEnd"/>
     </w:p>
     <w:p>
       <w:pPr>
-        <w:pStyle w:val="1"/>
+        <w:pStyle w:val="3"/>
         <w:pBdr>
-          <w:top w:val="nil"/>
-          <w:left w:val="nil"/>
-          <w:bottom w:val="nil"/>
-          <w:right w:val="nil"/>
-          <w:between w:val="nil"/>
+          <w:top w:val="none" w:color="auto" w:sz="0" w:space="0"/>
+          <w:left w:val="none" w:color="auto" w:sz="0" w:space="0"/>
+          <w:bottom w:val="none" w:color="auto" w:sz="0" w:space="0"/>
+          <w:right w:val="none" w:color="auto" w:sz="0" w:space="0"/>
+          <w:between w:val="none" w:color="auto" w:sz="0" w:space="0"/>
         </w:pBdr>
         <w:ind w:left="-540" w:firstLine="708"/>
         <w:jc w:val="right"/>
@@ -460,15 +326,7 @@
           <w:sz w:val="22"/>
           <w:szCs w:val="22"/>
         </w:rPr>
-        <w:t xml:space="preserve"> 20</w:t>
-      </w:r>
-      <w:r>
-        <w:rPr>
-          <w:color w:val="000000"/>
-          <w:sz w:val="22"/>
-          <w:szCs w:val="22"/>
-        </w:rPr>
-        <w:t>_</w:t>
+        <w:t xml:space="preserve"> 20_</w:t>
       </w:r>
       <w:r>
         <w:rPr>
@@ -488,13 +346,13 @@
     </w:p>
     <w:p>
       <w:pPr>
-        <w:pStyle w:val="1"/>
+        <w:pStyle w:val="3"/>
         <w:pBdr>
-          <w:top w:val="nil"/>
-          <w:left w:val="nil"/>
-          <w:bottom w:val="nil"/>
-          <w:right w:val="nil"/>
-          <w:between w:val="nil"/>
+          <w:top w:val="none" w:color="auto" w:sz="0" w:space="0"/>
+          <w:left w:val="none" w:color="auto" w:sz="0" w:space="0"/>
+          <w:bottom w:val="none" w:color="auto" w:sz="0" w:space="0"/>
+          <w:right w:val="none" w:color="auto" w:sz="0" w:space="0"/>
+          <w:between w:val="none" w:color="auto" w:sz="0" w:space="0"/>
         </w:pBdr>
         <w:ind w:left="-540" w:firstLine="426"/>
         <w:jc w:val="center"/>
@@ -507,13 +365,13 @@
     </w:p>
     <w:p>
       <w:pPr>
-        <w:pStyle w:val="1"/>
+        <w:pStyle w:val="3"/>
         <w:pBdr>
-          <w:top w:val="nil"/>
-          <w:left w:val="nil"/>
-          <w:bottom w:val="nil"/>
-          <w:right w:val="nil"/>
-          <w:between w:val="nil"/>
+          <w:top w:val="none" w:color="auto" w:sz="0" w:space="0"/>
+          <w:left w:val="none" w:color="auto" w:sz="0" w:space="0"/>
+          <w:bottom w:val="none" w:color="auto" w:sz="0" w:space="0"/>
+          <w:right w:val="none" w:color="auto" w:sz="0" w:space="0"/>
+          <w:between w:val="none" w:color="auto" w:sz="0" w:space="0"/>
         </w:pBdr>
         <w:ind w:left="-540" w:firstLine="426"/>
         <w:jc w:val="center"/>
@@ -527,13 +385,13 @@
     </w:p>
     <w:p>
       <w:pPr>
-        <w:pStyle w:val="1"/>
+        <w:pStyle w:val="3"/>
         <w:pBdr>
-          <w:top w:val="nil"/>
-          <w:left w:val="nil"/>
-          <w:bottom w:val="nil"/>
-          <w:right w:val="nil"/>
-          <w:between w:val="nil"/>
+          <w:top w:val="none" w:color="auto" w:sz="0" w:space="0"/>
+          <w:left w:val="none" w:color="auto" w:sz="0" w:space="0"/>
+          <w:bottom w:val="none" w:color="auto" w:sz="0" w:space="0"/>
+          <w:right w:val="none" w:color="auto" w:sz="0" w:space="0"/>
+          <w:between w:val="none" w:color="auto" w:sz="0" w:space="0"/>
         </w:pBdr>
         <w:ind w:left="-540" w:firstLine="426"/>
         <w:jc w:val="center"/>
@@ -555,13 +413,13 @@
     </w:p>
     <w:p>
       <w:pPr>
-        <w:pStyle w:val="1"/>
+        <w:pStyle w:val="3"/>
         <w:pBdr>
-          <w:top w:val="nil"/>
-          <w:left w:val="nil"/>
-          <w:bottom w:val="nil"/>
-          <w:right w:val="nil"/>
-          <w:between w:val="nil"/>
+          <w:top w:val="none" w:color="auto" w:sz="0" w:space="0"/>
+          <w:left w:val="none" w:color="auto" w:sz="0" w:space="0"/>
+          <w:bottom w:val="none" w:color="auto" w:sz="0" w:space="0"/>
+          <w:right w:val="none" w:color="auto" w:sz="0" w:space="0"/>
+          <w:between w:val="none" w:color="auto" w:sz="0" w:space="0"/>
         </w:pBdr>
         <w:ind w:left="-540" w:firstLine="426"/>
         <w:jc w:val="center"/>
@@ -583,13 +441,13 @@
     </w:p>
     <w:p>
       <w:pPr>
-        <w:pStyle w:val="1"/>
+        <w:pStyle w:val="3"/>
         <w:pBdr>
-          <w:top w:val="nil"/>
-          <w:left w:val="nil"/>
-          <w:bottom w:val="nil"/>
-          <w:right w:val="nil"/>
-          <w:between w:val="nil"/>
+          <w:top w:val="none" w:color="auto" w:sz="0" w:space="0"/>
+          <w:left w:val="none" w:color="auto" w:sz="0" w:space="0"/>
+          <w:bottom w:val="none" w:color="auto" w:sz="0" w:space="0"/>
+          <w:right w:val="none" w:color="auto" w:sz="0" w:space="0"/>
+          <w:between w:val="none" w:color="auto" w:sz="0" w:space="0"/>
         </w:pBdr>
         <w:ind w:left="-540" w:firstLine="426"/>
         <w:jc w:val="center"/>
@@ -605,42 +463,18 @@
           <w:sz w:val="22"/>
           <w:szCs w:val="22"/>
         </w:rPr>
-        <w:t xml:space="preserve">технологическая </w:t>
-      </w:r>
-      <w:r>
-        <w:rPr>
-          <w:b/>
-          <w:sz w:val="22"/>
-          <w:szCs w:val="22"/>
-        </w:rPr>
-        <w:t>(</w:t>
-      </w:r>
-      <w:r>
-        <w:rPr>
-          <w:b/>
-          <w:sz w:val="22"/>
-          <w:szCs w:val="22"/>
-        </w:rPr>
-        <w:t>проектно-технологическая</w:t>
-      </w:r>
-      <w:r>
-        <w:rPr>
-          <w:b/>
-          <w:sz w:val="22"/>
-          <w:szCs w:val="22"/>
-        </w:rPr>
-        <w:t>)</w:t>
+        <w:t>технологическая (проектно-технологическая)</w:t>
       </w:r>
     </w:p>
     <w:p>
       <w:pPr>
-        <w:pStyle w:val="1"/>
+        <w:pStyle w:val="3"/>
         <w:pBdr>
-          <w:top w:val="nil"/>
-          <w:left w:val="nil"/>
-          <w:bottom w:val="nil"/>
-          <w:right w:val="nil"/>
-          <w:between w:val="nil"/>
+          <w:top w:val="none" w:color="auto" w:sz="0" w:space="0"/>
+          <w:left w:val="none" w:color="auto" w:sz="0" w:space="0"/>
+          <w:bottom w:val="none" w:color="auto" w:sz="0" w:space="0"/>
+          <w:right w:val="none" w:color="auto" w:sz="0" w:space="0"/>
+          <w:between w:val="none" w:color="auto" w:sz="0" w:space="0"/>
         </w:pBdr>
         <w:ind w:left="-540" w:firstLine="426"/>
         <w:jc w:val="center"/>
@@ -653,13 +487,13 @@
     </w:p>
     <w:p>
       <w:pPr>
-        <w:pStyle w:val="1"/>
+        <w:pStyle w:val="3"/>
         <w:pBdr>
-          <w:top w:val="nil"/>
-          <w:left w:val="nil"/>
-          <w:bottom w:val="nil"/>
-          <w:right w:val="nil"/>
-          <w:between w:val="nil"/>
+          <w:top w:val="none" w:color="auto" w:sz="0" w:space="0"/>
+          <w:left w:val="none" w:color="auto" w:sz="0" w:space="0"/>
+          <w:bottom w:val="none" w:color="auto" w:sz="0" w:space="0"/>
+          <w:right w:val="none" w:color="auto" w:sz="0" w:space="0"/>
+          <w:between w:val="none" w:color="auto" w:sz="0" w:space="0"/>
         </w:pBdr>
         <w:ind w:left="-540" w:firstLine="426"/>
         <w:jc w:val="center"/>
@@ -672,13 +506,13 @@
     </w:p>
     <w:p>
       <w:pPr>
-        <w:pStyle w:val="1"/>
+        <w:pStyle w:val="3"/>
         <w:pBdr>
-          <w:top w:val="nil"/>
-          <w:left w:val="nil"/>
-          <w:bottom w:val="nil"/>
-          <w:right w:val="nil"/>
-          <w:between w:val="nil"/>
+          <w:top w:val="none" w:color="auto" w:sz="0" w:space="0"/>
+          <w:left w:val="none" w:color="auto" w:sz="0" w:space="0"/>
+          <w:bottom w:val="none" w:color="auto" w:sz="0" w:space="0"/>
+          <w:right w:val="none" w:color="auto" w:sz="0" w:space="0"/>
+          <w:between w:val="none" w:color="auto" w:sz="0" w:space="0"/>
         </w:pBdr>
         <w:ind w:left="-540" w:firstLine="426"/>
         <w:jc w:val="center"/>
@@ -702,14 +536,7 @@
           <w:sz w:val="22"/>
           <w:szCs w:val="22"/>
         </w:rPr>
-        <w:t>Студента   __</w:t>
-      </w:r>
-      <w:r>
-        <w:rPr>
-          <w:sz w:val="22"/>
-          <w:szCs w:val="22"/>
-        </w:rPr>
-        <w:t>______________________________________________________________________________</w:t>
+        <w:t>Студента   ________________________________________________________________________________</w:t>
       </w:r>
     </w:p>
     <w:p>
@@ -780,6 +607,8 @@
           <w:szCs w:val="22"/>
         </w:rPr>
       </w:pPr>
+      <w:bookmarkStart w:id="1" w:name="_GoBack"/>
+      <w:bookmarkEnd w:id="1"/>
     </w:p>
     <w:p>
       <w:pPr>
@@ -794,21 +623,7 @@
           <w:sz w:val="22"/>
           <w:szCs w:val="22"/>
         </w:rPr>
-        <w:t>Утверждено приказом  ФГБОУ ВО «РГПУ им. А. И. Герцена»</w:t>
-      </w:r>
-      <w:r>
-        <w:rPr>
-          <w:sz w:val="22"/>
-          <w:szCs w:val="22"/>
-        </w:rPr>
-        <w:t xml:space="preserve"> №__________ «___» __________20__</w:t>
-      </w:r>
-      <w:r>
-        <w:rPr>
-          <w:sz w:val="22"/>
-          <w:szCs w:val="22"/>
-        </w:rPr>
-        <w:t>__  г.</w:t>
+        <w:t>Утверждено приказом  ФГБОУ ВО «РГПУ им. А. И. Герцена» №__________ «___» __________20____  г.</w:t>
       </w:r>
     </w:p>
     <w:p>
@@ -860,13 +675,13 @@
     </w:p>
     <w:p>
       <w:pPr>
-        <w:pStyle w:val="1"/>
+        <w:pStyle w:val="3"/>
         <w:pBdr>
-          <w:top w:val="nil"/>
-          <w:left w:val="nil"/>
-          <w:bottom w:val="nil"/>
-          <w:right w:val="nil"/>
-          <w:between w:val="nil"/>
+          <w:top w:val="none" w:color="auto" w:sz="0" w:space="0"/>
+          <w:left w:val="none" w:color="auto" w:sz="0" w:space="0"/>
+          <w:bottom w:val="none" w:color="auto" w:sz="0" w:space="0"/>
+          <w:right w:val="none" w:color="auto" w:sz="0" w:space="0"/>
+          <w:between w:val="none" w:color="auto" w:sz="0" w:space="0"/>
         </w:pBdr>
         <w:shd w:val="clear" w:color="auto" w:fill="FFFFFF"/>
         <w:rPr>
@@ -878,13 +693,13 @@
     </w:p>
     <w:p>
       <w:pPr>
-        <w:pStyle w:val="1"/>
+        <w:pStyle w:val="3"/>
         <w:pBdr>
-          <w:top w:val="nil"/>
-          <w:left w:val="nil"/>
-          <w:bottom w:val="nil"/>
-          <w:right w:val="nil"/>
-          <w:between w:val="nil"/>
+          <w:top w:val="none" w:color="auto" w:sz="0" w:space="0"/>
+          <w:left w:val="none" w:color="auto" w:sz="0" w:space="0"/>
+          <w:bottom w:val="none" w:color="auto" w:sz="0" w:space="0"/>
+          <w:right w:val="none" w:color="auto" w:sz="0" w:space="0"/>
+          <w:between w:val="none" w:color="auto" w:sz="0" w:space="0"/>
         </w:pBdr>
         <w:shd w:val="clear" w:color="auto" w:fill="FFFFFF"/>
         <w:rPr>
@@ -896,13 +711,13 @@
     </w:p>
     <w:p>
       <w:pPr>
-        <w:pStyle w:val="1"/>
+        <w:pStyle w:val="3"/>
         <w:pBdr>
-          <w:top w:val="nil"/>
-          <w:left w:val="nil"/>
-          <w:bottom w:val="nil"/>
-          <w:right w:val="nil"/>
-          <w:between w:val="nil"/>
+          <w:top w:val="none" w:color="auto" w:sz="0" w:space="0"/>
+          <w:left w:val="none" w:color="auto" w:sz="0" w:space="0"/>
+          <w:bottom w:val="none" w:color="auto" w:sz="0" w:space="0"/>
+          <w:right w:val="none" w:color="auto" w:sz="0" w:space="0"/>
+          <w:between w:val="none" w:color="auto" w:sz="0" w:space="0"/>
         </w:pBdr>
         <w:jc w:val="center"/>
         <w:rPr>
@@ -923,13 +738,13 @@
     </w:p>
     <w:p>
       <w:pPr>
-        <w:pStyle w:val="1"/>
+        <w:pStyle w:val="3"/>
         <w:pBdr>
-          <w:top w:val="nil"/>
-          <w:left w:val="nil"/>
-          <w:bottom w:val="nil"/>
-          <w:right w:val="nil"/>
-          <w:between w:val="nil"/>
+          <w:top w:val="none" w:color="auto" w:sz="0" w:space="0"/>
+          <w:left w:val="none" w:color="auto" w:sz="0" w:space="0"/>
+          <w:bottom w:val="none" w:color="auto" w:sz="0" w:space="0"/>
+          <w:right w:val="none" w:color="auto" w:sz="0" w:space="0"/>
+          <w:between w:val="none" w:color="auto" w:sz="0" w:space="0"/>
         </w:pBdr>
         <w:rPr>
           <w:color w:val="000000"/>
@@ -940,19 +755,24 @@
     </w:p>
     <w:tbl>
       <w:tblPr>
-        <w:tblStyle w:val="a"/>
+        <w:tblStyle w:val="20"/>
         <w:tblW w:w="9720" w:type="dxa"/>
         <w:tblInd w:w="0" w:type="dxa"/>
         <w:tblBorders>
-          <w:top w:val="single" w:sz="4" w:space="0" w:color="000000"/>
-          <w:left w:val="single" w:sz="4" w:space="0" w:color="000000"/>
-          <w:bottom w:val="single" w:sz="4" w:space="0" w:color="000000"/>
-          <w:right w:val="single" w:sz="4" w:space="0" w:color="000000"/>
-          <w:insideH w:val="single" w:sz="4" w:space="0" w:color="000000"/>
-          <w:insideV w:val="single" w:sz="4" w:space="0" w:color="000000"/>
+          <w:top w:val="single" w:color="000000" w:sz="4" w:space="0"/>
+          <w:left w:val="single" w:color="000000" w:sz="4" w:space="0"/>
+          <w:bottom w:val="single" w:color="000000" w:sz="4" w:space="0"/>
+          <w:right w:val="single" w:color="000000" w:sz="4" w:space="0"/>
+          <w:insideH w:val="single" w:color="000000" w:sz="4" w:space="0"/>
+          <w:insideV w:val="single" w:color="000000" w:sz="4" w:space="0"/>
         </w:tblBorders>
         <w:tblLayout w:type="fixed"/>
-        <w:tblLook w:val="0000" w:firstRow="0" w:lastRow="0" w:firstColumn="0" w:lastColumn="0" w:noHBand="0" w:noVBand="0"/>
+        <w:tblCellMar>
+          <w:top w:w="0" w:type="dxa"/>
+          <w:left w:w="108" w:type="dxa"/>
+          <w:bottom w:w="0" w:type="dxa"/>
+          <w:right w:w="108" w:type="dxa"/>
+        </w:tblCellMar>
       </w:tblPr>
       <w:tblGrid>
         <w:gridCol w:w="4536"/>
@@ -961,26 +781,42 @@
         <w:gridCol w:w="1498"/>
       </w:tblGrid>
       <w:tr>
+        <w:tblPrEx>
+          <w:tblBorders>
+            <w:top w:val="single" w:color="000000" w:sz="4" w:space="0"/>
+            <w:left w:val="single" w:color="000000" w:sz="4" w:space="0"/>
+            <w:bottom w:val="single" w:color="000000" w:sz="4" w:space="0"/>
+            <w:right w:val="single" w:color="000000" w:sz="4" w:space="0"/>
+            <w:insideH w:val="single" w:color="000000" w:sz="4" w:space="0"/>
+            <w:insideV w:val="single" w:color="000000" w:sz="4" w:space="0"/>
+          </w:tblBorders>
+          <w:tblCellMar>
+            <w:top w:w="0" w:type="dxa"/>
+            <w:left w:w="108" w:type="dxa"/>
+            <w:bottom w:w="0" w:type="dxa"/>
+            <w:right w:w="108" w:type="dxa"/>
+          </w:tblCellMar>
+        </w:tblPrEx>
         <w:tc>
           <w:tcPr>
             <w:tcW w:w="4536" w:type="dxa"/>
             <w:vMerge w:val="restart"/>
             <w:tcBorders>
-              <w:top w:val="single" w:sz="4" w:space="0" w:color="000000"/>
-              <w:left w:val="single" w:sz="4" w:space="0" w:color="000000"/>
-              <w:bottom w:val="single" w:sz="4" w:space="0" w:color="000000"/>
-              <w:right w:val="single" w:sz="4" w:space="0" w:color="000000"/>
+              <w:top w:val="single" w:color="000000" w:sz="4" w:space="0"/>
+              <w:left w:val="single" w:color="000000" w:sz="4" w:space="0"/>
+              <w:bottom w:val="single" w:color="000000" w:sz="4" w:space="0"/>
+              <w:right w:val="single" w:color="000000" w:sz="4" w:space="0"/>
             </w:tcBorders>
           </w:tcPr>
           <w:p>
             <w:pPr>
-              <w:pStyle w:val="1"/>
-              <w:pBdr>
-                <w:top w:val="nil"/>
-                <w:left w:val="nil"/>
-                <w:bottom w:val="nil"/>
-                <w:right w:val="nil"/>
-                <w:between w:val="nil"/>
+              <w:pStyle w:val="3"/>
+              <w:pBdr>
+                <w:top w:val="none" w:color="auto" w:sz="0" w:space="0"/>
+                <w:left w:val="none" w:color="auto" w:sz="0" w:space="0"/>
+                <w:bottom w:val="none" w:color="auto" w:sz="0" w:space="0"/>
+                <w:right w:val="none" w:color="auto" w:sz="0" w:space="0"/>
+                <w:between w:val="none" w:color="auto" w:sz="0" w:space="0"/>
               </w:pBdr>
               <w:jc w:val="center"/>
               <w:rPr>
@@ -1004,21 +840,21 @@
             <w:tcW w:w="2552" w:type="dxa"/>
             <w:vMerge w:val="restart"/>
             <w:tcBorders>
-              <w:top w:val="single" w:sz="4" w:space="0" w:color="000000"/>
-              <w:left w:val="single" w:sz="4" w:space="0" w:color="000000"/>
-              <w:bottom w:val="single" w:sz="4" w:space="0" w:color="000000"/>
-              <w:right w:val="single" w:sz="4" w:space="0" w:color="000000"/>
+              <w:top w:val="single" w:color="000000" w:sz="4" w:space="0"/>
+              <w:left w:val="single" w:color="000000" w:sz="4" w:space="0"/>
+              <w:bottom w:val="single" w:color="000000" w:sz="4" w:space="0"/>
+              <w:right w:val="single" w:color="000000" w:sz="4" w:space="0"/>
             </w:tcBorders>
           </w:tcPr>
           <w:p>
             <w:pPr>
-              <w:pStyle w:val="1"/>
-              <w:pBdr>
-                <w:top w:val="nil"/>
-                <w:left w:val="nil"/>
-                <w:bottom w:val="nil"/>
-                <w:right w:val="nil"/>
-                <w:between w:val="nil"/>
+              <w:pStyle w:val="3"/>
+              <w:pBdr>
+                <w:top w:val="none" w:color="auto" w:sz="0" w:space="0"/>
+                <w:left w:val="none" w:color="auto" w:sz="0" w:space="0"/>
+                <w:bottom w:val="none" w:color="auto" w:sz="0" w:space="0"/>
+                <w:right w:val="none" w:color="auto" w:sz="0" w:space="0"/>
+                <w:between w:val="none" w:color="auto" w:sz="0" w:space="0"/>
               </w:pBdr>
               <w:rPr>
                 <w:color w:val="000000"/>
@@ -1041,21 +877,21 @@
             <w:tcW w:w="2632" w:type="dxa"/>
             <w:gridSpan w:val="2"/>
             <w:tcBorders>
-              <w:top w:val="single" w:sz="4" w:space="0" w:color="000000"/>
-              <w:left w:val="single" w:sz="4" w:space="0" w:color="000000"/>
-              <w:bottom w:val="single" w:sz="4" w:space="0" w:color="000000"/>
-              <w:right w:val="single" w:sz="4" w:space="0" w:color="000000"/>
+              <w:top w:val="single" w:color="000000" w:sz="4" w:space="0"/>
+              <w:left w:val="single" w:color="000000" w:sz="4" w:space="0"/>
+              <w:bottom w:val="single" w:color="000000" w:sz="4" w:space="0"/>
+              <w:right w:val="single" w:color="000000" w:sz="4" w:space="0"/>
             </w:tcBorders>
           </w:tcPr>
           <w:p>
             <w:pPr>
-              <w:pStyle w:val="1"/>
-              <w:pBdr>
-                <w:top w:val="nil"/>
-                <w:left w:val="nil"/>
-                <w:bottom w:val="nil"/>
-                <w:right w:val="nil"/>
-                <w:between w:val="nil"/>
+              <w:pStyle w:val="3"/>
+              <w:pBdr>
+                <w:top w:val="none" w:color="auto" w:sz="0" w:space="0"/>
+                <w:left w:val="none" w:color="auto" w:sz="0" w:space="0"/>
+                <w:bottom w:val="none" w:color="auto" w:sz="0" w:space="0"/>
+                <w:right w:val="none" w:color="auto" w:sz="0" w:space="0"/>
+                <w:between w:val="none" w:color="auto" w:sz="0" w:space="0"/>
               </w:pBdr>
               <w:jc w:val="center"/>
               <w:rPr>
@@ -1075,13 +911,13 @@
           </w:p>
           <w:p>
             <w:pPr>
-              <w:pStyle w:val="1"/>
-              <w:pBdr>
-                <w:top w:val="nil"/>
-                <w:left w:val="nil"/>
-                <w:bottom w:val="nil"/>
-                <w:right w:val="nil"/>
-                <w:between w:val="nil"/>
+              <w:pStyle w:val="3"/>
+              <w:pBdr>
+                <w:top w:val="none" w:color="auto" w:sz="0" w:space="0"/>
+                <w:left w:val="none" w:color="auto" w:sz="0" w:space="0"/>
+                <w:bottom w:val="none" w:color="auto" w:sz="0" w:space="0"/>
+                <w:right w:val="none" w:color="auto" w:sz="0" w:space="0"/>
+                <w:between w:val="none" w:color="auto" w:sz="0" w:space="0"/>
               </w:pBdr>
               <w:jc w:val="center"/>
               <w:rPr>
@@ -1102,27 +938,43 @@
         </w:tc>
       </w:tr>
       <w:tr>
+        <w:tblPrEx>
+          <w:tblBorders>
+            <w:top w:val="single" w:color="000000" w:sz="4" w:space="0"/>
+            <w:left w:val="single" w:color="000000" w:sz="4" w:space="0"/>
+            <w:bottom w:val="single" w:color="000000" w:sz="4" w:space="0"/>
+            <w:right w:val="single" w:color="000000" w:sz="4" w:space="0"/>
+            <w:insideH w:val="single" w:color="000000" w:sz="4" w:space="0"/>
+            <w:insideV w:val="single" w:color="000000" w:sz="4" w:space="0"/>
+          </w:tblBorders>
+          <w:tblCellMar>
+            <w:top w:w="0" w:type="dxa"/>
+            <w:left w:w="108" w:type="dxa"/>
+            <w:bottom w:w="0" w:type="dxa"/>
+            <w:right w:w="108" w:type="dxa"/>
+          </w:tblCellMar>
+        </w:tblPrEx>
         <w:tc>
           <w:tcPr>
             <w:tcW w:w="4536" w:type="dxa"/>
-            <w:vMerge/>
+            <w:vMerge w:val="continue"/>
             <w:tcBorders>
-              <w:top w:val="single" w:sz="4" w:space="0" w:color="000000"/>
-              <w:left w:val="single" w:sz="4" w:space="0" w:color="000000"/>
-              <w:bottom w:val="single" w:sz="4" w:space="0" w:color="000000"/>
-              <w:right w:val="single" w:sz="4" w:space="0" w:color="000000"/>
+              <w:top w:val="single" w:color="000000" w:sz="4" w:space="0"/>
+              <w:left w:val="single" w:color="000000" w:sz="4" w:space="0"/>
+              <w:bottom w:val="single" w:color="000000" w:sz="4" w:space="0"/>
+              <w:right w:val="single" w:color="000000" w:sz="4" w:space="0"/>
             </w:tcBorders>
           </w:tcPr>
           <w:p>
             <w:pPr>
-              <w:pStyle w:val="1"/>
+              <w:pStyle w:val="3"/>
               <w:widowControl w:val="0"/>
               <w:pBdr>
-                <w:top w:val="nil"/>
-                <w:left w:val="nil"/>
-                <w:bottom w:val="nil"/>
-                <w:right w:val="nil"/>
-                <w:between w:val="nil"/>
+                <w:top w:val="none" w:color="auto" w:sz="0" w:space="0"/>
+                <w:left w:val="none" w:color="auto" w:sz="0" w:space="0"/>
+                <w:bottom w:val="none" w:color="auto" w:sz="0" w:space="0"/>
+                <w:right w:val="none" w:color="auto" w:sz="0" w:space="0"/>
+                <w:between w:val="none" w:color="auto" w:sz="0" w:space="0"/>
               </w:pBdr>
               <w:spacing w:line="276" w:lineRule="auto"/>
               <w:rPr>
@@ -1136,24 +988,24 @@
         <w:tc>
           <w:tcPr>
             <w:tcW w:w="2552" w:type="dxa"/>
-            <w:vMerge/>
+            <w:vMerge w:val="continue"/>
             <w:tcBorders>
-              <w:top w:val="single" w:sz="4" w:space="0" w:color="000000"/>
-              <w:left w:val="single" w:sz="4" w:space="0" w:color="000000"/>
-              <w:bottom w:val="single" w:sz="4" w:space="0" w:color="000000"/>
-              <w:right w:val="single" w:sz="4" w:space="0" w:color="000000"/>
+              <w:top w:val="single" w:color="000000" w:sz="4" w:space="0"/>
+              <w:left w:val="single" w:color="000000" w:sz="4" w:space="0"/>
+              <w:bottom w:val="single" w:color="000000" w:sz="4" w:space="0"/>
+              <w:right w:val="single" w:color="000000" w:sz="4" w:space="0"/>
             </w:tcBorders>
           </w:tcPr>
           <w:p>
             <w:pPr>
-              <w:pStyle w:val="1"/>
+              <w:pStyle w:val="3"/>
               <w:widowControl w:val="0"/>
               <w:pBdr>
-                <w:top w:val="nil"/>
-                <w:left w:val="nil"/>
-                <w:bottom w:val="nil"/>
-                <w:right w:val="nil"/>
-                <w:between w:val="nil"/>
+                <w:top w:val="none" w:color="auto" w:sz="0" w:space="0"/>
+                <w:left w:val="none" w:color="auto" w:sz="0" w:space="0"/>
+                <w:bottom w:val="none" w:color="auto" w:sz="0" w:space="0"/>
+                <w:right w:val="none" w:color="auto" w:sz="0" w:space="0"/>
+                <w:between w:val="none" w:color="auto" w:sz="0" w:space="0"/>
               </w:pBdr>
               <w:spacing w:line="276" w:lineRule="auto"/>
               <w:rPr>
@@ -1168,21 +1020,21 @@
           <w:tcPr>
             <w:tcW w:w="1134" w:type="dxa"/>
             <w:tcBorders>
-              <w:top w:val="single" w:sz="4" w:space="0" w:color="000000"/>
-              <w:left w:val="single" w:sz="4" w:space="0" w:color="000000"/>
-              <w:bottom w:val="single" w:sz="4" w:space="0" w:color="000000"/>
-              <w:right w:val="single" w:sz="4" w:space="0" w:color="000000"/>
+              <w:top w:val="single" w:color="000000" w:sz="4" w:space="0"/>
+              <w:left w:val="single" w:color="000000" w:sz="4" w:space="0"/>
+              <w:bottom w:val="single" w:color="000000" w:sz="4" w:space="0"/>
+              <w:right w:val="single" w:color="000000" w:sz="4" w:space="0"/>
             </w:tcBorders>
           </w:tcPr>
           <w:p>
             <w:pPr>
-              <w:pStyle w:val="1"/>
-              <w:pBdr>
-                <w:top w:val="nil"/>
-                <w:left w:val="nil"/>
-                <w:bottom w:val="nil"/>
-                <w:right w:val="nil"/>
-                <w:between w:val="nil"/>
+              <w:pStyle w:val="3"/>
+              <w:pBdr>
+                <w:top w:val="none" w:color="auto" w:sz="0" w:space="0"/>
+                <w:left w:val="none" w:color="auto" w:sz="0" w:space="0"/>
+                <w:bottom w:val="none" w:color="auto" w:sz="0" w:space="0"/>
+                <w:right w:val="none" w:color="auto" w:sz="0" w:space="0"/>
+                <w:between w:val="none" w:color="auto" w:sz="0" w:space="0"/>
               </w:pBdr>
               <w:jc w:val="center"/>
               <w:rPr>
@@ -1205,21 +1057,21 @@
           <w:tcPr>
             <w:tcW w:w="1498" w:type="dxa"/>
             <w:tcBorders>
-              <w:top w:val="single" w:sz="4" w:space="0" w:color="000000"/>
-              <w:left w:val="single" w:sz="4" w:space="0" w:color="000000"/>
-              <w:bottom w:val="single" w:sz="4" w:space="0" w:color="000000"/>
-              <w:right w:val="single" w:sz="4" w:space="0" w:color="000000"/>
+              <w:top w:val="single" w:color="000000" w:sz="4" w:space="0"/>
+              <w:left w:val="single" w:color="000000" w:sz="4" w:space="0"/>
+              <w:bottom w:val="single" w:color="000000" w:sz="4" w:space="0"/>
+              <w:right w:val="single" w:color="000000" w:sz="4" w:space="0"/>
             </w:tcBorders>
           </w:tcPr>
           <w:p>
             <w:pPr>
-              <w:pStyle w:val="1"/>
-              <w:pBdr>
-                <w:top w:val="nil"/>
-                <w:left w:val="nil"/>
-                <w:bottom w:val="nil"/>
-                <w:right w:val="nil"/>
-                <w:between w:val="nil"/>
+              <w:pStyle w:val="3"/>
+              <w:pBdr>
+                <w:top w:val="none" w:color="auto" w:sz="0" w:space="0"/>
+                <w:left w:val="none" w:color="auto" w:sz="0" w:space="0"/>
+                <w:bottom w:val="none" w:color="auto" w:sz="0" w:space="0"/>
+                <w:right w:val="none" w:color="auto" w:sz="0" w:space="0"/>
+                <w:between w:val="none" w:color="auto" w:sz="0" w:space="0"/>
               </w:pBdr>
               <w:jc w:val="center"/>
               <w:rPr>
@@ -1240,33 +1092,49 @@
         </w:tc>
       </w:tr>
       <w:tr>
+        <w:tblPrEx>
+          <w:tblBorders>
+            <w:top w:val="single" w:color="000000" w:sz="4" w:space="0"/>
+            <w:left w:val="single" w:color="000000" w:sz="4" w:space="0"/>
+            <w:bottom w:val="single" w:color="000000" w:sz="4" w:space="0"/>
+            <w:right w:val="single" w:color="000000" w:sz="4" w:space="0"/>
+            <w:insideH w:val="single" w:color="000000" w:sz="4" w:space="0"/>
+            <w:insideV w:val="single" w:color="000000" w:sz="4" w:space="0"/>
+          </w:tblBorders>
+          <w:tblCellMar>
+            <w:top w:w="0" w:type="dxa"/>
+            <w:left w:w="108" w:type="dxa"/>
+            <w:bottom w:w="0" w:type="dxa"/>
+            <w:right w:w="108" w:type="dxa"/>
+          </w:tblCellMar>
+        </w:tblPrEx>
         <w:trPr>
-          <w:trHeight w:val="600"/>
+          <w:trHeight w:val="600" w:hRule="atLeast"/>
         </w:trPr>
         <w:tc>
           <w:tcPr>
             <w:tcW w:w="9720" w:type="dxa"/>
             <w:gridSpan w:val="4"/>
             <w:tcBorders>
-              <w:top w:val="single" w:sz="4" w:space="0" w:color="000000"/>
-              <w:left w:val="single" w:sz="4" w:space="0" w:color="000000"/>
-              <w:bottom w:val="single" w:sz="4" w:space="0" w:color="000000"/>
-              <w:right w:val="single" w:sz="4" w:space="0" w:color="000000"/>
+              <w:top w:val="single" w:color="000000" w:sz="4" w:space="0"/>
+              <w:left w:val="single" w:color="000000" w:sz="4" w:space="0"/>
+              <w:bottom w:val="single" w:color="000000" w:sz="4" w:space="0"/>
+              <w:right w:val="single" w:color="000000" w:sz="4" w:space="0"/>
             </w:tcBorders>
           </w:tcPr>
           <w:p>
             <w:pPr>
-              <w:pStyle w:val="1"/>
+              <w:pStyle w:val="3"/>
               <w:numPr>
                 <w:ilvl w:val="0"/>
                 <w:numId w:val="1"/>
               </w:numPr>
               <w:pBdr>
-                <w:top w:val="nil"/>
-                <w:left w:val="nil"/>
-                <w:bottom w:val="nil"/>
-                <w:right w:val="nil"/>
-                <w:between w:val="nil"/>
+                <w:top w:val="none" w:color="auto" w:sz="0" w:space="0"/>
+                <w:left w:val="none" w:color="auto" w:sz="0" w:space="0"/>
+                <w:bottom w:val="none" w:color="auto" w:sz="0" w:space="0"/>
+                <w:right w:val="none" w:color="auto" w:sz="0" w:space="0"/>
+                <w:between w:val="none" w:color="auto" w:sz="0" w:space="0"/>
               </w:pBdr>
               <w:jc w:val="both"/>
               <w:rPr>
@@ -1286,19 +1154,35 @@
         </w:tc>
       </w:tr>
       <w:tr>
+        <w:tblPrEx>
+          <w:tblBorders>
+            <w:top w:val="single" w:color="000000" w:sz="4" w:space="0"/>
+            <w:left w:val="single" w:color="000000" w:sz="4" w:space="0"/>
+            <w:bottom w:val="single" w:color="000000" w:sz="4" w:space="0"/>
+            <w:right w:val="single" w:color="000000" w:sz="4" w:space="0"/>
+            <w:insideH w:val="single" w:color="000000" w:sz="4" w:space="0"/>
+            <w:insideV w:val="single" w:color="000000" w:sz="4" w:space="0"/>
+          </w:tblBorders>
+          <w:tblCellMar>
+            <w:top w:w="0" w:type="dxa"/>
+            <w:left w:w="108" w:type="dxa"/>
+            <w:bottom w:w="0" w:type="dxa"/>
+            <w:right w:w="108" w:type="dxa"/>
+          </w:tblCellMar>
+        </w:tblPrEx>
         <w:tc>
           <w:tcPr>
             <w:tcW w:w="4536" w:type="dxa"/>
             <w:tcBorders>
-              <w:top w:val="single" w:sz="4" w:space="0" w:color="000000"/>
-              <w:left w:val="single" w:sz="4" w:space="0" w:color="000000"/>
-              <w:bottom w:val="single" w:sz="4" w:space="0" w:color="000000"/>
-              <w:right w:val="single" w:sz="4" w:space="0" w:color="000000"/>
+              <w:top w:val="single" w:color="000000" w:sz="4" w:space="0"/>
+              <w:left w:val="single" w:color="000000" w:sz="4" w:space="0"/>
+              <w:bottom w:val="single" w:color="000000" w:sz="4" w:space="0"/>
+              <w:right w:val="single" w:color="000000" w:sz="4" w:space="0"/>
             </w:tcBorders>
           </w:tcPr>
           <w:p>
             <w:pPr>
-              <w:pStyle w:val="NormalWeb"/>
+              <w:pStyle w:val="12"/>
               <w:shd w:val="clear" w:color="auto" w:fill="FFFFFF"/>
               <w:spacing w:after="150"/>
               <w:jc w:val="both"/>
@@ -1318,7 +1202,7 @@
           </w:p>
           <w:p>
             <w:pPr>
-              <w:pStyle w:val="NormalWeb"/>
+              <w:pStyle w:val="12"/>
               <w:shd w:val="clear" w:color="auto" w:fill="FFFFFF"/>
               <w:spacing w:after="150"/>
               <w:jc w:val="both"/>
@@ -1335,10 +1219,10 @@
           </w:p>
           <w:p>
             <w:pPr>
-              <w:pStyle w:val="NormalWeb"/>
+              <w:pStyle w:val="12"/>
               <w:numPr>
                 <w:ilvl w:val="0"/>
-                <w:numId w:val="7"/>
+                <w:numId w:val="2"/>
               </w:numPr>
               <w:shd w:val="clear" w:color="auto" w:fill="FFFFFF"/>
               <w:spacing w:after="150"/>
@@ -1356,10 +1240,10 @@
           </w:p>
           <w:p>
             <w:pPr>
-              <w:pStyle w:val="NormalWeb"/>
+              <w:pStyle w:val="12"/>
               <w:numPr>
                 <w:ilvl w:val="0"/>
-                <w:numId w:val="7"/>
+                <w:numId w:val="2"/>
               </w:numPr>
               <w:shd w:val="clear" w:color="auto" w:fill="FFFFFF"/>
               <w:spacing w:after="150"/>
@@ -1377,17 +1261,17 @@
           </w:p>
           <w:p>
             <w:pPr>
-              <w:pStyle w:val="1"/>
+              <w:pStyle w:val="3"/>
               <w:numPr>
                 <w:ilvl w:val="0"/>
-                <w:numId w:val="7"/>
+                <w:numId w:val="2"/>
               </w:numPr>
               <w:pBdr>
-                <w:top w:val="nil"/>
-                <w:left w:val="nil"/>
-                <w:bottom w:val="nil"/>
-                <w:right w:val="nil"/>
-                <w:between w:val="nil"/>
+                <w:top w:val="none" w:color="auto" w:sz="0" w:space="0"/>
+                <w:left w:val="none" w:color="auto" w:sz="0" w:space="0"/>
+                <w:bottom w:val="none" w:color="auto" w:sz="0" w:space="0"/>
+                <w:right w:val="none" w:color="auto" w:sz="0" w:space="0"/>
+                <w:between w:val="none" w:color="auto" w:sz="0" w:space="0"/>
               </w:pBdr>
               <w:tabs>
                 <w:tab w:val="left" w:pos="-15"/>
@@ -1401,28 +1285,7 @@
               <w:rPr>
                 <w:color w:val="000000"/>
               </w:rPr>
-              <w:t xml:space="preserve">функции (создание проекта, кодирование, форматирование кода, отладка, запуск, компиляция, </w:t>
-            </w:r>
-            <w:proofErr w:type="spellStart"/>
-            <w:r>
-              <w:rPr>
-                <w:color w:val="000000"/>
-              </w:rPr>
-              <w:t>версионирование</w:t>
-            </w:r>
-            <w:proofErr w:type="spellEnd"/>
-            <w:r>
-              <w:rPr>
-                <w:color w:val="000000"/>
-              </w:rPr>
-              <w:t xml:space="preserve">, публикация в </w:t>
-            </w:r>
-            <w:r>
-              <w:rPr>
-                <w:color w:val="000000"/>
-              </w:rPr>
-              <w:lastRenderedPageBreak/>
-              <w:t>репозитории и т. д.).</w:t>
+              <w:t>функции (создание проекта, кодирование, форматирование кода, отладка, запуск, компиляция, версионирование, публикация в репозитории и т. д.).</w:t>
             </w:r>
           </w:p>
         </w:tc>
@@ -1430,21 +1293,21 @@
           <w:tcPr>
             <w:tcW w:w="2552" w:type="dxa"/>
             <w:tcBorders>
-              <w:top w:val="single" w:sz="4" w:space="0" w:color="000000"/>
-              <w:left w:val="single" w:sz="4" w:space="0" w:color="000000"/>
-              <w:bottom w:val="single" w:sz="4" w:space="0" w:color="000000"/>
-              <w:right w:val="single" w:sz="4" w:space="0" w:color="000000"/>
+              <w:top w:val="single" w:color="000000" w:sz="4" w:space="0"/>
+              <w:left w:val="single" w:color="000000" w:sz="4" w:space="0"/>
+              <w:bottom w:val="single" w:color="000000" w:sz="4" w:space="0"/>
+              <w:right w:val="single" w:color="000000" w:sz="4" w:space="0"/>
             </w:tcBorders>
           </w:tcPr>
           <w:p>
             <w:pPr>
-              <w:pStyle w:val="1"/>
-              <w:pBdr>
-                <w:top w:val="nil"/>
-                <w:left w:val="nil"/>
-                <w:bottom w:val="nil"/>
-                <w:right w:val="nil"/>
-                <w:between w:val="nil"/>
+              <w:pStyle w:val="3"/>
+              <w:pBdr>
+                <w:top w:val="none" w:color="auto" w:sz="0" w:space="0"/>
+                <w:left w:val="none" w:color="auto" w:sz="0" w:space="0"/>
+                <w:bottom w:val="none" w:color="auto" w:sz="0" w:space="0"/>
+                <w:right w:val="none" w:color="auto" w:sz="0" w:space="0"/>
+                <w:between w:val="none" w:color="auto" w:sz="0" w:space="0"/>
               </w:pBdr>
               <w:tabs>
                 <w:tab w:val="left" w:pos="-15"/>
@@ -1457,14 +1320,7 @@
               <w:rPr>
                 <w:color w:val="000000"/>
               </w:rPr>
-              <w:lastRenderedPageBreak/>
-              <w:t xml:space="preserve">Представить в виде конспекта </w:t>
-            </w:r>
-            <w:r>
-              <w:rPr>
-                <w:color w:val="000000"/>
-              </w:rPr>
-              <w:t xml:space="preserve">(опубликовать в электронном портфолио, </w:t>
+              <w:t xml:space="preserve">Представить в виде конспекта (опубликовать в электронном портфолио, </w:t>
             </w:r>
             <w:r>
               <w:rPr>
@@ -1477,13 +1333,7 @@
               <w:rPr>
                 <w:color w:val="000000"/>
               </w:rPr>
-              <w:t xml:space="preserve">-код </w:t>
-            </w:r>
-            <w:r>
-              <w:rPr>
-                <w:color w:val="000000"/>
-              </w:rPr>
-              <w:t>в отчете)</w:t>
+              <w:t>-код в отчете)</w:t>
             </w:r>
           </w:p>
         </w:tc>
@@ -1491,86 +1341,123 @@
           <w:tcPr>
             <w:tcW w:w="1134" w:type="dxa"/>
             <w:tcBorders>
-              <w:top w:val="single" w:sz="4" w:space="0" w:color="000000"/>
-              <w:left w:val="single" w:sz="4" w:space="0" w:color="000000"/>
-              <w:bottom w:val="single" w:sz="4" w:space="0" w:color="000000"/>
-              <w:right w:val="single" w:sz="4" w:space="0" w:color="000000"/>
+              <w:top w:val="single" w:color="000000" w:sz="4" w:space="0"/>
+              <w:left w:val="single" w:color="000000" w:sz="4" w:space="0"/>
+              <w:bottom w:val="single" w:color="000000" w:sz="4" w:space="0"/>
+              <w:right w:val="single" w:color="000000" w:sz="4" w:space="0"/>
             </w:tcBorders>
           </w:tcPr>
           <w:p>
             <w:pPr>
-              <w:pStyle w:val="1"/>
-              <w:pBdr>
-                <w:top w:val="nil"/>
-                <w:left w:val="nil"/>
-                <w:bottom w:val="nil"/>
-                <w:right w:val="nil"/>
-                <w:between w:val="nil"/>
+              <w:pStyle w:val="3"/>
+              <w:pBdr>
+                <w:top w:val="none" w:color="auto" w:sz="0" w:space="0"/>
+                <w:left w:val="none" w:color="auto" w:sz="0" w:space="0"/>
+                <w:bottom w:val="none" w:color="auto" w:sz="0" w:space="0"/>
+                <w:right w:val="none" w:color="auto" w:sz="0" w:space="0"/>
+                <w:between w:val="none" w:color="auto" w:sz="0" w:space="0"/>
               </w:pBdr>
               <w:jc w:val="both"/>
               <w:rPr>
+                <w:rFonts w:hint="eastAsia"/>
                 <w:color w:val="000000"/>
                 <w:sz w:val="20"/>
                 <w:szCs w:val="20"/>
-              </w:rPr>
-            </w:pPr>
+                <w:lang w:eastAsia="zh-CN"/>
+              </w:rPr>
+            </w:pPr>
+            <w:r>
+              <w:rPr>
+                <w:rFonts w:hint="eastAsia"/>
+                <w:color w:val="000000"/>
+                <w:sz w:val="20"/>
+                <w:szCs w:val="20"/>
+                <w:lang w:eastAsia="zh-CN"/>
+              </w:rPr>
+              <w:t>9.3</w:t>
+            </w:r>
           </w:p>
         </w:tc>
         <w:tc>
           <w:tcPr>
             <w:tcW w:w="1498" w:type="dxa"/>
             <w:tcBorders>
-              <w:top w:val="single" w:sz="4" w:space="0" w:color="000000"/>
-              <w:left w:val="single" w:sz="4" w:space="0" w:color="000000"/>
-              <w:bottom w:val="single" w:sz="4" w:space="0" w:color="000000"/>
-              <w:right w:val="single" w:sz="4" w:space="0" w:color="000000"/>
+              <w:top w:val="single" w:color="000000" w:sz="4" w:space="0"/>
+              <w:left w:val="single" w:color="000000" w:sz="4" w:space="0"/>
+              <w:bottom w:val="single" w:color="000000" w:sz="4" w:space="0"/>
+              <w:right w:val="single" w:color="000000" w:sz="4" w:space="0"/>
             </w:tcBorders>
           </w:tcPr>
           <w:p>
             <w:pPr>
-              <w:pStyle w:val="1"/>
-              <w:pBdr>
-                <w:top w:val="nil"/>
-                <w:left w:val="nil"/>
-                <w:bottom w:val="nil"/>
-                <w:right w:val="nil"/>
-                <w:between w:val="nil"/>
+              <w:pStyle w:val="3"/>
+              <w:pBdr>
+                <w:top w:val="none" w:color="auto" w:sz="0" w:space="0"/>
+                <w:left w:val="none" w:color="auto" w:sz="0" w:space="0"/>
+                <w:bottom w:val="none" w:color="auto" w:sz="0" w:space="0"/>
+                <w:right w:val="none" w:color="auto" w:sz="0" w:space="0"/>
+                <w:between w:val="none" w:color="auto" w:sz="0" w:space="0"/>
               </w:pBdr>
               <w:jc w:val="both"/>
               <w:rPr>
+                <w:rFonts w:hint="eastAsia"/>
                 <w:color w:val="000000"/>
                 <w:sz w:val="20"/>
                 <w:szCs w:val="20"/>
-              </w:rPr>
-            </w:pPr>
+                <w:lang w:eastAsia="zh-CN"/>
+              </w:rPr>
+            </w:pPr>
+            <w:r>
+              <w:rPr>
+                <w:rFonts w:hint="eastAsia"/>
+                <w:color w:val="000000"/>
+                <w:sz w:val="20"/>
+                <w:szCs w:val="20"/>
+                <w:lang w:eastAsia="zh-CN"/>
+              </w:rPr>
+              <w:t>9.3</w:t>
+            </w:r>
           </w:p>
         </w:tc>
       </w:tr>
       <w:tr>
+        <w:tblPrEx>
+          <w:tblBorders>
+            <w:top w:val="single" w:color="000000" w:sz="4" w:space="0"/>
+            <w:left w:val="single" w:color="000000" w:sz="4" w:space="0"/>
+            <w:bottom w:val="single" w:color="000000" w:sz="4" w:space="0"/>
+            <w:right w:val="single" w:color="000000" w:sz="4" w:space="0"/>
+            <w:insideH w:val="single" w:color="000000" w:sz="4" w:space="0"/>
+            <w:insideV w:val="single" w:color="000000" w:sz="4" w:space="0"/>
+          </w:tblBorders>
+          <w:tblCellMar>
+            <w:top w:w="0" w:type="dxa"/>
+            <w:left w:w="108" w:type="dxa"/>
+            <w:bottom w:w="0" w:type="dxa"/>
+            <w:right w:w="108" w:type="dxa"/>
+          </w:tblCellMar>
+        </w:tblPrEx>
         <w:trPr>
-          <w:trHeight w:val="560"/>
+          <w:trHeight w:val="560" w:hRule="atLeast"/>
         </w:trPr>
         <w:tc>
           <w:tcPr>
             <w:tcW w:w="4536" w:type="dxa"/>
             <w:tcBorders>
-              <w:top w:val="single" w:sz="4" w:space="0" w:color="000000"/>
-              <w:left w:val="single" w:sz="4" w:space="0" w:color="000000"/>
-              <w:bottom w:val="single" w:sz="4" w:space="0" w:color="000000"/>
-              <w:right w:val="single" w:sz="4" w:space="0" w:color="000000"/>
+              <w:top w:val="single" w:color="000000" w:sz="4" w:space="0"/>
+              <w:left w:val="single" w:color="000000" w:sz="4" w:space="0"/>
+              <w:bottom w:val="single" w:color="000000" w:sz="4" w:space="0"/>
+              <w:right w:val="single" w:color="000000" w:sz="4" w:space="0"/>
             </w:tcBorders>
           </w:tcPr>
           <w:p>
             <w:r>
-              <w:t xml:space="preserve">1.2. </w:t>
-            </w:r>
-            <w:r>
-              <w:t>Принять участие в практической деятельности по установке и настройке прикладного программного обеспечения и утилит в компьютерных аудиториях кафедры информационных технологий и электронного обучения.</w:t>
-            </w:r>
-          </w:p>
-          <w:p>
-            <w:pPr>
-              <w:pStyle w:val="1"/>
+              <w:t>1.2. Принять участие в практической деятельности по установке и настройке прикладного программного обеспечения и утилит в компьютерных аудиториях кафедры информационных технологий и электронного обучения.</w:t>
+            </w:r>
+          </w:p>
+          <w:p>
+            <w:pPr>
+              <w:pStyle w:val="3"/>
               <w:tabs>
                 <w:tab w:val="left" w:pos="1065"/>
               </w:tabs>
@@ -1586,24 +1473,24 @@
           <w:tcPr>
             <w:tcW w:w="2552" w:type="dxa"/>
             <w:tcBorders>
-              <w:top w:val="single" w:sz="4" w:space="0" w:color="000000"/>
-              <w:left w:val="single" w:sz="4" w:space="0" w:color="000000"/>
-              <w:bottom w:val="single" w:sz="4" w:space="0" w:color="000000"/>
-              <w:right w:val="single" w:sz="4" w:space="0" w:color="000000"/>
+              <w:top w:val="single" w:color="000000" w:sz="4" w:space="0"/>
+              <w:left w:val="single" w:color="000000" w:sz="4" w:space="0"/>
+              <w:bottom w:val="single" w:color="000000" w:sz="4" w:space="0"/>
+              <w:right w:val="single" w:color="000000" w:sz="4" w:space="0"/>
             </w:tcBorders>
           </w:tcPr>
           <w:p>
             <w:pPr>
-              <w:pStyle w:val="1"/>
-              <w:pBdr>
-                <w:top w:val="nil"/>
-                <w:left w:val="nil"/>
-                <w:bottom w:val="nil"/>
-                <w:right w:val="nil"/>
-                <w:between w:val="nil"/>
-              </w:pBdr>
-              <w:rPr>
-                <w:rFonts w:ascii="Calibri" w:eastAsia="Calibri" w:hAnsi="Calibri" w:cs="Calibri"/>
+              <w:pStyle w:val="3"/>
+              <w:pBdr>
+                <w:top w:val="none" w:color="auto" w:sz="0" w:space="0"/>
+                <w:left w:val="none" w:color="auto" w:sz="0" w:space="0"/>
+                <w:bottom w:val="none" w:color="auto" w:sz="0" w:space="0"/>
+                <w:right w:val="none" w:color="auto" w:sz="0" w:space="0"/>
+                <w:between w:val="none" w:color="auto" w:sz="0" w:space="0"/>
+              </w:pBdr>
+              <w:rPr>
+                <w:rFonts w:ascii="Calibri" w:hAnsi="Calibri" w:eastAsia="Calibri" w:cs="Calibri"/>
                 <w:color w:val="000000"/>
                 <w:sz w:val="22"/>
                 <w:szCs w:val="22"/>
@@ -1613,31 +1500,7 @@
               <w:rPr>
                 <w:color w:val="000000"/>
               </w:rPr>
-              <w:t xml:space="preserve">Текстовый </w:t>
-            </w:r>
-            <w:r>
-              <w:rPr>
-                <w:color w:val="000000"/>
-              </w:rPr>
-              <w:t>документ</w:t>
-            </w:r>
-            <w:r>
-              <w:rPr>
-                <w:color w:val="000000"/>
-              </w:rPr>
-              <w:t xml:space="preserve"> с описанием выполненных задач, листингом кода в скрипте для автоматизации установки, комментариями по выполнению</w:t>
-            </w:r>
-            <w:r>
-              <w:rPr>
-                <w:color w:val="000000"/>
-              </w:rPr>
-              <w:t xml:space="preserve"> </w:t>
-            </w:r>
-            <w:r>
-              <w:rPr>
-                <w:color w:val="000000"/>
-              </w:rPr>
-              <w:t xml:space="preserve">(опубликовать в электронном портфолио, </w:t>
+              <w:t xml:space="preserve">Текстовый документ с описанием выполненных задач, листингом кода в скрипте для автоматизации установки, комментариями по выполнению (опубликовать в электронном портфолио, </w:t>
             </w:r>
             <w:r>
               <w:rPr>
@@ -1658,81 +1521,121 @@
           <w:tcPr>
             <w:tcW w:w="1134" w:type="dxa"/>
             <w:tcBorders>
-              <w:top w:val="single" w:sz="4" w:space="0" w:color="000000"/>
-              <w:left w:val="single" w:sz="4" w:space="0" w:color="000000"/>
-              <w:bottom w:val="single" w:sz="4" w:space="0" w:color="000000"/>
-              <w:right w:val="single" w:sz="4" w:space="0" w:color="000000"/>
+              <w:top w:val="single" w:color="000000" w:sz="4" w:space="0"/>
+              <w:left w:val="single" w:color="000000" w:sz="4" w:space="0"/>
+              <w:bottom w:val="single" w:color="000000" w:sz="4" w:space="0"/>
+              <w:right w:val="single" w:color="000000" w:sz="4" w:space="0"/>
             </w:tcBorders>
           </w:tcPr>
           <w:p>
             <w:pPr>
-              <w:pStyle w:val="1"/>
-              <w:pBdr>
-                <w:top w:val="nil"/>
-                <w:left w:val="nil"/>
-                <w:bottom w:val="nil"/>
-                <w:right w:val="nil"/>
-                <w:between w:val="nil"/>
+              <w:pStyle w:val="3"/>
+              <w:pBdr>
+                <w:top w:val="none" w:color="auto" w:sz="0" w:space="0"/>
+                <w:left w:val="none" w:color="auto" w:sz="0" w:space="0"/>
+                <w:bottom w:val="none" w:color="auto" w:sz="0" w:space="0"/>
+                <w:right w:val="none" w:color="auto" w:sz="0" w:space="0"/>
+                <w:between w:val="none" w:color="auto" w:sz="0" w:space="0"/>
               </w:pBdr>
               <w:jc w:val="both"/>
               <w:rPr>
+                <w:rFonts w:hint="eastAsia"/>
                 <w:color w:val="000000"/>
                 <w:sz w:val="20"/>
                 <w:szCs w:val="20"/>
-              </w:rPr>
-            </w:pPr>
+                <w:lang w:eastAsia="zh-CN"/>
+              </w:rPr>
+            </w:pPr>
+            <w:r>
+              <w:rPr>
+                <w:rFonts w:hint="eastAsia"/>
+                <w:color w:val="000000"/>
+                <w:sz w:val="20"/>
+                <w:szCs w:val="20"/>
+                <w:lang w:eastAsia="zh-CN"/>
+              </w:rPr>
+              <w:t>9.4</w:t>
+            </w:r>
           </w:p>
         </w:tc>
         <w:tc>
           <w:tcPr>
             <w:tcW w:w="1498" w:type="dxa"/>
             <w:tcBorders>
-              <w:top w:val="single" w:sz="4" w:space="0" w:color="000000"/>
-              <w:left w:val="single" w:sz="4" w:space="0" w:color="000000"/>
-              <w:bottom w:val="single" w:sz="4" w:space="0" w:color="000000"/>
-              <w:right w:val="single" w:sz="4" w:space="0" w:color="000000"/>
+              <w:top w:val="single" w:color="000000" w:sz="4" w:space="0"/>
+              <w:left w:val="single" w:color="000000" w:sz="4" w:space="0"/>
+              <w:bottom w:val="single" w:color="000000" w:sz="4" w:space="0"/>
+              <w:right w:val="single" w:color="000000" w:sz="4" w:space="0"/>
             </w:tcBorders>
           </w:tcPr>
           <w:p>
             <w:pPr>
-              <w:pStyle w:val="1"/>
-              <w:pBdr>
-                <w:top w:val="nil"/>
-                <w:left w:val="nil"/>
-                <w:bottom w:val="nil"/>
-                <w:right w:val="nil"/>
-                <w:between w:val="nil"/>
+              <w:pStyle w:val="3"/>
+              <w:pBdr>
+                <w:top w:val="none" w:color="auto" w:sz="0" w:space="0"/>
+                <w:left w:val="none" w:color="auto" w:sz="0" w:space="0"/>
+                <w:bottom w:val="none" w:color="auto" w:sz="0" w:space="0"/>
+                <w:right w:val="none" w:color="auto" w:sz="0" w:space="0"/>
+                <w:between w:val="none" w:color="auto" w:sz="0" w:space="0"/>
               </w:pBdr>
               <w:jc w:val="both"/>
               <w:rPr>
+                <w:rFonts w:hint="eastAsia"/>
                 <w:color w:val="000000"/>
                 <w:sz w:val="20"/>
                 <w:szCs w:val="20"/>
-              </w:rPr>
-            </w:pPr>
+                <w:lang w:eastAsia="zh-CN"/>
+              </w:rPr>
+            </w:pPr>
+            <w:r>
+              <w:rPr>
+                <w:rFonts w:hint="eastAsia"/>
+                <w:color w:val="000000"/>
+                <w:sz w:val="20"/>
+                <w:szCs w:val="20"/>
+                <w:lang w:eastAsia="zh-CN"/>
+              </w:rPr>
+              <w:t>9.5</w:t>
+            </w:r>
           </w:p>
         </w:tc>
       </w:tr>
       <w:tr>
+        <w:tblPrEx>
+          <w:tblBorders>
+            <w:top w:val="single" w:color="000000" w:sz="4" w:space="0"/>
+            <w:left w:val="single" w:color="000000" w:sz="4" w:space="0"/>
+            <w:bottom w:val="single" w:color="000000" w:sz="4" w:space="0"/>
+            <w:right w:val="single" w:color="000000" w:sz="4" w:space="0"/>
+            <w:insideH w:val="single" w:color="000000" w:sz="4" w:space="0"/>
+            <w:insideV w:val="single" w:color="000000" w:sz="4" w:space="0"/>
+          </w:tblBorders>
+          <w:tblCellMar>
+            <w:top w:w="0" w:type="dxa"/>
+            <w:left w:w="108" w:type="dxa"/>
+            <w:bottom w:w="0" w:type="dxa"/>
+            <w:right w:w="108" w:type="dxa"/>
+          </w:tblCellMar>
+        </w:tblPrEx>
         <w:tc>
           <w:tcPr>
             <w:tcW w:w="4536" w:type="dxa"/>
             <w:tcBorders>
-              <w:top w:val="single" w:sz="4" w:space="0" w:color="000000"/>
-              <w:left w:val="single" w:sz="4" w:space="0" w:color="000000"/>
-              <w:bottom w:val="single" w:sz="4" w:space="0" w:color="000000"/>
-              <w:right w:val="single" w:sz="4" w:space="0" w:color="000000"/>
+              <w:top w:val="single" w:color="000000" w:sz="4" w:space="0"/>
+              <w:left w:val="single" w:color="000000" w:sz="4" w:space="0"/>
+              <w:bottom w:val="single" w:color="000000" w:sz="4" w:space="0"/>
+              <w:right w:val="single" w:color="000000" w:sz="4" w:space="0"/>
             </w:tcBorders>
           </w:tcPr>
           <w:p>
             <w:pPr>
-              <w:pStyle w:val="1"/>
-              <w:pBdr>
-                <w:top w:val="nil"/>
-                <w:left w:val="nil"/>
-                <w:bottom w:val="nil"/>
-                <w:right w:val="nil"/>
-                <w:between w:val="nil"/>
+              <w:pStyle w:val="3"/>
+              <w:pBdr>
+                <w:top w:val="none" w:color="auto" w:sz="0" w:space="0"/>
+                <w:left w:val="none" w:color="auto" w:sz="0" w:space="0"/>
+                <w:bottom w:val="none" w:color="auto" w:sz="0" w:space="0"/>
+                <w:right w:val="none" w:color="auto" w:sz="0" w:space="0"/>
+                <w:between w:val="none" w:color="auto" w:sz="0" w:space="0"/>
               </w:pBdr>
               <w:spacing w:after="200"/>
               <w:jc w:val="both"/>
@@ -1752,18 +1655,18 @@
           </w:p>
           <w:p>
             <w:pPr>
-              <w:pStyle w:val="1"/>
-              <w:pBdr>
-                <w:top w:val="nil"/>
-                <w:left w:val="nil"/>
-                <w:bottom w:val="nil"/>
-                <w:right w:val="nil"/>
-                <w:between w:val="nil"/>
+              <w:pStyle w:val="3"/>
+              <w:pBdr>
+                <w:top w:val="none" w:color="auto" w:sz="0" w:space="0"/>
+                <w:left w:val="none" w:color="auto" w:sz="0" w:space="0"/>
+                <w:bottom w:val="none" w:color="auto" w:sz="0" w:space="0"/>
+                <w:right w:val="none" w:color="auto" w:sz="0" w:space="0"/>
+                <w:between w:val="none" w:color="auto" w:sz="0" w:space="0"/>
               </w:pBdr>
               <w:spacing w:after="200"/>
               <w:jc w:val="both"/>
               <w:rPr>
-                <w:rFonts w:ascii="Calibri" w:eastAsia="Calibri" w:hAnsi="Calibri" w:cs="Calibri"/>
+                <w:rFonts w:ascii="Calibri" w:hAnsi="Calibri" w:eastAsia="Calibri" w:cs="Calibri"/>
                 <w:color w:val="000000"/>
                 <w:sz w:val="22"/>
                 <w:szCs w:val="22"/>
@@ -1782,31 +1685,29 @@
           <w:tcPr>
             <w:tcW w:w="2552" w:type="dxa"/>
             <w:tcBorders>
-              <w:top w:val="single" w:sz="4" w:space="0" w:color="000000"/>
-              <w:left w:val="single" w:sz="4" w:space="0" w:color="000000"/>
-              <w:bottom w:val="single" w:sz="4" w:space="0" w:color="000000"/>
-              <w:right w:val="single" w:sz="4" w:space="0" w:color="000000"/>
+              <w:top w:val="single" w:color="000000" w:sz="4" w:space="0"/>
+              <w:left w:val="single" w:color="000000" w:sz="4" w:space="0"/>
+              <w:bottom w:val="single" w:color="000000" w:sz="4" w:space="0"/>
+              <w:right w:val="single" w:color="000000" w:sz="4" w:space="0"/>
             </w:tcBorders>
           </w:tcPr>
           <w:p>
             <w:pPr>
-              <w:pStyle w:val="1"/>
-              <w:pBdr>
-                <w:top w:val="nil"/>
-                <w:left w:val="nil"/>
-                <w:bottom w:val="nil"/>
-                <w:right w:val="nil"/>
-                <w:between w:val="nil"/>
-              </w:pBdr>
-              <w:rPr>
-                <w:color w:val="000000"/>
-                <w:lang w:val="en-RU"/>
-              </w:rPr>
-            </w:pPr>
-            <w:r>
-              <w:rPr>
-                <w:color w:val="000000"/>
-                <w:lang w:val="en-RU"/>
+              <w:pStyle w:val="3"/>
+              <w:pBdr>
+                <w:top w:val="none" w:color="auto" w:sz="0" w:space="0"/>
+                <w:left w:val="none" w:color="auto" w:sz="0" w:space="0"/>
+                <w:bottom w:val="none" w:color="auto" w:sz="0" w:space="0"/>
+                <w:right w:val="none" w:color="auto" w:sz="0" w:space="0"/>
+                <w:between w:val="none" w:color="auto" w:sz="0" w:space="0"/>
+              </w:pBdr>
+              <w:rPr>
+                <w:color w:val="000000"/>
+              </w:rPr>
+            </w:pPr>
+            <w:r>
+              <w:rPr>
+                <w:color w:val="000000"/>
               </w:rPr>
               <w:t xml:space="preserve">Текстовый документ (опубликовать в электронном портфолио, </w:t>
             </w:r>
@@ -1821,33 +1722,25 @@
               <w:rPr>
                 <w:color w:val="000000"/>
               </w:rPr>
-              <w:t>-код в отчете</w:t>
-            </w:r>
-            <w:r>
-              <w:rPr>
-                <w:color w:val="000000"/>
-                <w:lang w:val="en-RU"/>
-              </w:rPr>
-              <w:t>)</w:t>
-            </w:r>
-          </w:p>
-          <w:p>
-            <w:pPr>
-              <w:pStyle w:val="1"/>
-              <w:pBdr>
-                <w:top w:val="nil"/>
-                <w:left w:val="nil"/>
-                <w:bottom w:val="nil"/>
-                <w:right w:val="nil"/>
-                <w:between w:val="nil"/>
-              </w:pBdr>
-              <w:rPr>
-                <w:rFonts w:ascii="Calibri" w:eastAsia="Calibri" w:hAnsi="Calibri" w:cs="Calibri"/>
+              <w:t>-код в отчете)</w:t>
+            </w:r>
+          </w:p>
+          <w:p>
+            <w:pPr>
+              <w:pStyle w:val="3"/>
+              <w:pBdr>
+                <w:top w:val="none" w:color="auto" w:sz="0" w:space="0"/>
+                <w:left w:val="none" w:color="auto" w:sz="0" w:space="0"/>
+                <w:bottom w:val="none" w:color="auto" w:sz="0" w:space="0"/>
+                <w:right w:val="none" w:color="auto" w:sz="0" w:space="0"/>
+                <w:between w:val="none" w:color="auto" w:sz="0" w:space="0"/>
+              </w:pBdr>
+              <w:rPr>
+                <w:rFonts w:ascii="Calibri" w:hAnsi="Calibri" w:eastAsia="Calibri" w:cs="Calibri"/>
                 <w:color w:val="000000"/>
                 <w:sz w:val="22"/>
                 <w:szCs w:val="22"/>
                 <w:highlight w:val="red"/>
-                <w:lang w:val="en-RU"/>
               </w:rPr>
             </w:pPr>
           </w:p>
@@ -1856,91 +1749,131 @@
           <w:tcPr>
             <w:tcW w:w="1134" w:type="dxa"/>
             <w:tcBorders>
-              <w:top w:val="single" w:sz="4" w:space="0" w:color="000000"/>
-              <w:left w:val="single" w:sz="4" w:space="0" w:color="000000"/>
-              <w:bottom w:val="single" w:sz="4" w:space="0" w:color="000000"/>
-              <w:right w:val="single" w:sz="4" w:space="0" w:color="000000"/>
+              <w:top w:val="single" w:color="000000" w:sz="4" w:space="0"/>
+              <w:left w:val="single" w:color="000000" w:sz="4" w:space="0"/>
+              <w:bottom w:val="single" w:color="000000" w:sz="4" w:space="0"/>
+              <w:right w:val="single" w:color="000000" w:sz="4" w:space="0"/>
             </w:tcBorders>
           </w:tcPr>
           <w:p>
             <w:pPr>
-              <w:pStyle w:val="1"/>
-              <w:pBdr>
-                <w:top w:val="nil"/>
-                <w:left w:val="nil"/>
-                <w:bottom w:val="nil"/>
-                <w:right w:val="nil"/>
-                <w:between w:val="nil"/>
+              <w:pStyle w:val="3"/>
+              <w:pBdr>
+                <w:top w:val="none" w:color="auto" w:sz="0" w:space="0"/>
+                <w:left w:val="none" w:color="auto" w:sz="0" w:space="0"/>
+                <w:bottom w:val="none" w:color="auto" w:sz="0" w:space="0"/>
+                <w:right w:val="none" w:color="auto" w:sz="0" w:space="0"/>
+                <w:between w:val="none" w:color="auto" w:sz="0" w:space="0"/>
               </w:pBdr>
               <w:jc w:val="both"/>
               <w:rPr>
+                <w:rFonts w:hint="eastAsia"/>
                 <w:color w:val="000000"/>
                 <w:sz w:val="20"/>
                 <w:szCs w:val="20"/>
                 <w:highlight w:val="red"/>
-              </w:rPr>
-            </w:pPr>
+                <w:lang w:eastAsia="zh-CN"/>
+              </w:rPr>
+            </w:pPr>
+            <w:r>
+              <w:rPr>
+                <w:rFonts w:hint="eastAsia"/>
+                <w:color w:val="000000"/>
+                <w:sz w:val="20"/>
+                <w:szCs w:val="20"/>
+                <w:lang w:eastAsia="zh-CN"/>
+              </w:rPr>
+              <w:t>9.5</w:t>
+            </w:r>
           </w:p>
         </w:tc>
         <w:tc>
           <w:tcPr>
             <w:tcW w:w="1498" w:type="dxa"/>
             <w:tcBorders>
-              <w:top w:val="single" w:sz="4" w:space="0" w:color="000000"/>
-              <w:left w:val="single" w:sz="4" w:space="0" w:color="000000"/>
-              <w:bottom w:val="single" w:sz="4" w:space="0" w:color="000000"/>
-              <w:right w:val="single" w:sz="4" w:space="0" w:color="000000"/>
+              <w:top w:val="single" w:color="000000" w:sz="4" w:space="0"/>
+              <w:left w:val="single" w:color="000000" w:sz="4" w:space="0"/>
+              <w:bottom w:val="single" w:color="000000" w:sz="4" w:space="0"/>
+              <w:right w:val="single" w:color="000000" w:sz="4" w:space="0"/>
             </w:tcBorders>
           </w:tcPr>
           <w:p>
             <w:pPr>
-              <w:pStyle w:val="1"/>
-              <w:pBdr>
-                <w:top w:val="nil"/>
-                <w:left w:val="nil"/>
-                <w:bottom w:val="nil"/>
-                <w:right w:val="nil"/>
-                <w:between w:val="nil"/>
+              <w:pStyle w:val="3"/>
+              <w:pBdr>
+                <w:top w:val="none" w:color="auto" w:sz="0" w:space="0"/>
+                <w:left w:val="none" w:color="auto" w:sz="0" w:space="0"/>
+                <w:bottom w:val="none" w:color="auto" w:sz="0" w:space="0"/>
+                <w:right w:val="none" w:color="auto" w:sz="0" w:space="0"/>
+                <w:between w:val="none" w:color="auto" w:sz="0" w:space="0"/>
               </w:pBdr>
               <w:jc w:val="both"/>
               <w:rPr>
+                <w:rFonts w:hint="eastAsia"/>
                 <w:color w:val="000000"/>
                 <w:sz w:val="20"/>
                 <w:szCs w:val="20"/>
                 <w:highlight w:val="red"/>
-              </w:rPr>
-            </w:pPr>
+                <w:lang w:eastAsia="zh-CN"/>
+              </w:rPr>
+            </w:pPr>
+            <w:r>
+              <w:rPr>
+                <w:rFonts w:hint="eastAsia"/>
+                <w:color w:val="000000"/>
+                <w:sz w:val="20"/>
+                <w:szCs w:val="20"/>
+                <w:lang w:eastAsia="zh-CN"/>
+              </w:rPr>
+              <w:t>9.6</w:t>
+            </w:r>
           </w:p>
         </w:tc>
       </w:tr>
       <w:tr>
+        <w:tblPrEx>
+          <w:tblBorders>
+            <w:top w:val="single" w:color="000000" w:sz="4" w:space="0"/>
+            <w:left w:val="single" w:color="000000" w:sz="4" w:space="0"/>
+            <w:bottom w:val="single" w:color="000000" w:sz="4" w:space="0"/>
+            <w:right w:val="single" w:color="000000" w:sz="4" w:space="0"/>
+            <w:insideH w:val="single" w:color="000000" w:sz="4" w:space="0"/>
+            <w:insideV w:val="single" w:color="000000" w:sz="4" w:space="0"/>
+          </w:tblBorders>
+          <w:tblCellMar>
+            <w:top w:w="0" w:type="dxa"/>
+            <w:left w:w="108" w:type="dxa"/>
+            <w:bottom w:w="0" w:type="dxa"/>
+            <w:right w:w="108" w:type="dxa"/>
+          </w:tblCellMar>
+        </w:tblPrEx>
         <w:trPr>
-          <w:trHeight w:val="480"/>
+          <w:trHeight w:val="480" w:hRule="atLeast"/>
         </w:trPr>
         <w:tc>
           <w:tcPr>
             <w:tcW w:w="9720" w:type="dxa"/>
             <w:gridSpan w:val="4"/>
             <w:tcBorders>
-              <w:top w:val="single" w:sz="4" w:space="0" w:color="000000"/>
-              <w:left w:val="single" w:sz="4" w:space="0" w:color="000000"/>
-              <w:bottom w:val="single" w:sz="4" w:space="0" w:color="000000"/>
-              <w:right w:val="single" w:sz="4" w:space="0" w:color="000000"/>
+              <w:top w:val="single" w:color="000000" w:sz="4" w:space="0"/>
+              <w:left w:val="single" w:color="000000" w:sz="4" w:space="0"/>
+              <w:bottom w:val="single" w:color="000000" w:sz="4" w:space="0"/>
+              <w:right w:val="single" w:color="000000" w:sz="4" w:space="0"/>
             </w:tcBorders>
           </w:tcPr>
           <w:p>
             <w:pPr>
-              <w:pStyle w:val="1"/>
+              <w:pStyle w:val="3"/>
               <w:numPr>
                 <w:ilvl w:val="0"/>
                 <w:numId w:val="1"/>
               </w:numPr>
               <w:pBdr>
-                <w:top w:val="nil"/>
-                <w:left w:val="nil"/>
-                <w:bottom w:val="nil"/>
-                <w:right w:val="nil"/>
-                <w:between w:val="nil"/>
+                <w:top w:val="none" w:color="auto" w:sz="0" w:space="0"/>
+                <w:left w:val="none" w:color="auto" w:sz="0" w:space="0"/>
+                <w:bottom w:val="none" w:color="auto" w:sz="0" w:space="0"/>
+                <w:right w:val="none" w:color="auto" w:sz="0" w:space="0"/>
+                <w:between w:val="none" w:color="auto" w:sz="0" w:space="0"/>
               </w:pBdr>
               <w:jc w:val="both"/>
               <w:rPr>
@@ -1960,18 +1893,34 @@
         </w:tc>
       </w:tr>
       <w:tr>
+        <w:tblPrEx>
+          <w:tblBorders>
+            <w:top w:val="single" w:color="000000" w:sz="4" w:space="0"/>
+            <w:left w:val="single" w:color="000000" w:sz="4" w:space="0"/>
+            <w:bottom w:val="single" w:color="000000" w:sz="4" w:space="0"/>
+            <w:right w:val="single" w:color="000000" w:sz="4" w:space="0"/>
+            <w:insideH w:val="single" w:color="000000" w:sz="4" w:space="0"/>
+            <w:insideV w:val="single" w:color="000000" w:sz="4" w:space="0"/>
+          </w:tblBorders>
+          <w:tblCellMar>
+            <w:top w:w="0" w:type="dxa"/>
+            <w:left w:w="108" w:type="dxa"/>
+            <w:bottom w:w="0" w:type="dxa"/>
+            <w:right w:w="108" w:type="dxa"/>
+          </w:tblCellMar>
+        </w:tblPrEx>
         <w:trPr>
-          <w:trHeight w:val="517"/>
+          <w:trHeight w:val="517" w:hRule="atLeast"/>
         </w:trPr>
         <w:tc>
           <w:tcPr>
             <w:tcW w:w="4536" w:type="dxa"/>
             <w:vMerge w:val="restart"/>
             <w:tcBorders>
-              <w:top w:val="single" w:sz="4" w:space="0" w:color="000000"/>
-              <w:left w:val="single" w:sz="4" w:space="0" w:color="000000"/>
-              <w:bottom w:val="single" w:sz="4" w:space="0" w:color="000000"/>
-              <w:right w:val="single" w:sz="4" w:space="0" w:color="000000"/>
+              <w:top w:val="single" w:color="000000" w:sz="4" w:space="0"/>
+              <w:left w:val="single" w:color="000000" w:sz="4" w:space="0"/>
+              <w:bottom w:val="single" w:color="000000" w:sz="4" w:space="0"/>
+              <w:right w:val="single" w:color="000000" w:sz="4" w:space="0"/>
             </w:tcBorders>
           </w:tcPr>
           <w:p>
@@ -1981,28 +1930,13 @@
               </w:rPr>
             </w:pPr>
             <w:r>
-              <w:t>2.1.</w:t>
-            </w:r>
-            <w:r>
-              <w:t xml:space="preserve"> </w:t>
-            </w:r>
-            <w:r>
-              <w:rPr>
-                <w:color w:val="000000"/>
-              </w:rPr>
-              <w:t>Подобрать удобный для себя</w:t>
-            </w:r>
-            <w:r>
-              <w:rPr>
-                <w:color w:val="000000"/>
-              </w:rPr>
-              <w:t xml:space="preserve"> </w:t>
-            </w:r>
-            <w:r>
-              <w:rPr>
-                <w:color w:val="000000"/>
-              </w:rPr>
-              <w:t xml:space="preserve">инструмент управления личным временем (тайм-менеджмента) и использовав его спланировать работу над заданиями практики. </w:t>
+              <w:t xml:space="preserve">2.1. </w:t>
+            </w:r>
+            <w:r>
+              <w:rPr>
+                <w:color w:val="000000"/>
+              </w:rPr>
+              <w:t xml:space="preserve">Подобрать удобный для себя инструмент управления личным временем (тайм-менеджмента) и использовав его спланировать работу над заданиями практики. </w:t>
             </w:r>
           </w:p>
           <w:p>
@@ -2027,13 +1961,13 @@
           </w:p>
           <w:p>
             <w:pPr>
-              <w:pStyle w:val="1"/>
-              <w:pBdr>
-                <w:top w:val="nil"/>
-                <w:left w:val="nil"/>
-                <w:bottom w:val="nil"/>
-                <w:right w:val="nil"/>
-                <w:between w:val="nil"/>
+              <w:pStyle w:val="3"/>
+              <w:pBdr>
+                <w:top w:val="none" w:color="auto" w:sz="0" w:space="0"/>
+                <w:left w:val="none" w:color="auto" w:sz="0" w:space="0"/>
+                <w:bottom w:val="none" w:color="auto" w:sz="0" w:space="0"/>
+                <w:right w:val="none" w:color="auto" w:sz="0" w:space="0"/>
+                <w:between w:val="none" w:color="auto" w:sz="0" w:space="0"/>
               </w:pBdr>
               <w:tabs>
                 <w:tab w:val="left" w:pos="560"/>
@@ -2053,18 +1987,19 @@
               <w:jc w:val="both"/>
               <w:rPr>
                 <w:color w:val="000000"/>
-              </w:rPr>
-            </w:pPr>
-          </w:p>
-          <w:p>
-            <w:pPr>
-              <w:pStyle w:val="1"/>
-              <w:pBdr>
-                <w:top w:val="nil"/>
-                <w:left w:val="nil"/>
-                <w:bottom w:val="nil"/>
-                <w:right w:val="nil"/>
-                <w:between w:val="nil"/>
+                <w:lang w:eastAsia="zh-CN"/>
+              </w:rPr>
+            </w:pPr>
+          </w:p>
+          <w:p>
+            <w:pPr>
+              <w:pStyle w:val="3"/>
+              <w:pBdr>
+                <w:top w:val="none" w:color="auto" w:sz="0" w:space="0"/>
+                <w:left w:val="none" w:color="auto" w:sz="0" w:space="0"/>
+                <w:bottom w:val="none" w:color="auto" w:sz="0" w:space="0"/>
+                <w:right w:val="none" w:color="auto" w:sz="0" w:space="0"/>
+                <w:between w:val="none" w:color="auto" w:sz="0" w:space="0"/>
               </w:pBdr>
               <w:tabs>
                 <w:tab w:val="left" w:pos="560"/>
@@ -2084,18 +2019,19 @@
               <w:jc w:val="both"/>
               <w:rPr>
                 <w:color w:val="000000"/>
-              </w:rPr>
-            </w:pPr>
-          </w:p>
-          <w:p>
-            <w:pPr>
-              <w:pStyle w:val="1"/>
-              <w:pBdr>
-                <w:top w:val="nil"/>
-                <w:left w:val="nil"/>
-                <w:bottom w:val="nil"/>
-                <w:right w:val="nil"/>
-                <w:between w:val="nil"/>
+                <w:lang w:eastAsia="zh-CN"/>
+              </w:rPr>
+            </w:pPr>
+          </w:p>
+          <w:p>
+            <w:pPr>
+              <w:pStyle w:val="3"/>
+              <w:pBdr>
+                <w:top w:val="none" w:color="auto" w:sz="0" w:space="0"/>
+                <w:left w:val="none" w:color="auto" w:sz="0" w:space="0"/>
+                <w:bottom w:val="none" w:color="auto" w:sz="0" w:space="0"/>
+                <w:right w:val="none" w:color="auto" w:sz="0" w:space="0"/>
+                <w:between w:val="none" w:color="auto" w:sz="0" w:space="0"/>
               </w:pBdr>
               <w:tabs>
                 <w:tab w:val="left" w:pos="560"/>
@@ -2115,18 +2051,19 @@
               <w:jc w:val="both"/>
               <w:rPr>
                 <w:color w:val="000000"/>
-              </w:rPr>
-            </w:pPr>
-          </w:p>
-          <w:p>
-            <w:pPr>
-              <w:pStyle w:val="1"/>
-              <w:pBdr>
-                <w:top w:val="nil"/>
-                <w:left w:val="nil"/>
-                <w:bottom w:val="nil"/>
-                <w:right w:val="nil"/>
-                <w:between w:val="nil"/>
+                <w:lang w:eastAsia="zh-CN"/>
+              </w:rPr>
+            </w:pPr>
+          </w:p>
+          <w:p>
+            <w:pPr>
+              <w:pStyle w:val="3"/>
+              <w:pBdr>
+                <w:top w:val="none" w:color="auto" w:sz="0" w:space="0"/>
+                <w:left w:val="none" w:color="auto" w:sz="0" w:space="0"/>
+                <w:bottom w:val="none" w:color="auto" w:sz="0" w:space="0"/>
+                <w:right w:val="none" w:color="auto" w:sz="0" w:space="0"/>
+                <w:between w:val="none" w:color="auto" w:sz="0" w:space="0"/>
               </w:pBdr>
               <w:tabs>
                 <w:tab w:val="left" w:pos="560"/>
@@ -2146,18 +2083,19 @@
               <w:jc w:val="both"/>
               <w:rPr>
                 <w:color w:val="000000"/>
-              </w:rPr>
-            </w:pPr>
-          </w:p>
-          <w:p>
-            <w:pPr>
-              <w:pStyle w:val="1"/>
-              <w:pBdr>
-                <w:top w:val="nil"/>
-                <w:left w:val="nil"/>
-                <w:bottom w:val="nil"/>
-                <w:right w:val="nil"/>
-                <w:between w:val="nil"/>
+                <w:lang w:eastAsia="zh-CN"/>
+              </w:rPr>
+            </w:pPr>
+          </w:p>
+          <w:p>
+            <w:pPr>
+              <w:pStyle w:val="3"/>
+              <w:pBdr>
+                <w:top w:val="none" w:color="auto" w:sz="0" w:space="0"/>
+                <w:left w:val="none" w:color="auto" w:sz="0" w:space="0"/>
+                <w:bottom w:val="none" w:color="auto" w:sz="0" w:space="0"/>
+                <w:right w:val="none" w:color="auto" w:sz="0" w:space="0"/>
+                <w:between w:val="none" w:color="auto" w:sz="0" w:space="0"/>
               </w:pBdr>
               <w:tabs>
                 <w:tab w:val="left" w:pos="560"/>
@@ -2176,13 +2114,15 @@
               <w:spacing w:after="200" w:line="276" w:lineRule="auto"/>
               <w:jc w:val="both"/>
               <w:rPr>
-                <w:color w:val="000000"/>
-              </w:rPr>
-            </w:pPr>
-          </w:p>
-          <w:p>
-            <w:pPr>
-              <w:pStyle w:val="1"/>
+                <w:rFonts w:hint="eastAsia"/>
+                <w:color w:val="000000"/>
+                <w:lang w:eastAsia="zh-CN"/>
+              </w:rPr>
+            </w:pPr>
+          </w:p>
+          <w:p>
+            <w:pPr>
+              <w:pStyle w:val="3"/>
               <w:tabs>
                 <w:tab w:val="left" w:pos="560"/>
                 <w:tab w:val="left" w:pos="1120"/>
@@ -2201,31 +2141,12 @@
               <w:jc w:val="both"/>
             </w:pPr>
             <w:r>
-              <w:t xml:space="preserve">2.1. </w:t>
-            </w:r>
-            <w:r>
-              <w:t>Исследовать возможности одного из популярных сервисов для разработчиков (</w:t>
-            </w:r>
-            <w:proofErr w:type="spellStart"/>
-            <w:r>
-              <w:t>GitHub</w:t>
-            </w:r>
-            <w:proofErr w:type="spellEnd"/>
-            <w:r>
-              <w:t xml:space="preserve">, </w:t>
-            </w:r>
-            <w:proofErr w:type="spellStart"/>
-            <w:r>
-              <w:t>GitLab</w:t>
-            </w:r>
-            <w:proofErr w:type="spellEnd"/>
-            <w:r>
-              <w:t>) для управления временем (тайм-менеджмента) в контексте задач разработчика.</w:t>
-            </w:r>
-          </w:p>
-          <w:p>
-            <w:pPr>
-              <w:pStyle w:val="1"/>
+              <w:t>2.1. Исследовать возможности одного из популярных сервисов для разработчиков (GitHub, GitLab) для управления временем (тайм-менеджмента) в контексте задач разработчика.</w:t>
+            </w:r>
+          </w:p>
+          <w:p>
+            <w:pPr>
+              <w:pStyle w:val="3"/>
               <w:tabs>
                 <w:tab w:val="left" w:pos="560"/>
                 <w:tab w:val="left" w:pos="1120"/>
@@ -2253,21 +2174,21 @@
             <w:tcW w:w="2552" w:type="dxa"/>
             <w:vMerge w:val="restart"/>
             <w:tcBorders>
-              <w:top w:val="single" w:sz="4" w:space="0" w:color="000000"/>
-              <w:left w:val="single" w:sz="4" w:space="0" w:color="000000"/>
-              <w:bottom w:val="single" w:sz="4" w:space="0" w:color="000000"/>
-              <w:right w:val="single" w:sz="4" w:space="0" w:color="000000"/>
+              <w:top w:val="single" w:color="000000" w:sz="4" w:space="0"/>
+              <w:left w:val="single" w:color="000000" w:sz="4" w:space="0"/>
+              <w:bottom w:val="single" w:color="000000" w:sz="4" w:space="0"/>
+              <w:right w:val="single" w:color="000000" w:sz="4" w:space="0"/>
             </w:tcBorders>
           </w:tcPr>
           <w:p>
             <w:pPr>
-              <w:pStyle w:val="1"/>
-              <w:pBdr>
-                <w:top w:val="nil"/>
-                <w:left w:val="nil"/>
-                <w:bottom w:val="nil"/>
-                <w:right w:val="nil"/>
-                <w:between w:val="nil"/>
+              <w:pStyle w:val="3"/>
+              <w:pBdr>
+                <w:top w:val="none" w:color="auto" w:sz="0" w:space="0"/>
+                <w:left w:val="none" w:color="auto" w:sz="0" w:space="0"/>
+                <w:bottom w:val="none" w:color="auto" w:sz="0" w:space="0"/>
+                <w:right w:val="none" w:color="auto" w:sz="0" w:space="0"/>
+                <w:between w:val="none" w:color="auto" w:sz="0" w:space="0"/>
               </w:pBdr>
               <w:tabs>
                 <w:tab w:val="left" w:pos="-15"/>
@@ -2281,34 +2202,24 @@
               <w:rPr>
                 <w:color w:val="000000"/>
               </w:rPr>
-              <w:lastRenderedPageBreak/>
-              <w:t xml:space="preserve">Текстовый </w:t>
-            </w:r>
-            <w:r>
-              <w:rPr>
-                <w:color w:val="000000"/>
-              </w:rPr>
-              <w:t>документ</w:t>
-            </w:r>
-          </w:p>
-          <w:p>
-            <w:pPr>
-              <w:pStyle w:val="1"/>
+              <w:t>Текстовый документ</w:t>
+            </w:r>
+          </w:p>
+          <w:p>
+            <w:pPr>
+              <w:pStyle w:val="3"/>
               <w:tabs>
                 <w:tab w:val="left" w:pos="-15"/>
               </w:tabs>
               <w:spacing w:after="200" w:line="276" w:lineRule="auto"/>
               <w:rPr>
-                <w:rFonts w:ascii="Calibri" w:eastAsia="Calibri" w:hAnsi="Calibri" w:cs="Calibri"/>
+                <w:rFonts w:ascii="Calibri" w:hAnsi="Calibri" w:eastAsia="Calibri" w:cs="Calibri"/>
                 <w:sz w:val="22"/>
                 <w:szCs w:val="22"/>
               </w:rPr>
             </w:pPr>
             <w:r>
-              <w:t xml:space="preserve">Задание </w:t>
-            </w:r>
-            <w:r>
-              <w:t xml:space="preserve">опубликовать в электронном портфолио, </w:t>
+              <w:t xml:space="preserve">Задание опубликовать в электронном портфолио, </w:t>
             </w:r>
             <w:r>
               <w:rPr>
@@ -2330,29 +2241,41 @@
             <w:tcW w:w="1134" w:type="dxa"/>
             <w:vMerge w:val="restart"/>
             <w:tcBorders>
-              <w:top w:val="single" w:sz="4" w:space="0" w:color="000000"/>
-              <w:left w:val="single" w:sz="4" w:space="0" w:color="000000"/>
-              <w:bottom w:val="single" w:sz="4" w:space="0" w:color="000000"/>
-              <w:right w:val="single" w:sz="4" w:space="0" w:color="000000"/>
+              <w:top w:val="single" w:color="000000" w:sz="4" w:space="0"/>
+              <w:left w:val="single" w:color="000000" w:sz="4" w:space="0"/>
+              <w:bottom w:val="single" w:color="000000" w:sz="4" w:space="0"/>
+              <w:right w:val="single" w:color="000000" w:sz="4" w:space="0"/>
             </w:tcBorders>
           </w:tcPr>
           <w:p>
             <w:pPr>
-              <w:pStyle w:val="1"/>
-              <w:pBdr>
-                <w:top w:val="nil"/>
-                <w:left w:val="nil"/>
-                <w:bottom w:val="nil"/>
-                <w:right w:val="nil"/>
-                <w:between w:val="nil"/>
+              <w:pStyle w:val="3"/>
+              <w:pBdr>
+                <w:top w:val="none" w:color="auto" w:sz="0" w:space="0"/>
+                <w:left w:val="none" w:color="auto" w:sz="0" w:space="0"/>
+                <w:bottom w:val="none" w:color="auto" w:sz="0" w:space="0"/>
+                <w:right w:val="none" w:color="auto" w:sz="0" w:space="0"/>
+                <w:between w:val="none" w:color="auto" w:sz="0" w:space="0"/>
               </w:pBdr>
               <w:jc w:val="both"/>
               <w:rPr>
+                <w:rFonts w:hint="eastAsia"/>
                 <w:color w:val="000000"/>
                 <w:sz w:val="20"/>
                 <w:szCs w:val="20"/>
-              </w:rPr>
-            </w:pPr>
+                <w:lang w:eastAsia="zh-CN"/>
+              </w:rPr>
+            </w:pPr>
+            <w:r>
+              <w:rPr>
+                <w:rFonts w:hint="eastAsia"/>
+                <w:color w:val="000000"/>
+                <w:sz w:val="20"/>
+                <w:szCs w:val="20"/>
+                <w:lang w:eastAsia="zh-CN"/>
+              </w:rPr>
+              <w:t>9.8</w:t>
+            </w:r>
           </w:p>
         </w:tc>
         <w:tc>
@@ -2360,56 +2283,84 @@
             <w:tcW w:w="1498" w:type="dxa"/>
             <w:vMerge w:val="restart"/>
             <w:tcBorders>
-              <w:top w:val="single" w:sz="4" w:space="0" w:color="000000"/>
-              <w:left w:val="single" w:sz="4" w:space="0" w:color="000000"/>
-              <w:bottom w:val="single" w:sz="4" w:space="0" w:color="000000"/>
-              <w:right w:val="single" w:sz="4" w:space="0" w:color="000000"/>
+              <w:top w:val="single" w:color="000000" w:sz="4" w:space="0"/>
+              <w:left w:val="single" w:color="000000" w:sz="4" w:space="0"/>
+              <w:bottom w:val="single" w:color="000000" w:sz="4" w:space="0"/>
+              <w:right w:val="single" w:color="000000" w:sz="4" w:space="0"/>
             </w:tcBorders>
           </w:tcPr>
           <w:p>
             <w:pPr>
-              <w:pStyle w:val="1"/>
-              <w:pBdr>
-                <w:top w:val="nil"/>
-                <w:left w:val="nil"/>
-                <w:bottom w:val="nil"/>
-                <w:right w:val="nil"/>
-                <w:between w:val="nil"/>
+              <w:pStyle w:val="3"/>
+              <w:pBdr>
+                <w:top w:val="none" w:color="auto" w:sz="0" w:space="0"/>
+                <w:left w:val="none" w:color="auto" w:sz="0" w:space="0"/>
+                <w:bottom w:val="none" w:color="auto" w:sz="0" w:space="0"/>
+                <w:right w:val="none" w:color="auto" w:sz="0" w:space="0"/>
+                <w:between w:val="none" w:color="auto" w:sz="0" w:space="0"/>
               </w:pBdr>
               <w:jc w:val="both"/>
               <w:rPr>
+                <w:rFonts w:hint="eastAsia"/>
                 <w:color w:val="000000"/>
                 <w:sz w:val="20"/>
                 <w:szCs w:val="20"/>
-              </w:rPr>
-            </w:pPr>
+                <w:lang w:eastAsia="zh-CN"/>
+              </w:rPr>
+            </w:pPr>
+            <w:r>
+              <w:rPr>
+                <w:rFonts w:hint="eastAsia"/>
+                <w:color w:val="000000"/>
+                <w:sz w:val="20"/>
+                <w:szCs w:val="20"/>
+                <w:lang w:eastAsia="zh-CN"/>
+              </w:rPr>
+              <w:t>9.12</w:t>
+            </w:r>
           </w:p>
         </w:tc>
       </w:tr>
       <w:tr>
+        <w:tblPrEx>
+          <w:tblBorders>
+            <w:top w:val="single" w:color="000000" w:sz="4" w:space="0"/>
+            <w:left w:val="single" w:color="000000" w:sz="4" w:space="0"/>
+            <w:bottom w:val="single" w:color="000000" w:sz="4" w:space="0"/>
+            <w:right w:val="single" w:color="000000" w:sz="4" w:space="0"/>
+            <w:insideH w:val="single" w:color="000000" w:sz="4" w:space="0"/>
+            <w:insideV w:val="single" w:color="000000" w:sz="4" w:space="0"/>
+          </w:tblBorders>
+          <w:tblCellMar>
+            <w:top w:w="0" w:type="dxa"/>
+            <w:left w:w="108" w:type="dxa"/>
+            <w:bottom w:w="0" w:type="dxa"/>
+            <w:right w:w="108" w:type="dxa"/>
+          </w:tblCellMar>
+        </w:tblPrEx>
         <w:trPr>
-          <w:trHeight w:val="480"/>
+          <w:trHeight w:val="480" w:hRule="atLeast"/>
         </w:trPr>
         <w:tc>
           <w:tcPr>
             <w:tcW w:w="4536" w:type="dxa"/>
-            <w:vMerge/>
+            <w:vMerge w:val="continue"/>
             <w:tcBorders>
-              <w:top w:val="single" w:sz="4" w:space="0" w:color="000000"/>
-              <w:left w:val="single" w:sz="4" w:space="0" w:color="000000"/>
-              <w:bottom w:val="single" w:sz="4" w:space="0" w:color="000000"/>
-              <w:right w:val="single" w:sz="4" w:space="0" w:color="000000"/>
+              <w:top w:val="single" w:color="000000" w:sz="4" w:space="0"/>
+              <w:left w:val="single" w:color="000000" w:sz="4" w:space="0"/>
+              <w:bottom w:val="single" w:color="000000" w:sz="4" w:space="0"/>
+              <w:right w:val="single" w:color="000000" w:sz="4" w:space="0"/>
             </w:tcBorders>
           </w:tcPr>
           <w:p>
             <w:pPr>
-              <w:pStyle w:val="1"/>
-              <w:pBdr>
-                <w:top w:val="nil"/>
-                <w:left w:val="nil"/>
-                <w:bottom w:val="nil"/>
-                <w:right w:val="nil"/>
-                <w:between w:val="nil"/>
+              <w:pStyle w:val="3"/>
+              <w:pBdr>
+                <w:top w:val="none" w:color="auto" w:sz="0" w:space="0"/>
+                <w:left w:val="none" w:color="auto" w:sz="0" w:space="0"/>
+                <w:bottom w:val="none" w:color="auto" w:sz="0" w:space="0"/>
+                <w:right w:val="none" w:color="auto" w:sz="0" w:space="0"/>
+                <w:between w:val="none" w:color="auto" w:sz="0" w:space="0"/>
               </w:pBdr>
               <w:tabs>
                 <w:tab w:val="left" w:pos="560"/>
@@ -2426,7 +2377,7 @@
                 <w:tab w:val="left" w:pos="6720"/>
               </w:tabs>
               <w:rPr>
-                <w:rFonts w:ascii="Calibri" w:eastAsia="Calibri" w:hAnsi="Calibri" w:cs="Calibri"/>
+                <w:rFonts w:ascii="Calibri" w:hAnsi="Calibri" w:eastAsia="Calibri" w:cs="Calibri"/>
                 <w:color w:val="000000"/>
                 <w:sz w:val="22"/>
                 <w:szCs w:val="22"/>
@@ -2437,29 +2388,29 @@
         <w:tc>
           <w:tcPr>
             <w:tcW w:w="2552" w:type="dxa"/>
-            <w:vMerge/>
+            <w:vMerge w:val="continue"/>
             <w:tcBorders>
-              <w:top w:val="single" w:sz="4" w:space="0" w:color="000000"/>
-              <w:left w:val="single" w:sz="4" w:space="0" w:color="000000"/>
-              <w:bottom w:val="single" w:sz="4" w:space="0" w:color="000000"/>
-              <w:right w:val="single" w:sz="4" w:space="0" w:color="000000"/>
+              <w:top w:val="single" w:color="000000" w:sz="4" w:space="0"/>
+              <w:left w:val="single" w:color="000000" w:sz="4" w:space="0"/>
+              <w:bottom w:val="single" w:color="000000" w:sz="4" w:space="0"/>
+              <w:right w:val="single" w:color="000000" w:sz="4" w:space="0"/>
             </w:tcBorders>
           </w:tcPr>
           <w:p>
             <w:pPr>
-              <w:pStyle w:val="1"/>
-              <w:pBdr>
-                <w:top w:val="nil"/>
-                <w:left w:val="nil"/>
-                <w:bottom w:val="nil"/>
-                <w:right w:val="nil"/>
-                <w:between w:val="nil"/>
+              <w:pStyle w:val="3"/>
+              <w:pBdr>
+                <w:top w:val="none" w:color="auto" w:sz="0" w:space="0"/>
+                <w:left w:val="none" w:color="auto" w:sz="0" w:space="0"/>
+                <w:bottom w:val="none" w:color="auto" w:sz="0" w:space="0"/>
+                <w:right w:val="none" w:color="auto" w:sz="0" w:space="0"/>
+                <w:between w:val="none" w:color="auto" w:sz="0" w:space="0"/>
               </w:pBdr>
               <w:tabs>
                 <w:tab w:val="left" w:pos="-15"/>
               </w:tabs>
               <w:rPr>
-                <w:rFonts w:ascii="Calibri" w:eastAsia="Calibri" w:hAnsi="Calibri" w:cs="Calibri"/>
+                <w:rFonts w:ascii="Calibri" w:hAnsi="Calibri" w:eastAsia="Calibri" w:cs="Calibri"/>
                 <w:color w:val="000000"/>
                 <w:sz w:val="22"/>
                 <w:szCs w:val="22"/>
@@ -2470,23 +2421,23 @@
         <w:tc>
           <w:tcPr>
             <w:tcW w:w="1134" w:type="dxa"/>
-            <w:vMerge/>
+            <w:vMerge w:val="continue"/>
             <w:tcBorders>
-              <w:top w:val="single" w:sz="4" w:space="0" w:color="000000"/>
-              <w:left w:val="single" w:sz="4" w:space="0" w:color="000000"/>
-              <w:bottom w:val="single" w:sz="4" w:space="0" w:color="000000"/>
-              <w:right w:val="single" w:sz="4" w:space="0" w:color="000000"/>
+              <w:top w:val="single" w:color="000000" w:sz="4" w:space="0"/>
+              <w:left w:val="single" w:color="000000" w:sz="4" w:space="0"/>
+              <w:bottom w:val="single" w:color="000000" w:sz="4" w:space="0"/>
+              <w:right w:val="single" w:color="000000" w:sz="4" w:space="0"/>
             </w:tcBorders>
           </w:tcPr>
           <w:p>
             <w:pPr>
-              <w:pStyle w:val="1"/>
-              <w:pBdr>
-                <w:top w:val="nil"/>
-                <w:left w:val="nil"/>
-                <w:bottom w:val="nil"/>
-                <w:right w:val="nil"/>
-                <w:between w:val="nil"/>
+              <w:pStyle w:val="3"/>
+              <w:pBdr>
+                <w:top w:val="none" w:color="auto" w:sz="0" w:space="0"/>
+                <w:left w:val="none" w:color="auto" w:sz="0" w:space="0"/>
+                <w:bottom w:val="none" w:color="auto" w:sz="0" w:space="0"/>
+                <w:right w:val="none" w:color="auto" w:sz="0" w:space="0"/>
+                <w:between w:val="none" w:color="auto" w:sz="0" w:space="0"/>
               </w:pBdr>
               <w:jc w:val="both"/>
               <w:rPr>
@@ -2500,23 +2451,23 @@
         <w:tc>
           <w:tcPr>
             <w:tcW w:w="1498" w:type="dxa"/>
-            <w:vMerge/>
+            <w:vMerge w:val="continue"/>
             <w:tcBorders>
-              <w:top w:val="single" w:sz="4" w:space="0" w:color="000000"/>
-              <w:left w:val="single" w:sz="4" w:space="0" w:color="000000"/>
-              <w:bottom w:val="single" w:sz="4" w:space="0" w:color="000000"/>
-              <w:right w:val="single" w:sz="4" w:space="0" w:color="000000"/>
+              <w:top w:val="single" w:color="000000" w:sz="4" w:space="0"/>
+              <w:left w:val="single" w:color="000000" w:sz="4" w:space="0"/>
+              <w:bottom w:val="single" w:color="000000" w:sz="4" w:space="0"/>
+              <w:right w:val="single" w:color="000000" w:sz="4" w:space="0"/>
             </w:tcBorders>
           </w:tcPr>
           <w:p>
             <w:pPr>
-              <w:pStyle w:val="1"/>
-              <w:pBdr>
-                <w:top w:val="nil"/>
-                <w:left w:val="nil"/>
-                <w:bottom w:val="nil"/>
-                <w:right w:val="nil"/>
-                <w:between w:val="nil"/>
+              <w:pStyle w:val="3"/>
+              <w:pBdr>
+                <w:top w:val="none" w:color="auto" w:sz="0" w:space="0"/>
+                <w:left w:val="none" w:color="auto" w:sz="0" w:space="0"/>
+                <w:bottom w:val="none" w:color="auto" w:sz="0" w:space="0"/>
+                <w:right w:val="none" w:color="auto" w:sz="0" w:space="0"/>
+                <w:between w:val="none" w:color="auto" w:sz="0" w:space="0"/>
               </w:pBdr>
               <w:jc w:val="both"/>
               <w:rPr>
@@ -2529,23 +2480,39 @@
         </w:tc>
       </w:tr>
       <w:tr>
+        <w:tblPrEx>
+          <w:tblBorders>
+            <w:top w:val="single" w:color="000000" w:sz="4" w:space="0"/>
+            <w:left w:val="single" w:color="000000" w:sz="4" w:space="0"/>
+            <w:bottom w:val="single" w:color="000000" w:sz="4" w:space="0"/>
+            <w:right w:val="single" w:color="000000" w:sz="4" w:space="0"/>
+            <w:insideH w:val="single" w:color="000000" w:sz="4" w:space="0"/>
+            <w:insideV w:val="single" w:color="000000" w:sz="4" w:space="0"/>
+          </w:tblBorders>
+          <w:tblCellMar>
+            <w:top w:w="0" w:type="dxa"/>
+            <w:left w:w="108" w:type="dxa"/>
+            <w:bottom w:w="0" w:type="dxa"/>
+            <w:right w:w="108" w:type="dxa"/>
+          </w:tblCellMar>
+        </w:tblPrEx>
         <w:trPr>
-          <w:trHeight w:val="517"/>
+          <w:trHeight w:val="517" w:hRule="atLeast"/>
         </w:trPr>
         <w:tc>
           <w:tcPr>
             <w:tcW w:w="4536" w:type="dxa"/>
             <w:vMerge w:val="restart"/>
             <w:tcBorders>
-              <w:top w:val="single" w:sz="4" w:space="0" w:color="000000"/>
-              <w:left w:val="single" w:sz="4" w:space="0" w:color="000000"/>
-              <w:bottom w:val="single" w:sz="4" w:space="0" w:color="000000"/>
-              <w:right w:val="single" w:sz="4" w:space="0" w:color="000000"/>
+              <w:top w:val="single" w:color="000000" w:sz="4" w:space="0"/>
+              <w:left w:val="single" w:color="000000" w:sz="4" w:space="0"/>
+              <w:bottom w:val="single" w:color="000000" w:sz="4" w:space="0"/>
+              <w:right w:val="single" w:color="000000" w:sz="4" w:space="0"/>
             </w:tcBorders>
           </w:tcPr>
           <w:p>
             <w:pPr>
-              <w:pStyle w:val="1"/>
+              <w:pStyle w:val="3"/>
               <w:tabs>
                 <w:tab w:val="left" w:pos="560"/>
                 <w:tab w:val="left" w:pos="1120"/>
@@ -2573,13 +2540,7 @@
               <w:rPr>
                 <w:color w:val="000000"/>
               </w:rPr>
-              <w:t xml:space="preserve">На основе предоставленных материалов и рекомендаций, представленных </w:t>
-            </w:r>
-            <w:r>
-              <w:rPr>
-                <w:color w:val="000000"/>
-              </w:rPr>
-              <w:t xml:space="preserve">в курсе </w:t>
+              <w:t xml:space="preserve">На основе предоставленных материалов и рекомендаций, представленных в курсе </w:t>
             </w:r>
             <w:r>
               <w:rPr>
@@ -2592,52 +2553,12 @@
               <w:rPr>
                 <w:color w:val="000000"/>
               </w:rPr>
-              <w:t xml:space="preserve">, необходимо настроить и развернуть среду программирования на языке </w:t>
-            </w:r>
-            <w:proofErr w:type="spellStart"/>
-            <w:r>
-              <w:rPr>
-                <w:color w:val="000000"/>
-              </w:rPr>
-              <w:t>Julia</w:t>
-            </w:r>
-            <w:proofErr w:type="spellEnd"/>
-            <w:r>
-              <w:rPr>
-                <w:color w:val="000000"/>
-              </w:rPr>
-              <w:t xml:space="preserve"> с использованием интегрированной среды разработки Visual Studio Code.</w:t>
-            </w:r>
-            <w:r>
-              <w:rPr>
-                <w:color w:val="000000"/>
-              </w:rPr>
-              <w:t xml:space="preserve"> </w:t>
-            </w:r>
-            <w:r>
-              <w:rPr>
-                <w:color w:val="000000"/>
-              </w:rPr>
-              <w:t xml:space="preserve">После этого, используя доступные открытые источники и научные статьи, разработайте решение одной из научных задач, аналогичной той, что была продемонстрирована в </w:t>
-            </w:r>
-            <w:proofErr w:type="spellStart"/>
-            <w:r>
-              <w:rPr>
-                <w:color w:val="000000"/>
-              </w:rPr>
-              <w:t>скринкасте</w:t>
-            </w:r>
-            <w:proofErr w:type="spellEnd"/>
-            <w:r>
-              <w:rPr>
-                <w:color w:val="000000"/>
-              </w:rPr>
-              <w:t>.</w:t>
-            </w:r>
-          </w:p>
-          <w:p>
-            <w:pPr>
-              <w:pStyle w:val="1"/>
+              <w:t>, необходимо настроить и развернуть среду программирования на языке Julia с использованием интегрированной среды разработки Visual Studio Code. После этого, используя доступные открытые источники и научные статьи, разработайте решение одной из научных задач, аналогичной той, что была продемонстрирована в скринкасте.</w:t>
+            </w:r>
+          </w:p>
+          <w:p>
+            <w:pPr>
+              <w:pStyle w:val="3"/>
               <w:tabs>
                 <w:tab w:val="left" w:pos="560"/>
                 <w:tab w:val="left" w:pos="1120"/>
@@ -2662,45 +2583,7 @@
               <w:rPr>
                 <w:color w:val="000000"/>
               </w:rPr>
-              <w:t xml:space="preserve">2.2. </w:t>
-            </w:r>
-            <w:r>
-              <w:rPr>
-                <w:color w:val="000000"/>
-              </w:rPr>
-              <w:t xml:space="preserve">Составьте подборку материалов, включающую аннотированные статьи и ресурсы по языку программирования </w:t>
-            </w:r>
-            <w:proofErr w:type="spellStart"/>
-            <w:r>
-              <w:rPr>
-                <w:color w:val="000000"/>
-              </w:rPr>
-              <w:t>Julia</w:t>
-            </w:r>
-            <w:proofErr w:type="spellEnd"/>
-            <w:r>
-              <w:rPr>
-                <w:color w:val="000000"/>
-              </w:rPr>
-              <w:t>, а также примеры решения различных задач на этом языке. В подборку должны быть включены выдержки из кода (борды) с соответствующими комментариями и пояснениями.</w:t>
-            </w:r>
-            <w:r>
-              <w:rPr>
-                <w:color w:val="000000"/>
-              </w:rPr>
-              <w:t xml:space="preserve"> </w:t>
-            </w:r>
-            <w:r>
-              <w:rPr>
-                <w:color w:val="000000"/>
-              </w:rPr>
-              <w:t>Выберите одно из предложенных направлений работы и выполните его в соответствии с академическими стандартами</w:t>
-            </w:r>
-            <w:r>
-              <w:rPr>
-                <w:color w:val="000000"/>
-              </w:rPr>
-              <w:t xml:space="preserve">. </w:t>
+              <w:t xml:space="preserve">2.2. Составьте подборку материалов, включающую аннотированные статьи и ресурсы по языку программирования Julia, а также примеры решения различных задач на этом языке. В подборку должны быть включены выдержки из кода (борды) с соответствующими комментариями и пояснениями. Выберите одно из предложенных направлений работы и выполните его в соответствии с академическими стандартами. </w:t>
             </w:r>
           </w:p>
         </w:tc>
@@ -2709,53 +2592,46 @@
             <w:tcW w:w="2552" w:type="dxa"/>
             <w:vMerge w:val="restart"/>
             <w:tcBorders>
-              <w:top w:val="single" w:sz="4" w:space="0" w:color="000000"/>
-              <w:left w:val="single" w:sz="4" w:space="0" w:color="000000"/>
-              <w:bottom w:val="single" w:sz="4" w:space="0" w:color="000000"/>
-              <w:right w:val="single" w:sz="4" w:space="0" w:color="000000"/>
+              <w:top w:val="single" w:color="000000" w:sz="4" w:space="0"/>
+              <w:left w:val="single" w:color="000000" w:sz="4" w:space="0"/>
+              <w:bottom w:val="single" w:color="000000" w:sz="4" w:space="0"/>
+              <w:right w:val="single" w:color="000000" w:sz="4" w:space="0"/>
             </w:tcBorders>
           </w:tcPr>
           <w:p>
             <w:pPr>
-              <w:pStyle w:val="NormalWeb"/>
+              <w:pStyle w:val="12"/>
               <w:shd w:val="clear" w:color="auto" w:fill="FFFFFF"/>
               <w:spacing w:before="0" w:beforeAutospacing="0" w:after="0" w:afterAutospacing="0"/>
             </w:pPr>
             <w:r>
               <w:t xml:space="preserve">Текстовый отчет в виде </w:t>
             </w:r>
-            <w:proofErr w:type="spellStart"/>
             <w:r>
               <w:rPr>
                 <w:lang w:val="en-US"/>
               </w:rPr>
               <w:t>ipynb</w:t>
             </w:r>
-            <w:proofErr w:type="spellEnd"/>
-            <w:r>
-              <w:t>-</w:t>
-            </w:r>
-            <w:r>
-              <w:t>файла</w:t>
-            </w:r>
-          </w:p>
-          <w:p>
-            <w:pPr>
-              <w:pStyle w:val="NormalWeb"/>
+            <w:r>
+              <w:t>-файла</w:t>
+            </w:r>
+          </w:p>
+          <w:p>
+            <w:pPr>
+              <w:pStyle w:val="12"/>
               <w:shd w:val="clear" w:color="auto" w:fill="FFFFFF"/>
               <w:spacing w:before="0" w:beforeAutospacing="0" w:after="0" w:afterAutospacing="0"/>
             </w:pPr>
             <w:r>
               <w:t>(</w:t>
             </w:r>
-            <w:proofErr w:type="spellStart"/>
             <w:r>
               <w:rPr>
                 <w:lang w:val="en-US"/>
               </w:rPr>
               <w:t>Jupyter</w:t>
             </w:r>
-            <w:proofErr w:type="spellEnd"/>
             <w:r>
               <w:t xml:space="preserve"> </w:t>
             </w:r>
@@ -2769,13 +2645,15 @@
               <w:t>)</w:t>
             </w:r>
             <w:r>
-              <w:br/>
+              <w:br w:type="textWrapping"/>
+            </w:r>
+            <w:r>
               <w:t xml:space="preserve">с описанием выполненных шагов </w:t>
             </w:r>
           </w:p>
           <w:p>
             <w:pPr>
-              <w:pStyle w:val="NormalWeb"/>
+              <w:pStyle w:val="12"/>
               <w:shd w:val="clear" w:color="auto" w:fill="FFFFFF"/>
               <w:spacing w:before="0" w:beforeAutospacing="0" w:after="0" w:afterAutospacing="0"/>
             </w:pPr>
@@ -2785,7 +2663,7 @@
           </w:p>
           <w:p>
             <w:pPr>
-              <w:pStyle w:val="NormalWeb"/>
+              <w:pStyle w:val="12"/>
               <w:shd w:val="clear" w:color="auto" w:fill="FFFFFF"/>
               <w:spacing w:before="0" w:beforeAutospacing="0" w:after="0" w:afterAutospacing="0"/>
             </w:pPr>
@@ -2795,7 +2673,7 @@
           </w:p>
           <w:p>
             <w:pPr>
-              <w:pStyle w:val="NormalWeb"/>
+              <w:pStyle w:val="12"/>
               <w:shd w:val="clear" w:color="auto" w:fill="FFFFFF"/>
               <w:spacing w:before="0" w:beforeAutospacing="0" w:after="0" w:afterAutospacing="0"/>
             </w:pPr>
@@ -2805,50 +2683,47 @@
           </w:p>
           <w:p>
             <w:pPr>
-              <w:pStyle w:val="NormalWeb"/>
+              <w:pStyle w:val="12"/>
               <w:shd w:val="clear" w:color="auto" w:fill="FFFFFF"/>
               <w:spacing w:before="0" w:beforeAutospacing="0" w:after="0" w:afterAutospacing="0"/>
             </w:pPr>
           </w:p>
           <w:p>
             <w:pPr>
-              <w:pStyle w:val="NormalWeb"/>
+              <w:pStyle w:val="12"/>
               <w:shd w:val="clear" w:color="auto" w:fill="FFFFFF"/>
               <w:spacing w:before="0" w:beforeAutospacing="0" w:after="0" w:afterAutospacing="0"/>
             </w:pPr>
           </w:p>
           <w:p>
             <w:pPr>
-              <w:pStyle w:val="NormalWeb"/>
+              <w:pStyle w:val="12"/>
               <w:shd w:val="clear" w:color="auto" w:fill="FFFFFF"/>
               <w:spacing w:before="0" w:beforeAutospacing="0" w:after="0" w:afterAutospacing="0"/>
             </w:pPr>
           </w:p>
           <w:p>
             <w:pPr>
-              <w:pStyle w:val="NormalWeb"/>
+              <w:pStyle w:val="12"/>
               <w:shd w:val="clear" w:color="auto" w:fill="FFFFFF"/>
               <w:spacing w:before="0" w:beforeAutospacing="0" w:after="0" w:afterAutospacing="0"/>
             </w:pPr>
           </w:p>
           <w:p>
             <w:pPr>
-              <w:pStyle w:val="NormalWeb"/>
+              <w:pStyle w:val="12"/>
               <w:shd w:val="clear" w:color="auto" w:fill="FFFFFF"/>
               <w:spacing w:before="0" w:beforeAutospacing="0" w:after="0" w:afterAutospacing="0"/>
             </w:pPr>
             <w:r>
-              <w:t>Аннотированный с</w:t>
-            </w:r>
-            <w:r>
-              <w:t>писок статей:</w:t>
+              <w:t>Аннотированный список статей:</w:t>
             </w:r>
           </w:p>
           <w:p>
             <w:pPr>
               <w:numPr>
                 <w:ilvl w:val="0"/>
-                <w:numId w:val="6"/>
+                <w:numId w:val="3"/>
               </w:numPr>
               <w:shd w:val="clear" w:color="auto" w:fill="FFFFFF"/>
               <w:spacing w:after="100" w:afterAutospacing="1" w:line="300" w:lineRule="atLeast"/>
@@ -2862,7 +2737,7 @@
             <w:pPr>
               <w:numPr>
                 <w:ilvl w:val="0"/>
-                <w:numId w:val="6"/>
+                <w:numId w:val="3"/>
               </w:numPr>
               <w:shd w:val="clear" w:color="auto" w:fill="FFFFFF"/>
               <w:spacing w:before="100" w:beforeAutospacing="1" w:after="100" w:afterAutospacing="1" w:line="300" w:lineRule="atLeast"/>
@@ -2876,7 +2751,7 @@
             <w:pPr>
               <w:numPr>
                 <w:ilvl w:val="0"/>
-                <w:numId w:val="6"/>
+                <w:numId w:val="3"/>
               </w:numPr>
               <w:shd w:val="clear" w:color="auto" w:fill="FFFFFF"/>
               <w:spacing w:before="100" w:beforeAutospacing="1" w:after="100" w:afterAutospacing="1" w:line="300" w:lineRule="atLeast"/>
@@ -2890,7 +2765,7 @@
             <w:pPr>
               <w:numPr>
                 <w:ilvl w:val="0"/>
-                <w:numId w:val="6"/>
+                <w:numId w:val="3"/>
               </w:numPr>
               <w:shd w:val="clear" w:color="auto" w:fill="FFFFFF"/>
               <w:spacing w:before="100" w:beforeAutospacing="1" w:after="100" w:afterAutospacing="1" w:line="300" w:lineRule="atLeast"/>
@@ -2908,26 +2783,20 @@
           </w:p>
           <w:p>
             <w:pPr>
-              <w:pStyle w:val="1"/>
-              <w:pBdr>
-                <w:top w:val="nil"/>
-                <w:left w:val="nil"/>
-                <w:bottom w:val="nil"/>
-                <w:right w:val="nil"/>
-                <w:between w:val="nil"/>
-              </w:pBdr>
-            </w:pPr>
-            <w:r>
-              <w:rPr>
-                <w:color w:val="000000"/>
-              </w:rPr>
-              <w:t xml:space="preserve">Задание </w:t>
-            </w:r>
-            <w:r>
-              <w:rPr>
-                <w:color w:val="000000"/>
-              </w:rPr>
-              <w:t xml:space="preserve">опубликовать в электронном портфолио, </w:t>
+              <w:pStyle w:val="3"/>
+              <w:pBdr>
+                <w:top w:val="none" w:color="auto" w:sz="0" w:space="0"/>
+                <w:left w:val="none" w:color="auto" w:sz="0" w:space="0"/>
+                <w:bottom w:val="none" w:color="auto" w:sz="0" w:space="0"/>
+                <w:right w:val="none" w:color="auto" w:sz="0" w:space="0"/>
+                <w:between w:val="none" w:color="auto" w:sz="0" w:space="0"/>
+              </w:pBdr>
+            </w:pPr>
+            <w:r>
+              <w:rPr>
+                <w:color w:val="000000"/>
+              </w:rPr>
+              <w:t xml:space="preserve">Задание опубликовать в электронном портфолио, </w:t>
             </w:r>
             <w:r>
               <w:rPr>
@@ -2949,29 +2818,41 @@
             <w:tcW w:w="1134" w:type="dxa"/>
             <w:vMerge w:val="restart"/>
             <w:tcBorders>
-              <w:top w:val="single" w:sz="4" w:space="0" w:color="000000"/>
-              <w:left w:val="single" w:sz="4" w:space="0" w:color="000000"/>
-              <w:bottom w:val="single" w:sz="4" w:space="0" w:color="000000"/>
-              <w:right w:val="single" w:sz="4" w:space="0" w:color="000000"/>
+              <w:top w:val="single" w:color="000000" w:sz="4" w:space="0"/>
+              <w:left w:val="single" w:color="000000" w:sz="4" w:space="0"/>
+              <w:bottom w:val="single" w:color="000000" w:sz="4" w:space="0"/>
+              <w:right w:val="single" w:color="000000" w:sz="4" w:space="0"/>
             </w:tcBorders>
           </w:tcPr>
           <w:p>
             <w:pPr>
-              <w:pStyle w:val="1"/>
-              <w:pBdr>
-                <w:top w:val="nil"/>
-                <w:left w:val="nil"/>
-                <w:bottom w:val="nil"/>
-                <w:right w:val="nil"/>
-                <w:between w:val="nil"/>
+              <w:pStyle w:val="3"/>
+              <w:pBdr>
+                <w:top w:val="none" w:color="auto" w:sz="0" w:space="0"/>
+                <w:left w:val="none" w:color="auto" w:sz="0" w:space="0"/>
+                <w:bottom w:val="none" w:color="auto" w:sz="0" w:space="0"/>
+                <w:right w:val="none" w:color="auto" w:sz="0" w:space="0"/>
+                <w:between w:val="none" w:color="auto" w:sz="0" w:space="0"/>
               </w:pBdr>
               <w:jc w:val="both"/>
               <w:rPr>
+                <w:rFonts w:hint="eastAsia"/>
                 <w:color w:val="000000"/>
                 <w:sz w:val="20"/>
                 <w:szCs w:val="20"/>
-              </w:rPr>
-            </w:pPr>
+                <w:lang w:eastAsia="zh-CN"/>
+              </w:rPr>
+            </w:pPr>
+            <w:r>
+              <w:rPr>
+                <w:rFonts w:hint="eastAsia"/>
+                <w:color w:val="000000"/>
+                <w:sz w:val="20"/>
+                <w:szCs w:val="20"/>
+                <w:lang w:eastAsia="zh-CN"/>
+              </w:rPr>
+              <w:t>9.14</w:t>
+            </w:r>
           </w:p>
         </w:tc>
         <w:tc>
@@ -2979,56 +2860,84 @@
             <w:tcW w:w="1498" w:type="dxa"/>
             <w:vMerge w:val="restart"/>
             <w:tcBorders>
-              <w:top w:val="single" w:sz="4" w:space="0" w:color="000000"/>
-              <w:left w:val="single" w:sz="4" w:space="0" w:color="000000"/>
-              <w:bottom w:val="single" w:sz="4" w:space="0" w:color="000000"/>
-              <w:right w:val="single" w:sz="4" w:space="0" w:color="000000"/>
+              <w:top w:val="single" w:color="000000" w:sz="4" w:space="0"/>
+              <w:left w:val="single" w:color="000000" w:sz="4" w:space="0"/>
+              <w:bottom w:val="single" w:color="000000" w:sz="4" w:space="0"/>
+              <w:right w:val="single" w:color="000000" w:sz="4" w:space="0"/>
             </w:tcBorders>
           </w:tcPr>
           <w:p>
             <w:pPr>
-              <w:pStyle w:val="1"/>
-              <w:pBdr>
-                <w:top w:val="nil"/>
-                <w:left w:val="nil"/>
-                <w:bottom w:val="nil"/>
-                <w:right w:val="nil"/>
-                <w:between w:val="nil"/>
+              <w:pStyle w:val="3"/>
+              <w:pBdr>
+                <w:top w:val="none" w:color="auto" w:sz="0" w:space="0"/>
+                <w:left w:val="none" w:color="auto" w:sz="0" w:space="0"/>
+                <w:bottom w:val="none" w:color="auto" w:sz="0" w:space="0"/>
+                <w:right w:val="none" w:color="auto" w:sz="0" w:space="0"/>
+                <w:between w:val="none" w:color="auto" w:sz="0" w:space="0"/>
               </w:pBdr>
               <w:jc w:val="both"/>
               <w:rPr>
+                <w:rFonts w:hint="eastAsia"/>
                 <w:color w:val="000000"/>
                 <w:sz w:val="20"/>
                 <w:szCs w:val="20"/>
-              </w:rPr>
-            </w:pPr>
+                <w:lang w:eastAsia="zh-CN"/>
+              </w:rPr>
+            </w:pPr>
+            <w:r>
+              <w:rPr>
+                <w:rFonts w:hint="eastAsia"/>
+                <w:color w:val="000000"/>
+                <w:sz w:val="20"/>
+                <w:szCs w:val="20"/>
+                <w:lang w:eastAsia="zh-CN"/>
+              </w:rPr>
+              <w:t>9.17</w:t>
+            </w:r>
           </w:p>
         </w:tc>
       </w:tr>
       <w:tr>
+        <w:tblPrEx>
+          <w:tblBorders>
+            <w:top w:val="single" w:color="000000" w:sz="4" w:space="0"/>
+            <w:left w:val="single" w:color="000000" w:sz="4" w:space="0"/>
+            <w:bottom w:val="single" w:color="000000" w:sz="4" w:space="0"/>
+            <w:right w:val="single" w:color="000000" w:sz="4" w:space="0"/>
+            <w:insideH w:val="single" w:color="000000" w:sz="4" w:space="0"/>
+            <w:insideV w:val="single" w:color="000000" w:sz="4" w:space="0"/>
+          </w:tblBorders>
+          <w:tblCellMar>
+            <w:top w:w="0" w:type="dxa"/>
+            <w:left w:w="108" w:type="dxa"/>
+            <w:bottom w:w="0" w:type="dxa"/>
+            <w:right w:w="108" w:type="dxa"/>
+          </w:tblCellMar>
+        </w:tblPrEx>
         <w:trPr>
-          <w:trHeight w:val="480"/>
+          <w:trHeight w:val="480" w:hRule="atLeast"/>
         </w:trPr>
         <w:tc>
           <w:tcPr>
             <w:tcW w:w="4536" w:type="dxa"/>
-            <w:vMerge/>
+            <w:vMerge w:val="continue"/>
             <w:tcBorders>
-              <w:top w:val="single" w:sz="4" w:space="0" w:color="000000"/>
-              <w:left w:val="single" w:sz="4" w:space="0" w:color="000000"/>
-              <w:bottom w:val="single" w:sz="4" w:space="0" w:color="000000"/>
-              <w:right w:val="single" w:sz="4" w:space="0" w:color="000000"/>
+              <w:top w:val="single" w:color="000000" w:sz="4" w:space="0"/>
+              <w:left w:val="single" w:color="000000" w:sz="4" w:space="0"/>
+              <w:bottom w:val="single" w:color="000000" w:sz="4" w:space="0"/>
+              <w:right w:val="single" w:color="000000" w:sz="4" w:space="0"/>
             </w:tcBorders>
           </w:tcPr>
           <w:p>
             <w:pPr>
-              <w:pStyle w:val="1"/>
-              <w:pBdr>
-                <w:top w:val="nil"/>
-                <w:left w:val="nil"/>
-                <w:bottom w:val="nil"/>
-                <w:right w:val="nil"/>
-                <w:between w:val="nil"/>
+              <w:pStyle w:val="3"/>
+              <w:pBdr>
+                <w:top w:val="none" w:color="auto" w:sz="0" w:space="0"/>
+                <w:left w:val="none" w:color="auto" w:sz="0" w:space="0"/>
+                <w:bottom w:val="none" w:color="auto" w:sz="0" w:space="0"/>
+                <w:right w:val="none" w:color="auto" w:sz="0" w:space="0"/>
+                <w:between w:val="none" w:color="auto" w:sz="0" w:space="0"/>
               </w:pBdr>
               <w:tabs>
                 <w:tab w:val="left" w:pos="560"/>
@@ -3054,17 +2963,17 @@
         <w:tc>
           <w:tcPr>
             <w:tcW w:w="2552" w:type="dxa"/>
-            <w:vMerge/>
+            <w:vMerge w:val="continue"/>
             <w:tcBorders>
-              <w:top w:val="single" w:sz="4" w:space="0" w:color="000000"/>
-              <w:left w:val="single" w:sz="4" w:space="0" w:color="000000"/>
-              <w:bottom w:val="single" w:sz="4" w:space="0" w:color="000000"/>
-              <w:right w:val="single" w:sz="4" w:space="0" w:color="000000"/>
+              <w:top w:val="single" w:color="000000" w:sz="4" w:space="0"/>
+              <w:left w:val="single" w:color="000000" w:sz="4" w:space="0"/>
+              <w:bottom w:val="single" w:color="000000" w:sz="4" w:space="0"/>
+              <w:right w:val="single" w:color="000000" w:sz="4" w:space="0"/>
             </w:tcBorders>
           </w:tcPr>
           <w:p>
             <w:pPr>
-              <w:pStyle w:val="1"/>
+              <w:pStyle w:val="3"/>
               <w:rPr>
                 <w:color w:val="000000"/>
               </w:rPr>
@@ -3074,23 +2983,23 @@
         <w:tc>
           <w:tcPr>
             <w:tcW w:w="1134" w:type="dxa"/>
-            <w:vMerge/>
+            <w:vMerge w:val="continue"/>
             <w:tcBorders>
-              <w:top w:val="single" w:sz="4" w:space="0" w:color="000000"/>
-              <w:left w:val="single" w:sz="4" w:space="0" w:color="000000"/>
-              <w:bottom w:val="single" w:sz="4" w:space="0" w:color="000000"/>
-              <w:right w:val="single" w:sz="4" w:space="0" w:color="000000"/>
+              <w:top w:val="single" w:color="000000" w:sz="4" w:space="0"/>
+              <w:left w:val="single" w:color="000000" w:sz="4" w:space="0"/>
+              <w:bottom w:val="single" w:color="000000" w:sz="4" w:space="0"/>
+              <w:right w:val="single" w:color="000000" w:sz="4" w:space="0"/>
             </w:tcBorders>
           </w:tcPr>
           <w:p>
             <w:pPr>
-              <w:pStyle w:val="1"/>
-              <w:pBdr>
-                <w:top w:val="nil"/>
-                <w:left w:val="nil"/>
-                <w:bottom w:val="nil"/>
-                <w:right w:val="nil"/>
-                <w:between w:val="nil"/>
+              <w:pStyle w:val="3"/>
+              <w:pBdr>
+                <w:top w:val="none" w:color="auto" w:sz="0" w:space="0"/>
+                <w:left w:val="none" w:color="auto" w:sz="0" w:space="0"/>
+                <w:bottom w:val="none" w:color="auto" w:sz="0" w:space="0"/>
+                <w:right w:val="none" w:color="auto" w:sz="0" w:space="0"/>
+                <w:between w:val="none" w:color="auto" w:sz="0" w:space="0"/>
               </w:pBdr>
               <w:jc w:val="both"/>
               <w:rPr>
@@ -3104,23 +3013,23 @@
         <w:tc>
           <w:tcPr>
             <w:tcW w:w="1498" w:type="dxa"/>
-            <w:vMerge/>
+            <w:vMerge w:val="continue"/>
             <w:tcBorders>
-              <w:top w:val="single" w:sz="4" w:space="0" w:color="000000"/>
-              <w:left w:val="single" w:sz="4" w:space="0" w:color="000000"/>
-              <w:bottom w:val="single" w:sz="4" w:space="0" w:color="000000"/>
-              <w:right w:val="single" w:sz="4" w:space="0" w:color="000000"/>
+              <w:top w:val="single" w:color="000000" w:sz="4" w:space="0"/>
+              <w:left w:val="single" w:color="000000" w:sz="4" w:space="0"/>
+              <w:bottom w:val="single" w:color="000000" w:sz="4" w:space="0"/>
+              <w:right w:val="single" w:color="000000" w:sz="4" w:space="0"/>
             </w:tcBorders>
           </w:tcPr>
           <w:p>
             <w:pPr>
-              <w:pStyle w:val="1"/>
-              <w:pBdr>
-                <w:top w:val="nil"/>
-                <w:left w:val="nil"/>
-                <w:bottom w:val="nil"/>
-                <w:right w:val="nil"/>
-                <w:between w:val="nil"/>
+              <w:pStyle w:val="3"/>
+              <w:pBdr>
+                <w:top w:val="none" w:color="auto" w:sz="0" w:space="0"/>
+                <w:left w:val="none" w:color="auto" w:sz="0" w:space="0"/>
+                <w:bottom w:val="none" w:color="auto" w:sz="0" w:space="0"/>
+                <w:right w:val="none" w:color="auto" w:sz="0" w:space="0"/>
+                <w:between w:val="none" w:color="auto" w:sz="0" w:space="0"/>
               </w:pBdr>
               <w:jc w:val="both"/>
               <w:rPr>
@@ -3133,29 +3042,45 @@
         </w:tc>
       </w:tr>
       <w:tr>
+        <w:tblPrEx>
+          <w:tblBorders>
+            <w:top w:val="single" w:color="000000" w:sz="4" w:space="0"/>
+            <w:left w:val="single" w:color="000000" w:sz="4" w:space="0"/>
+            <w:bottom w:val="single" w:color="000000" w:sz="4" w:space="0"/>
+            <w:right w:val="single" w:color="000000" w:sz="4" w:space="0"/>
+            <w:insideH w:val="single" w:color="000000" w:sz="4" w:space="0"/>
+            <w:insideV w:val="single" w:color="000000" w:sz="4" w:space="0"/>
+          </w:tblBorders>
+          <w:tblCellMar>
+            <w:top w:w="0" w:type="dxa"/>
+            <w:left w:w="108" w:type="dxa"/>
+            <w:bottom w:w="0" w:type="dxa"/>
+            <w:right w:w="108" w:type="dxa"/>
+          </w:tblCellMar>
+        </w:tblPrEx>
         <w:trPr>
-          <w:trHeight w:val="517"/>
+          <w:trHeight w:val="517" w:hRule="atLeast"/>
         </w:trPr>
         <w:tc>
           <w:tcPr>
             <w:tcW w:w="4536" w:type="dxa"/>
             <w:vMerge w:val="restart"/>
             <w:tcBorders>
-              <w:top w:val="single" w:sz="4" w:space="0" w:color="000000"/>
-              <w:left w:val="single" w:sz="4" w:space="0" w:color="000000"/>
-              <w:bottom w:val="single" w:sz="4" w:space="0" w:color="000000"/>
-              <w:right w:val="single" w:sz="4" w:space="0" w:color="000000"/>
+              <w:top w:val="single" w:color="000000" w:sz="4" w:space="0"/>
+              <w:left w:val="single" w:color="000000" w:sz="4" w:space="0"/>
+              <w:bottom w:val="single" w:color="000000" w:sz="4" w:space="0"/>
+              <w:right w:val="single" w:color="000000" w:sz="4" w:space="0"/>
             </w:tcBorders>
           </w:tcPr>
           <w:p>
             <w:pPr>
-              <w:pStyle w:val="1"/>
-              <w:pBdr>
-                <w:top w:val="nil"/>
-                <w:left w:val="nil"/>
-                <w:bottom w:val="nil"/>
-                <w:right w:val="nil"/>
-                <w:between w:val="nil"/>
+              <w:pStyle w:val="3"/>
+              <w:pBdr>
+                <w:top w:val="none" w:color="auto" w:sz="0" w:space="0"/>
+                <w:left w:val="none" w:color="auto" w:sz="0" w:space="0"/>
+                <w:bottom w:val="none" w:color="auto" w:sz="0" w:space="0"/>
+                <w:right w:val="none" w:color="auto" w:sz="0" w:space="0"/>
+                <w:between w:val="none" w:color="auto" w:sz="0" w:space="0"/>
               </w:pBdr>
               <w:tabs>
                 <w:tab w:val="left" w:pos="560"/>
@@ -3175,13 +3100,7 @@
               <w:jc w:val="both"/>
             </w:pPr>
             <w:r>
-              <w:t>2.3.</w:t>
-            </w:r>
-            <w:r>
-              <w:t xml:space="preserve"> </w:t>
-            </w:r>
-            <w:r>
-              <w:t xml:space="preserve">Исследовать возможности на выбор одного из клиентов для работы с </w:t>
+              <w:t xml:space="preserve">2.3. Исследовать возможности на выбор одного из клиентов для работы с </w:t>
             </w:r>
             <w:r>
               <w:rPr>
@@ -3190,38 +3109,18 @@
               <w:t>Git</w:t>
             </w:r>
             <w:r>
-              <w:t xml:space="preserve"> </w:t>
-            </w:r>
-            <w:r>
-              <w:t>при выполнении наиболее распространенных команд, продемонстрировать выполнение команд, особенности конкретного инструмента. Выбор инструмента осуществляется студентом</w:t>
-            </w:r>
-            <w:r>
-              <w:t xml:space="preserve"> из альтернатив</w:t>
-            </w:r>
-            <w:r>
-              <w:t>:</w:t>
-            </w:r>
-            <w:r>
-              <w:t xml:space="preserve"> </w:t>
-            </w:r>
-            <w:proofErr w:type="spellStart"/>
-            <w:r>
-              <w:t>GitHub</w:t>
-            </w:r>
-            <w:proofErr w:type="spellEnd"/>
-            <w:r>
-              <w:t xml:space="preserve"> Desktop</w:t>
-            </w:r>
-          </w:p>
-          <w:p>
-            <w:pPr>
-              <w:pStyle w:val="1"/>
-              <w:pBdr>
-                <w:top w:val="nil"/>
-                <w:left w:val="nil"/>
-                <w:bottom w:val="nil"/>
-                <w:right w:val="nil"/>
-                <w:between w:val="nil"/>
+              <w:t xml:space="preserve"> при выполнении наиболее распространенных команд, продемонстрировать выполнение команд, особенности конкретного инструмента. Выбор инструмента осуществляется студентом из альтернатив: GitHub Desktop</w:t>
+            </w:r>
+          </w:p>
+          <w:p>
+            <w:pPr>
+              <w:pStyle w:val="3"/>
+              <w:pBdr>
+                <w:top w:val="none" w:color="auto" w:sz="0" w:space="0"/>
+                <w:left w:val="none" w:color="auto" w:sz="0" w:space="0"/>
+                <w:bottom w:val="none" w:color="auto" w:sz="0" w:space="0"/>
+                <w:right w:val="none" w:color="auto" w:sz="0" w:space="0"/>
+                <w:between w:val="none" w:color="auto" w:sz="0" w:space="0"/>
               </w:pBdr>
               <w:tabs>
                 <w:tab w:val="left" w:pos="560"/>
@@ -3241,24 +3140,18 @@
               <w:jc w:val="both"/>
             </w:pPr>
             <w:r>
-              <w:lastRenderedPageBreak/>
-              <w:t xml:space="preserve">2.3. </w:t>
-            </w:r>
-            <w:proofErr w:type="spellStart"/>
-            <w:r>
-              <w:t>Sourcetree</w:t>
-            </w:r>
-            <w:proofErr w:type="spellEnd"/>
-          </w:p>
-          <w:p>
-            <w:pPr>
-              <w:pStyle w:val="1"/>
-              <w:pBdr>
-                <w:top w:val="nil"/>
-                <w:left w:val="nil"/>
-                <w:bottom w:val="nil"/>
-                <w:right w:val="nil"/>
-                <w:between w:val="nil"/>
+              <w:t>2.3. Sourcetree</w:t>
+            </w:r>
+          </w:p>
+          <w:p>
+            <w:pPr>
+              <w:pStyle w:val="3"/>
+              <w:pBdr>
+                <w:top w:val="none" w:color="auto" w:sz="0" w:space="0"/>
+                <w:left w:val="none" w:color="auto" w:sz="0" w:space="0"/>
+                <w:bottom w:val="none" w:color="auto" w:sz="0" w:space="0"/>
+                <w:right w:val="none" w:color="auto" w:sz="0" w:space="0"/>
+                <w:between w:val="none" w:color="auto" w:sz="0" w:space="0"/>
               </w:pBdr>
               <w:tabs>
                 <w:tab w:val="left" w:pos="560"/>
@@ -3278,23 +3171,18 @@
               <w:jc w:val="both"/>
             </w:pPr>
             <w:r>
-              <w:t xml:space="preserve">2.3. </w:t>
-            </w:r>
-            <w:proofErr w:type="spellStart"/>
-            <w:r>
-              <w:t>GitKraken</w:t>
-            </w:r>
-            <w:proofErr w:type="spellEnd"/>
-          </w:p>
-          <w:p>
-            <w:pPr>
-              <w:pStyle w:val="1"/>
-              <w:pBdr>
-                <w:top w:val="nil"/>
-                <w:left w:val="nil"/>
-                <w:bottom w:val="nil"/>
-                <w:right w:val="nil"/>
-                <w:between w:val="nil"/>
+              <w:t>2.3. GitKraken</w:t>
+            </w:r>
+          </w:p>
+          <w:p>
+            <w:pPr>
+              <w:pStyle w:val="3"/>
+              <w:pBdr>
+                <w:top w:val="none" w:color="auto" w:sz="0" w:space="0"/>
+                <w:left w:val="none" w:color="auto" w:sz="0" w:space="0"/>
+                <w:bottom w:val="none" w:color="auto" w:sz="0" w:space="0"/>
+                <w:right w:val="none" w:color="auto" w:sz="0" w:space="0"/>
+                <w:between w:val="none" w:color="auto" w:sz="0" w:space="0"/>
               </w:pBdr>
               <w:tabs>
                 <w:tab w:val="left" w:pos="560"/>
@@ -3314,29 +3202,18 @@
               <w:jc w:val="both"/>
             </w:pPr>
             <w:r>
-              <w:t xml:space="preserve">2.3. </w:t>
-            </w:r>
-            <w:r>
-              <w:t xml:space="preserve">Терминал (Terminal) или Командная строка (или Command Shell </w:t>
-            </w:r>
-            <w:proofErr w:type="spellStart"/>
-            <w:r>
-              <w:t>Git</w:t>
-            </w:r>
-            <w:proofErr w:type="spellEnd"/>
-            <w:r>
-              <w:t>)</w:t>
-            </w:r>
-          </w:p>
-          <w:p>
-            <w:pPr>
-              <w:pStyle w:val="1"/>
-              <w:pBdr>
-                <w:top w:val="nil"/>
-                <w:left w:val="nil"/>
-                <w:bottom w:val="nil"/>
-                <w:right w:val="nil"/>
-                <w:between w:val="nil"/>
+              <w:t>2.3. Терминал (Terminal) или Командная строка (или Command Shell Git)</w:t>
+            </w:r>
+          </w:p>
+          <w:p>
+            <w:pPr>
+              <w:pStyle w:val="3"/>
+              <w:pBdr>
+                <w:top w:val="none" w:color="auto" w:sz="0" w:space="0"/>
+                <w:left w:val="none" w:color="auto" w:sz="0" w:space="0"/>
+                <w:bottom w:val="none" w:color="auto" w:sz="0" w:space="0"/>
+                <w:right w:val="none" w:color="auto" w:sz="0" w:space="0"/>
+                <w:between w:val="none" w:color="auto" w:sz="0" w:space="0"/>
               </w:pBdr>
               <w:tabs>
                 <w:tab w:val="left" w:pos="560"/>
@@ -3356,10 +3233,7 @@
               <w:jc w:val="both"/>
             </w:pPr>
             <w:r>
-              <w:t xml:space="preserve">2.3. </w:t>
-            </w:r>
-            <w:r>
-              <w:t>Встроенные средства IDE</w:t>
+              <w:t>2.3. Встроенные средства IDE</w:t>
             </w:r>
           </w:p>
         </w:tc>
@@ -3368,59 +3242,31 @@
             <w:tcW w:w="2552" w:type="dxa"/>
             <w:vMerge w:val="restart"/>
             <w:tcBorders>
-              <w:top w:val="single" w:sz="4" w:space="0" w:color="000000"/>
-              <w:left w:val="single" w:sz="4" w:space="0" w:color="000000"/>
-              <w:bottom w:val="single" w:sz="4" w:space="0" w:color="000000"/>
-              <w:right w:val="single" w:sz="4" w:space="0" w:color="000000"/>
+              <w:top w:val="single" w:color="000000" w:sz="4" w:space="0"/>
+              <w:left w:val="single" w:color="000000" w:sz="4" w:space="0"/>
+              <w:bottom w:val="single" w:color="000000" w:sz="4" w:space="0"/>
+              <w:right w:val="single" w:color="000000" w:sz="4" w:space="0"/>
             </w:tcBorders>
           </w:tcPr>
           <w:p>
             <w:pPr>
-              <w:pStyle w:val="1"/>
-              <w:pBdr>
-                <w:top w:val="nil"/>
-                <w:left w:val="nil"/>
-                <w:bottom w:val="nil"/>
-                <w:right w:val="nil"/>
-                <w:between w:val="nil"/>
-              </w:pBdr>
-              <w:rPr>
-                <w:color w:val="000000"/>
-                <w:lang w:val="en-RU"/>
-              </w:rPr>
-            </w:pPr>
-            <w:r>
-              <w:rPr>
-                <w:color w:val="000000"/>
-                <w:lang w:val="en-RU"/>
-              </w:rPr>
-              <w:lastRenderedPageBreak/>
-              <w:t xml:space="preserve">Скринкаст или текстовый </w:t>
-            </w:r>
-            <w:r>
-              <w:rPr>
-                <w:color w:val="000000"/>
-              </w:rPr>
-              <w:t>документ</w:t>
-            </w:r>
-            <w:r>
-              <w:rPr>
-                <w:color w:val="000000"/>
-                <w:lang w:val="en-RU"/>
-              </w:rPr>
-              <w:t xml:space="preserve"> с демонстрацией выполненных действий и комментариями по их выполнению</w:t>
-            </w:r>
-            <w:r>
-              <w:rPr>
-                <w:color w:val="000000"/>
-              </w:rPr>
-              <w:t xml:space="preserve"> </w:t>
-            </w:r>
-            <w:r>
-              <w:rPr>
-                <w:color w:val="000000"/>
-              </w:rPr>
-              <w:t xml:space="preserve">(опубликовать в электронном портфолио, </w:t>
+              <w:pStyle w:val="3"/>
+              <w:pBdr>
+                <w:top w:val="none" w:color="auto" w:sz="0" w:space="0"/>
+                <w:left w:val="none" w:color="auto" w:sz="0" w:space="0"/>
+                <w:bottom w:val="none" w:color="auto" w:sz="0" w:space="0"/>
+                <w:right w:val="none" w:color="auto" w:sz="0" w:space="0"/>
+                <w:between w:val="none" w:color="auto" w:sz="0" w:space="0"/>
+              </w:pBdr>
+              <w:rPr>
+                <w:color w:val="000000"/>
+              </w:rPr>
+            </w:pPr>
+            <w:r>
+              <w:rPr>
+                <w:color w:val="000000"/>
+              </w:rPr>
+              <w:t xml:space="preserve">Скринкаст или текстовый документ с демонстрацией выполненных действий и комментариями по их выполнению (опубликовать в электронном портфолио, </w:t>
             </w:r>
             <w:r>
               <w:rPr>
@@ -3438,13 +3284,13 @@
           </w:p>
           <w:p>
             <w:pPr>
-              <w:pStyle w:val="1"/>
+              <w:pStyle w:val="3"/>
               <w:tabs>
                 <w:tab w:val="left" w:pos="-15"/>
               </w:tabs>
               <w:spacing w:after="200" w:line="276" w:lineRule="auto"/>
               <w:rPr>
-                <w:rFonts w:ascii="Calibri" w:eastAsia="Calibri" w:hAnsi="Calibri" w:cs="Calibri"/>
+                <w:rFonts w:ascii="Calibri" w:hAnsi="Calibri" w:eastAsia="Calibri" w:cs="Calibri"/>
                 <w:sz w:val="22"/>
                 <w:szCs w:val="22"/>
               </w:rPr>
@@ -3456,29 +3302,41 @@
             <w:tcW w:w="1134" w:type="dxa"/>
             <w:vMerge w:val="restart"/>
             <w:tcBorders>
-              <w:top w:val="single" w:sz="4" w:space="0" w:color="000000"/>
-              <w:left w:val="single" w:sz="4" w:space="0" w:color="000000"/>
-              <w:bottom w:val="single" w:sz="4" w:space="0" w:color="000000"/>
-              <w:right w:val="single" w:sz="4" w:space="0" w:color="000000"/>
+              <w:top w:val="single" w:color="000000" w:sz="4" w:space="0"/>
+              <w:left w:val="single" w:color="000000" w:sz="4" w:space="0"/>
+              <w:bottom w:val="single" w:color="000000" w:sz="4" w:space="0"/>
+              <w:right w:val="single" w:color="000000" w:sz="4" w:space="0"/>
             </w:tcBorders>
           </w:tcPr>
           <w:p>
             <w:pPr>
-              <w:pStyle w:val="1"/>
-              <w:pBdr>
-                <w:top w:val="nil"/>
-                <w:left w:val="nil"/>
-                <w:bottom w:val="nil"/>
-                <w:right w:val="nil"/>
-                <w:between w:val="nil"/>
+              <w:pStyle w:val="3"/>
+              <w:pBdr>
+                <w:top w:val="none" w:color="auto" w:sz="0" w:space="0"/>
+                <w:left w:val="none" w:color="auto" w:sz="0" w:space="0"/>
+                <w:bottom w:val="none" w:color="auto" w:sz="0" w:space="0"/>
+                <w:right w:val="none" w:color="auto" w:sz="0" w:space="0"/>
+                <w:between w:val="none" w:color="auto" w:sz="0" w:space="0"/>
               </w:pBdr>
               <w:jc w:val="both"/>
               <w:rPr>
+                <w:rFonts w:hint="eastAsia"/>
                 <w:color w:val="000000"/>
                 <w:sz w:val="20"/>
                 <w:szCs w:val="20"/>
-              </w:rPr>
-            </w:pPr>
+                <w:lang w:eastAsia="zh-CN"/>
+              </w:rPr>
+            </w:pPr>
+            <w:r>
+              <w:rPr>
+                <w:rFonts w:hint="eastAsia"/>
+                <w:color w:val="000000"/>
+                <w:sz w:val="20"/>
+                <w:szCs w:val="20"/>
+                <w:lang w:eastAsia="zh-CN"/>
+              </w:rPr>
+              <w:t>9.20</w:t>
+            </w:r>
           </w:p>
         </w:tc>
         <w:tc>
@@ -3486,66 +3344,95 @@
             <w:tcW w:w="1498" w:type="dxa"/>
             <w:vMerge w:val="restart"/>
             <w:tcBorders>
-              <w:top w:val="single" w:sz="4" w:space="0" w:color="000000"/>
-              <w:left w:val="single" w:sz="4" w:space="0" w:color="000000"/>
-              <w:bottom w:val="single" w:sz="4" w:space="0" w:color="000000"/>
-              <w:right w:val="single" w:sz="4" w:space="0" w:color="000000"/>
+              <w:top w:val="single" w:color="000000" w:sz="4" w:space="0"/>
+              <w:left w:val="single" w:color="000000" w:sz="4" w:space="0"/>
+              <w:bottom w:val="single" w:color="000000" w:sz="4" w:space="0"/>
+              <w:right w:val="single" w:color="000000" w:sz="4" w:space="0"/>
             </w:tcBorders>
           </w:tcPr>
           <w:p>
             <w:pPr>
-              <w:pStyle w:val="1"/>
-              <w:pBdr>
-                <w:top w:val="nil"/>
-                <w:left w:val="nil"/>
-                <w:bottom w:val="nil"/>
-                <w:right w:val="nil"/>
-                <w:between w:val="nil"/>
+              <w:pStyle w:val="3"/>
+              <w:pBdr>
+                <w:top w:val="none" w:color="auto" w:sz="0" w:space="0"/>
+                <w:left w:val="none" w:color="auto" w:sz="0" w:space="0"/>
+                <w:bottom w:val="none" w:color="auto" w:sz="0" w:space="0"/>
+                <w:right w:val="none" w:color="auto" w:sz="0" w:space="0"/>
+                <w:between w:val="none" w:color="auto" w:sz="0" w:space="0"/>
               </w:pBdr>
               <w:jc w:val="both"/>
               <w:rPr>
+                <w:rFonts w:hint="eastAsia"/>
                 <w:sz w:val="20"/>
                 <w:szCs w:val="20"/>
-              </w:rPr>
-            </w:pPr>
-          </w:p>
-          <w:p>
-            <w:pPr>
-              <w:pStyle w:val="1"/>
-              <w:pBdr>
-                <w:top w:val="nil"/>
-                <w:left w:val="nil"/>
-                <w:bottom w:val="nil"/>
-                <w:right w:val="nil"/>
-                <w:between w:val="nil"/>
-              </w:pBdr>
-              <w:jc w:val="both"/>
-              <w:rPr>
+                <w:lang w:eastAsia="zh-CN"/>
+              </w:rPr>
+            </w:pPr>
+            <w:r>
+              <w:rPr>
+                <w:rFonts w:hint="eastAsia"/>
                 <w:sz w:val="20"/>
                 <w:szCs w:val="20"/>
+                <w:lang w:eastAsia="zh-CN"/>
+              </w:rPr>
+              <w:t>9.25</w:t>
+            </w:r>
+          </w:p>
+          <w:p>
+            <w:pPr>
+              <w:pStyle w:val="3"/>
+              <w:pBdr>
+                <w:top w:val="none" w:color="auto" w:sz="0" w:space="0"/>
+                <w:left w:val="none" w:color="auto" w:sz="0" w:space="0"/>
+                <w:bottom w:val="none" w:color="auto" w:sz="0" w:space="0"/>
+                <w:right w:val="none" w:color="auto" w:sz="0" w:space="0"/>
+                <w:between w:val="none" w:color="auto" w:sz="0" w:space="0"/>
+              </w:pBdr>
+              <w:jc w:val="both"/>
+              <w:rPr>
+                <w:rFonts w:hint="eastAsia"/>
+                <w:sz w:val="20"/>
+                <w:szCs w:val="20"/>
+                <w:lang w:eastAsia="zh-CN"/>
               </w:rPr>
             </w:pPr>
           </w:p>
         </w:tc>
       </w:tr>
       <w:tr>
+        <w:tblPrEx>
+          <w:tblBorders>
+            <w:top w:val="single" w:color="000000" w:sz="4" w:space="0"/>
+            <w:left w:val="single" w:color="000000" w:sz="4" w:space="0"/>
+            <w:bottom w:val="single" w:color="000000" w:sz="4" w:space="0"/>
+            <w:right w:val="single" w:color="000000" w:sz="4" w:space="0"/>
+            <w:insideH w:val="single" w:color="000000" w:sz="4" w:space="0"/>
+            <w:insideV w:val="single" w:color="000000" w:sz="4" w:space="0"/>
+          </w:tblBorders>
+          <w:tblCellMar>
+            <w:top w:w="0" w:type="dxa"/>
+            <w:left w:w="108" w:type="dxa"/>
+            <w:bottom w:w="0" w:type="dxa"/>
+            <w:right w:w="108" w:type="dxa"/>
+          </w:tblCellMar>
+        </w:tblPrEx>
         <w:trPr>
-          <w:trHeight w:val="480"/>
+          <w:trHeight w:val="480" w:hRule="atLeast"/>
         </w:trPr>
         <w:tc>
           <w:tcPr>
             <w:tcW w:w="4536" w:type="dxa"/>
-            <w:vMerge/>
+            <w:vMerge w:val="continue"/>
             <w:tcBorders>
-              <w:top w:val="single" w:sz="4" w:space="0" w:color="000000"/>
-              <w:left w:val="single" w:sz="4" w:space="0" w:color="000000"/>
-              <w:bottom w:val="single" w:sz="4" w:space="0" w:color="000000"/>
-              <w:right w:val="single" w:sz="4" w:space="0" w:color="000000"/>
+              <w:top w:val="single" w:color="000000" w:sz="4" w:space="0"/>
+              <w:left w:val="single" w:color="000000" w:sz="4" w:space="0"/>
+              <w:bottom w:val="single" w:color="000000" w:sz="4" w:space="0"/>
+              <w:right w:val="single" w:color="000000" w:sz="4" w:space="0"/>
             </w:tcBorders>
           </w:tcPr>
           <w:p>
             <w:pPr>
-              <w:pStyle w:val="1"/>
+              <w:pStyle w:val="3"/>
               <w:tabs>
                 <w:tab w:val="left" w:pos="560"/>
                 <w:tab w:val="left" w:pos="1120"/>
@@ -3567,22 +3454,22 @@
         <w:tc>
           <w:tcPr>
             <w:tcW w:w="2552" w:type="dxa"/>
-            <w:vMerge/>
+            <w:vMerge w:val="continue"/>
             <w:tcBorders>
-              <w:top w:val="single" w:sz="4" w:space="0" w:color="000000"/>
-              <w:left w:val="single" w:sz="4" w:space="0" w:color="000000"/>
-              <w:bottom w:val="single" w:sz="4" w:space="0" w:color="000000"/>
-              <w:right w:val="single" w:sz="4" w:space="0" w:color="000000"/>
+              <w:top w:val="single" w:color="000000" w:sz="4" w:space="0"/>
+              <w:left w:val="single" w:color="000000" w:sz="4" w:space="0"/>
+              <w:bottom w:val="single" w:color="000000" w:sz="4" w:space="0"/>
+              <w:right w:val="single" w:color="000000" w:sz="4" w:space="0"/>
             </w:tcBorders>
           </w:tcPr>
           <w:p>
             <w:pPr>
-              <w:pStyle w:val="1"/>
+              <w:pStyle w:val="3"/>
               <w:tabs>
                 <w:tab w:val="left" w:pos="-15"/>
               </w:tabs>
               <w:rPr>
-                <w:rFonts w:ascii="Calibri" w:eastAsia="Calibri" w:hAnsi="Calibri" w:cs="Calibri"/>
+                <w:rFonts w:ascii="Calibri" w:hAnsi="Calibri" w:eastAsia="Calibri" w:cs="Calibri"/>
                 <w:sz w:val="22"/>
                 <w:szCs w:val="22"/>
               </w:rPr>
@@ -3592,23 +3479,23 @@
         <w:tc>
           <w:tcPr>
             <w:tcW w:w="1134" w:type="dxa"/>
-            <w:vMerge/>
+            <w:vMerge w:val="continue"/>
             <w:tcBorders>
-              <w:top w:val="single" w:sz="4" w:space="0" w:color="000000"/>
-              <w:left w:val="single" w:sz="4" w:space="0" w:color="000000"/>
-              <w:bottom w:val="single" w:sz="4" w:space="0" w:color="000000"/>
-              <w:right w:val="single" w:sz="4" w:space="0" w:color="000000"/>
+              <w:top w:val="single" w:color="000000" w:sz="4" w:space="0"/>
+              <w:left w:val="single" w:color="000000" w:sz="4" w:space="0"/>
+              <w:bottom w:val="single" w:color="000000" w:sz="4" w:space="0"/>
+              <w:right w:val="single" w:color="000000" w:sz="4" w:space="0"/>
             </w:tcBorders>
           </w:tcPr>
           <w:p>
             <w:pPr>
-              <w:pStyle w:val="1"/>
-              <w:pBdr>
-                <w:top w:val="nil"/>
-                <w:left w:val="nil"/>
-                <w:bottom w:val="nil"/>
-                <w:right w:val="nil"/>
-                <w:between w:val="nil"/>
+              <w:pStyle w:val="3"/>
+              <w:pBdr>
+                <w:top w:val="none" w:color="auto" w:sz="0" w:space="0"/>
+                <w:left w:val="none" w:color="auto" w:sz="0" w:space="0"/>
+                <w:bottom w:val="none" w:color="auto" w:sz="0" w:space="0"/>
+                <w:right w:val="none" w:color="auto" w:sz="0" w:space="0"/>
+                <w:between w:val="none" w:color="auto" w:sz="0" w:space="0"/>
               </w:pBdr>
               <w:jc w:val="both"/>
               <w:rPr>
@@ -3622,23 +3509,23 @@
         <w:tc>
           <w:tcPr>
             <w:tcW w:w="1498" w:type="dxa"/>
-            <w:vMerge/>
+            <w:vMerge w:val="continue"/>
             <w:tcBorders>
-              <w:top w:val="single" w:sz="4" w:space="0" w:color="000000"/>
-              <w:left w:val="single" w:sz="4" w:space="0" w:color="000000"/>
-              <w:bottom w:val="single" w:sz="4" w:space="0" w:color="000000"/>
-              <w:right w:val="single" w:sz="4" w:space="0" w:color="000000"/>
+              <w:top w:val="single" w:color="000000" w:sz="4" w:space="0"/>
+              <w:left w:val="single" w:color="000000" w:sz="4" w:space="0"/>
+              <w:bottom w:val="single" w:color="000000" w:sz="4" w:space="0"/>
+              <w:right w:val="single" w:color="000000" w:sz="4" w:space="0"/>
             </w:tcBorders>
           </w:tcPr>
           <w:p>
             <w:pPr>
-              <w:pStyle w:val="1"/>
-              <w:pBdr>
-                <w:top w:val="nil"/>
-                <w:left w:val="nil"/>
-                <w:bottom w:val="nil"/>
-                <w:right w:val="nil"/>
-                <w:between w:val="nil"/>
+              <w:pStyle w:val="3"/>
+              <w:pBdr>
+                <w:top w:val="none" w:color="auto" w:sz="0" w:space="0"/>
+                <w:left w:val="none" w:color="auto" w:sz="0" w:space="0"/>
+                <w:bottom w:val="none" w:color="auto" w:sz="0" w:space="0"/>
+                <w:right w:val="none" w:color="auto" w:sz="0" w:space="0"/>
+                <w:between w:val="none" w:color="auto" w:sz="0" w:space="0"/>
               </w:pBdr>
               <w:jc w:val="both"/>
               <w:rPr>
@@ -3650,33 +3537,49 @@
         </w:tc>
       </w:tr>
       <w:tr>
+        <w:tblPrEx>
+          <w:tblBorders>
+            <w:top w:val="single" w:color="000000" w:sz="4" w:space="0"/>
+            <w:left w:val="single" w:color="000000" w:sz="4" w:space="0"/>
+            <w:bottom w:val="single" w:color="000000" w:sz="4" w:space="0"/>
+            <w:right w:val="single" w:color="000000" w:sz="4" w:space="0"/>
+            <w:insideH w:val="single" w:color="000000" w:sz="4" w:space="0"/>
+            <w:insideV w:val="single" w:color="000000" w:sz="4" w:space="0"/>
+          </w:tblBorders>
+          <w:tblCellMar>
+            <w:top w:w="0" w:type="dxa"/>
+            <w:left w:w="108" w:type="dxa"/>
+            <w:bottom w:w="0" w:type="dxa"/>
+            <w:right w:w="108" w:type="dxa"/>
+          </w:tblCellMar>
+        </w:tblPrEx>
         <w:trPr>
-          <w:trHeight w:val="480"/>
+          <w:trHeight w:val="480" w:hRule="atLeast"/>
         </w:trPr>
         <w:tc>
           <w:tcPr>
             <w:tcW w:w="4536" w:type="dxa"/>
-            <w:vMerge/>
+            <w:vMerge w:val="continue"/>
             <w:tcBorders>
-              <w:top w:val="single" w:sz="4" w:space="0" w:color="000000"/>
-              <w:left w:val="single" w:sz="4" w:space="0" w:color="000000"/>
-              <w:bottom w:val="single" w:sz="4" w:space="0" w:color="000000"/>
-              <w:right w:val="single" w:sz="4" w:space="0" w:color="000000"/>
+              <w:top w:val="single" w:color="000000" w:sz="4" w:space="0"/>
+              <w:left w:val="single" w:color="000000" w:sz="4" w:space="0"/>
+              <w:bottom w:val="single" w:color="000000" w:sz="4" w:space="0"/>
+              <w:right w:val="single" w:color="000000" w:sz="4" w:space="0"/>
             </w:tcBorders>
           </w:tcPr>
           <w:p>
             <w:pPr>
-              <w:pStyle w:val="1"/>
-              <w:pBdr>
-                <w:top w:val="nil"/>
-                <w:left w:val="nil"/>
-                <w:bottom w:val="nil"/>
-                <w:right w:val="nil"/>
-                <w:between w:val="nil"/>
+              <w:pStyle w:val="3"/>
+              <w:pBdr>
+                <w:top w:val="none" w:color="auto" w:sz="0" w:space="0"/>
+                <w:left w:val="none" w:color="auto" w:sz="0" w:space="0"/>
+                <w:bottom w:val="none" w:color="auto" w:sz="0" w:space="0"/>
+                <w:right w:val="none" w:color="auto" w:sz="0" w:space="0"/>
+                <w:between w:val="none" w:color="auto" w:sz="0" w:space="0"/>
               </w:pBdr>
               <w:jc w:val="both"/>
               <w:rPr>
-                <w:rFonts w:ascii="Calibri" w:eastAsia="Calibri" w:hAnsi="Calibri" w:cs="Calibri"/>
+                <w:rFonts w:ascii="Calibri" w:hAnsi="Calibri" w:eastAsia="Calibri" w:cs="Calibri"/>
                 <w:color w:val="000000"/>
                 <w:sz w:val="22"/>
                 <w:szCs w:val="22"/>
@@ -3687,29 +3590,29 @@
         <w:tc>
           <w:tcPr>
             <w:tcW w:w="2552" w:type="dxa"/>
-            <w:vMerge/>
+            <w:vMerge w:val="continue"/>
             <w:tcBorders>
-              <w:top w:val="single" w:sz="4" w:space="0" w:color="000000"/>
-              <w:left w:val="single" w:sz="4" w:space="0" w:color="000000"/>
-              <w:bottom w:val="single" w:sz="4" w:space="0" w:color="000000"/>
-              <w:right w:val="single" w:sz="4" w:space="0" w:color="000000"/>
+              <w:top w:val="single" w:color="000000" w:sz="4" w:space="0"/>
+              <w:left w:val="single" w:color="000000" w:sz="4" w:space="0"/>
+              <w:bottom w:val="single" w:color="000000" w:sz="4" w:space="0"/>
+              <w:right w:val="single" w:color="000000" w:sz="4" w:space="0"/>
             </w:tcBorders>
           </w:tcPr>
           <w:p>
             <w:pPr>
-              <w:pStyle w:val="1"/>
-              <w:pBdr>
-                <w:top w:val="nil"/>
-                <w:left w:val="nil"/>
-                <w:bottom w:val="nil"/>
-                <w:right w:val="nil"/>
-                <w:between w:val="nil"/>
+              <w:pStyle w:val="3"/>
+              <w:pBdr>
+                <w:top w:val="none" w:color="auto" w:sz="0" w:space="0"/>
+                <w:left w:val="none" w:color="auto" w:sz="0" w:space="0"/>
+                <w:bottom w:val="none" w:color="auto" w:sz="0" w:space="0"/>
+                <w:right w:val="none" w:color="auto" w:sz="0" w:space="0"/>
+                <w:between w:val="none" w:color="auto" w:sz="0" w:space="0"/>
               </w:pBdr>
               <w:tabs>
                 <w:tab w:val="left" w:pos="-15"/>
               </w:tabs>
               <w:rPr>
-                <w:rFonts w:ascii="Calibri" w:eastAsia="Calibri" w:hAnsi="Calibri" w:cs="Calibri"/>
+                <w:rFonts w:ascii="Calibri" w:hAnsi="Calibri" w:eastAsia="Calibri" w:cs="Calibri"/>
                 <w:color w:val="000000"/>
                 <w:sz w:val="22"/>
                 <w:szCs w:val="22"/>
@@ -3720,23 +3623,23 @@
         <w:tc>
           <w:tcPr>
             <w:tcW w:w="1134" w:type="dxa"/>
-            <w:vMerge/>
+            <w:vMerge w:val="continue"/>
             <w:tcBorders>
-              <w:top w:val="single" w:sz="4" w:space="0" w:color="000000"/>
-              <w:left w:val="single" w:sz="4" w:space="0" w:color="000000"/>
-              <w:bottom w:val="single" w:sz="4" w:space="0" w:color="000000"/>
-              <w:right w:val="single" w:sz="4" w:space="0" w:color="000000"/>
+              <w:top w:val="single" w:color="000000" w:sz="4" w:space="0"/>
+              <w:left w:val="single" w:color="000000" w:sz="4" w:space="0"/>
+              <w:bottom w:val="single" w:color="000000" w:sz="4" w:space="0"/>
+              <w:right w:val="single" w:color="000000" w:sz="4" w:space="0"/>
             </w:tcBorders>
           </w:tcPr>
           <w:p>
             <w:pPr>
-              <w:pStyle w:val="1"/>
-              <w:pBdr>
-                <w:top w:val="nil"/>
-                <w:left w:val="nil"/>
-                <w:bottom w:val="nil"/>
-                <w:right w:val="nil"/>
-                <w:between w:val="nil"/>
+              <w:pStyle w:val="3"/>
+              <w:pBdr>
+                <w:top w:val="none" w:color="auto" w:sz="0" w:space="0"/>
+                <w:left w:val="none" w:color="auto" w:sz="0" w:space="0"/>
+                <w:bottom w:val="none" w:color="auto" w:sz="0" w:space="0"/>
+                <w:right w:val="none" w:color="auto" w:sz="0" w:space="0"/>
+                <w:between w:val="none" w:color="auto" w:sz="0" w:space="0"/>
               </w:pBdr>
               <w:jc w:val="both"/>
               <w:rPr>
@@ -3750,23 +3653,23 @@
         <w:tc>
           <w:tcPr>
             <w:tcW w:w="1498" w:type="dxa"/>
-            <w:vMerge/>
+            <w:vMerge w:val="continue"/>
             <w:tcBorders>
-              <w:top w:val="single" w:sz="4" w:space="0" w:color="000000"/>
-              <w:left w:val="single" w:sz="4" w:space="0" w:color="000000"/>
-              <w:bottom w:val="single" w:sz="4" w:space="0" w:color="000000"/>
-              <w:right w:val="single" w:sz="4" w:space="0" w:color="000000"/>
+              <w:top w:val="single" w:color="000000" w:sz="4" w:space="0"/>
+              <w:left w:val="single" w:color="000000" w:sz="4" w:space="0"/>
+              <w:bottom w:val="single" w:color="000000" w:sz="4" w:space="0"/>
+              <w:right w:val="single" w:color="000000" w:sz="4" w:space="0"/>
             </w:tcBorders>
           </w:tcPr>
           <w:p>
             <w:pPr>
-              <w:pStyle w:val="1"/>
-              <w:pBdr>
-                <w:top w:val="nil"/>
-                <w:left w:val="nil"/>
-                <w:bottom w:val="nil"/>
-                <w:right w:val="nil"/>
-                <w:between w:val="nil"/>
+              <w:pStyle w:val="3"/>
+              <w:pBdr>
+                <w:top w:val="none" w:color="auto" w:sz="0" w:space="0"/>
+                <w:left w:val="none" w:color="auto" w:sz="0" w:space="0"/>
+                <w:bottom w:val="none" w:color="auto" w:sz="0" w:space="0"/>
+                <w:right w:val="none" w:color="auto" w:sz="0" w:space="0"/>
+                <w:between w:val="none" w:color="auto" w:sz="0" w:space="0"/>
               </w:pBdr>
               <w:jc w:val="both"/>
               <w:rPr>
@@ -3779,28 +3682,44 @@
         </w:tc>
       </w:tr>
       <w:tr>
+        <w:tblPrEx>
+          <w:tblBorders>
+            <w:top w:val="single" w:color="000000" w:sz="4" w:space="0"/>
+            <w:left w:val="single" w:color="000000" w:sz="4" w:space="0"/>
+            <w:bottom w:val="single" w:color="000000" w:sz="4" w:space="0"/>
+            <w:right w:val="single" w:color="000000" w:sz="4" w:space="0"/>
+            <w:insideH w:val="single" w:color="000000" w:sz="4" w:space="0"/>
+            <w:insideV w:val="single" w:color="000000" w:sz="4" w:space="0"/>
+          </w:tblBorders>
+          <w:tblCellMar>
+            <w:top w:w="0" w:type="dxa"/>
+            <w:left w:w="108" w:type="dxa"/>
+            <w:bottom w:w="0" w:type="dxa"/>
+            <w:right w:w="108" w:type="dxa"/>
+          </w:tblCellMar>
+        </w:tblPrEx>
         <w:trPr>
-          <w:trHeight w:val="480"/>
+          <w:trHeight w:val="480" w:hRule="atLeast"/>
         </w:trPr>
         <w:tc>
           <w:tcPr>
             <w:tcW w:w="4536" w:type="dxa"/>
             <w:tcBorders>
-              <w:top w:val="single" w:sz="4" w:space="0" w:color="000000"/>
-              <w:left w:val="single" w:sz="4" w:space="0" w:color="000000"/>
-              <w:bottom w:val="single" w:sz="4" w:space="0" w:color="000000"/>
-              <w:right w:val="single" w:sz="4" w:space="0" w:color="000000"/>
+              <w:top w:val="single" w:color="000000" w:sz="4" w:space="0"/>
+              <w:left w:val="single" w:color="000000" w:sz="4" w:space="0"/>
+              <w:bottom w:val="single" w:color="000000" w:sz="4" w:space="0"/>
+              <w:right w:val="single" w:color="000000" w:sz="4" w:space="0"/>
             </w:tcBorders>
           </w:tcPr>
           <w:p>
             <w:pPr>
-              <w:pStyle w:val="1"/>
-              <w:pBdr>
-                <w:top w:val="nil"/>
-                <w:left w:val="nil"/>
-                <w:bottom w:val="nil"/>
-                <w:right w:val="nil"/>
-                <w:between w:val="nil"/>
+              <w:pStyle w:val="3"/>
+              <w:pBdr>
+                <w:top w:val="none" w:color="auto" w:sz="0" w:space="0"/>
+                <w:left w:val="none" w:color="auto" w:sz="0" w:space="0"/>
+                <w:bottom w:val="none" w:color="auto" w:sz="0" w:space="0"/>
+                <w:right w:val="none" w:color="auto" w:sz="0" w:space="0"/>
+                <w:between w:val="none" w:color="auto" w:sz="0" w:space="0"/>
               </w:pBdr>
               <w:tabs>
                 <w:tab w:val="left" w:pos="560"/>
@@ -3818,7 +3737,7 @@
               </w:tabs>
               <w:spacing w:after="200" w:line="276" w:lineRule="auto"/>
               <w:rPr>
-                <w:rFonts w:ascii="Calibri" w:eastAsia="Calibri" w:hAnsi="Calibri" w:cs="Calibri"/>
+                <w:rFonts w:ascii="Calibri" w:hAnsi="Calibri" w:eastAsia="Calibri" w:cs="Calibri"/>
                 <w:color w:val="000000"/>
                 <w:sz w:val="22"/>
                 <w:szCs w:val="22"/>
@@ -3843,59 +3762,65 @@
           <w:tcPr>
             <w:tcW w:w="2552" w:type="dxa"/>
             <w:tcBorders>
-              <w:top w:val="single" w:sz="4" w:space="0" w:color="000000"/>
-              <w:left w:val="single" w:sz="4" w:space="0" w:color="000000"/>
-              <w:bottom w:val="single" w:sz="4" w:space="0" w:color="000000"/>
-              <w:right w:val="single" w:sz="4" w:space="0" w:color="000000"/>
+              <w:top w:val="single" w:color="000000" w:sz="4" w:space="0"/>
+              <w:left w:val="single" w:color="000000" w:sz="4" w:space="0"/>
+              <w:bottom w:val="single" w:color="000000" w:sz="4" w:space="0"/>
+              <w:right w:val="single" w:color="000000" w:sz="4" w:space="0"/>
             </w:tcBorders>
           </w:tcPr>
           <w:p>
             <w:pPr>
-              <w:pStyle w:val="1"/>
-              <w:pBdr>
-                <w:top w:val="nil"/>
-                <w:left w:val="nil"/>
-                <w:bottom w:val="nil"/>
-                <w:right w:val="nil"/>
-                <w:between w:val="nil"/>
+              <w:pStyle w:val="3"/>
+              <w:pBdr>
+                <w:top w:val="none" w:color="auto" w:sz="0" w:space="0"/>
+                <w:left w:val="none" w:color="auto" w:sz="0" w:space="0"/>
+                <w:bottom w:val="none" w:color="auto" w:sz="0" w:space="0"/>
+                <w:right w:val="none" w:color="auto" w:sz="0" w:space="0"/>
+                <w:between w:val="none" w:color="auto" w:sz="0" w:space="0"/>
               </w:pBdr>
               <w:tabs>
                 <w:tab w:val="left" w:pos="-15"/>
               </w:tabs>
             </w:pPr>
             <w:r>
-              <w:t xml:space="preserve">Веб-портфолио формируется как </w:t>
-            </w:r>
-            <w:proofErr w:type="spellStart"/>
-            <w:r>
-              <w:t>Git</w:t>
-            </w:r>
-            <w:proofErr w:type="spellEnd"/>
-            <w:r>
-              <w:t xml:space="preserve">-репозиторий и содержит все загруженные в него результаты выполнения заданий, включая слайды. Пример репозитория: </w:t>
-            </w:r>
-            <w:hyperlink r:id="rId5">
-              <w:r>
-                <w:rPr>
-                  <w:color w:val="1155CC"/>
-                  <w:u w:val="single"/>
-                </w:rPr>
-                <w:t>https://git.herzen.spb.ru/igossoudarev/clouds</w:t>
-              </w:r>
-            </w:hyperlink>
+              <w:t xml:space="preserve">Веб-портфолио формируется как Git-репозиторий и содержит все загруженные в него результаты выполнения заданий, включая слайды. Пример репозитория: </w:t>
+            </w:r>
+            <w:r>
+              <w:fldChar w:fldCharType="begin"/>
+            </w:r>
+            <w:r>
+              <w:instrText xml:space="preserve"> HYPERLINK "https://git.herzen.spb.ru/igossoudarev/clouds" \h </w:instrText>
+            </w:r>
+            <w:r>
+              <w:fldChar w:fldCharType="separate"/>
+            </w:r>
+            <w:r>
+              <w:rPr>
+                <w:color w:val="1155CC"/>
+                <w:u w:val="single"/>
+              </w:rPr>
+              <w:t>https://git.herzen.spb.ru/igossoudarev/clouds</w:t>
+            </w:r>
+            <w:r>
+              <w:rPr>
+                <w:color w:val="1155CC"/>
+                <w:u w:val="single"/>
+              </w:rPr>
+              <w:fldChar w:fldCharType="end"/>
+            </w:r>
             <w:r>
               <w:t xml:space="preserve"> </w:t>
             </w:r>
           </w:p>
           <w:p>
             <w:pPr>
-              <w:pStyle w:val="1"/>
-              <w:pBdr>
-                <w:top w:val="nil"/>
-                <w:left w:val="nil"/>
-                <w:bottom w:val="nil"/>
-                <w:right w:val="nil"/>
-                <w:between w:val="nil"/>
+              <w:pStyle w:val="3"/>
+              <w:pBdr>
+                <w:top w:val="none" w:color="auto" w:sz="0" w:space="0"/>
+                <w:left w:val="none" w:color="auto" w:sz="0" w:space="0"/>
+                <w:bottom w:val="none" w:color="auto" w:sz="0" w:space="0"/>
+                <w:right w:val="none" w:color="auto" w:sz="0" w:space="0"/>
+                <w:between w:val="none" w:color="auto" w:sz="0" w:space="0"/>
               </w:pBdr>
               <w:tabs>
                 <w:tab w:val="left" w:pos="-15"/>
@@ -3906,15 +3831,7 @@
               </w:rPr>
             </w:pPr>
             <w:r>
-              <w:t xml:space="preserve">Ссылка на репозиторий дублируется в курсе </w:t>
-            </w:r>
-            <w:proofErr w:type="spellStart"/>
-            <w:r>
-              <w:t>Moodle</w:t>
-            </w:r>
-            <w:proofErr w:type="spellEnd"/>
-            <w:r>
-              <w:t xml:space="preserve"> </w:t>
+              <w:t xml:space="preserve">Ссылка на репозиторий дублируется в курсе Moodle </w:t>
             </w:r>
             <w:r>
               <w:rPr>
@@ -3929,13 +3846,13 @@
           </w:p>
           <w:p>
             <w:pPr>
-              <w:pStyle w:val="1"/>
-              <w:pBdr>
-                <w:top w:val="nil"/>
-                <w:left w:val="nil"/>
-                <w:bottom w:val="nil"/>
-                <w:right w:val="nil"/>
-                <w:between w:val="nil"/>
+              <w:pStyle w:val="3"/>
+              <w:pBdr>
+                <w:top w:val="none" w:color="auto" w:sz="0" w:space="0"/>
+                <w:left w:val="none" w:color="auto" w:sz="0" w:space="0"/>
+                <w:bottom w:val="none" w:color="auto" w:sz="0" w:space="0"/>
+                <w:right w:val="none" w:color="auto" w:sz="0" w:space="0"/>
+                <w:between w:val="none" w:color="auto" w:sz="0" w:space="0"/>
               </w:pBdr>
               <w:tabs>
                 <w:tab w:val="left" w:pos="-15"/>
@@ -3967,19 +3884,7 @@
               <w:rPr>
                 <w:color w:val="000000"/>
               </w:rPr>
-              <w:t>-</w:t>
-            </w:r>
-            <w:r>
-              <w:rPr>
-                <w:color w:val="000000"/>
-              </w:rPr>
-              <w:t xml:space="preserve">код </w:t>
-            </w:r>
-            <w:r>
-              <w:rPr>
-                <w:color w:val="000000"/>
-              </w:rPr>
-              <w:t>на электронн</w:t>
+              <w:t>-код на электронн</w:t>
             </w:r>
             <w:r>
               <w:t>ое</w:t>
@@ -3999,21 +3904,21 @@
           <w:tcPr>
             <w:tcW w:w="1134" w:type="dxa"/>
             <w:tcBorders>
-              <w:top w:val="single" w:sz="4" w:space="0" w:color="000000"/>
-              <w:left w:val="single" w:sz="4" w:space="0" w:color="000000"/>
-              <w:bottom w:val="single" w:sz="4" w:space="0" w:color="000000"/>
-              <w:right w:val="single" w:sz="4" w:space="0" w:color="000000"/>
+              <w:top w:val="single" w:color="000000" w:sz="4" w:space="0"/>
+              <w:left w:val="single" w:color="000000" w:sz="4" w:space="0"/>
+              <w:bottom w:val="single" w:color="000000" w:sz="4" w:space="0"/>
+              <w:right w:val="single" w:color="000000" w:sz="4" w:space="0"/>
             </w:tcBorders>
           </w:tcPr>
           <w:p>
             <w:pPr>
-              <w:pStyle w:val="1"/>
-              <w:pBdr>
-                <w:top w:val="nil"/>
-                <w:left w:val="nil"/>
-                <w:bottom w:val="nil"/>
-                <w:right w:val="nil"/>
-                <w:between w:val="nil"/>
+              <w:pStyle w:val="3"/>
+              <w:pBdr>
+                <w:top w:val="none" w:color="auto" w:sz="0" w:space="0"/>
+                <w:left w:val="none" w:color="auto" w:sz="0" w:space="0"/>
+                <w:bottom w:val="none" w:color="auto" w:sz="0" w:space="0"/>
+                <w:right w:val="none" w:color="auto" w:sz="0" w:space="0"/>
+                <w:between w:val="none" w:color="auto" w:sz="0" w:space="0"/>
               </w:pBdr>
               <w:jc w:val="both"/>
               <w:rPr>
@@ -4028,21 +3933,21 @@
           <w:tcPr>
             <w:tcW w:w="1498" w:type="dxa"/>
             <w:tcBorders>
-              <w:top w:val="single" w:sz="4" w:space="0" w:color="000000"/>
-              <w:left w:val="single" w:sz="4" w:space="0" w:color="000000"/>
-              <w:bottom w:val="single" w:sz="4" w:space="0" w:color="000000"/>
-              <w:right w:val="single" w:sz="4" w:space="0" w:color="000000"/>
+              <w:top w:val="single" w:color="000000" w:sz="4" w:space="0"/>
+              <w:left w:val="single" w:color="000000" w:sz="4" w:space="0"/>
+              <w:bottom w:val="single" w:color="000000" w:sz="4" w:space="0"/>
+              <w:right w:val="single" w:color="000000" w:sz="4" w:space="0"/>
             </w:tcBorders>
           </w:tcPr>
           <w:p>
             <w:pPr>
-              <w:pStyle w:val="1"/>
-              <w:pBdr>
-                <w:top w:val="nil"/>
-                <w:left w:val="nil"/>
-                <w:bottom w:val="nil"/>
-                <w:right w:val="nil"/>
-                <w:between w:val="nil"/>
+              <w:pStyle w:val="3"/>
+              <w:pBdr>
+                <w:top w:val="none" w:color="auto" w:sz="0" w:space="0"/>
+                <w:left w:val="none" w:color="auto" w:sz="0" w:space="0"/>
+                <w:bottom w:val="none" w:color="auto" w:sz="0" w:space="0"/>
+                <w:right w:val="none" w:color="auto" w:sz="0" w:space="0"/>
+                <w:between w:val="none" w:color="auto" w:sz="0" w:space="0"/>
               </w:pBdr>
               <w:jc w:val="both"/>
               <w:rPr>
@@ -4057,13 +3962,13 @@
     </w:tbl>
     <w:p>
       <w:pPr>
-        <w:pStyle w:val="1"/>
+        <w:pStyle w:val="3"/>
         <w:pBdr>
-          <w:top w:val="nil"/>
-          <w:left w:val="nil"/>
-          <w:bottom w:val="nil"/>
-          <w:right w:val="nil"/>
-          <w:between w:val="nil"/>
+          <w:top w:val="none" w:color="auto" w:sz="0" w:space="0"/>
+          <w:left w:val="none" w:color="auto" w:sz="0" w:space="0"/>
+          <w:bottom w:val="none" w:color="auto" w:sz="0" w:space="0"/>
+          <w:right w:val="none" w:color="auto" w:sz="0" w:space="0"/>
+          <w:between w:val="none" w:color="auto" w:sz="0" w:space="0"/>
         </w:pBdr>
         <w:jc w:val="both"/>
         <w:rPr>
@@ -4077,13 +3982,13 @@
     </w:p>
     <w:p>
       <w:pPr>
-        <w:pStyle w:val="1"/>
+        <w:pStyle w:val="3"/>
         <w:pBdr>
-          <w:top w:val="nil"/>
-          <w:left w:val="nil"/>
-          <w:bottom w:val="nil"/>
-          <w:right w:val="nil"/>
-          <w:between w:val="nil"/>
+          <w:top w:val="none" w:color="auto" w:sz="0" w:space="0"/>
+          <w:left w:val="none" w:color="auto" w:sz="0" w:space="0"/>
+          <w:bottom w:val="none" w:color="auto" w:sz="0" w:space="0"/>
+          <w:right w:val="none" w:color="auto" w:sz="0" w:space="0"/>
+          <w:between w:val="none" w:color="auto" w:sz="0" w:space="0"/>
         </w:pBdr>
         <w:jc w:val="both"/>
         <w:rPr>
@@ -4095,13 +4000,13 @@
     </w:p>
     <w:p>
       <w:pPr>
-        <w:pStyle w:val="1"/>
+        <w:pStyle w:val="3"/>
         <w:pBdr>
-          <w:top w:val="nil"/>
-          <w:left w:val="nil"/>
-          <w:bottom w:val="nil"/>
-          <w:right w:val="nil"/>
-          <w:between w:val="nil"/>
+          <w:top w:val="none" w:color="auto" w:sz="0" w:space="0"/>
+          <w:left w:val="none" w:color="auto" w:sz="0" w:space="0"/>
+          <w:bottom w:val="none" w:color="auto" w:sz="0" w:space="0"/>
+          <w:right w:val="none" w:color="auto" w:sz="0" w:space="0"/>
+          <w:between w:val="none" w:color="auto" w:sz="0" w:space="0"/>
         </w:pBdr>
         <w:jc w:val="both"/>
         <w:rPr>
@@ -4136,13 +4041,13 @@
     </w:p>
     <w:p>
       <w:pPr>
-        <w:pStyle w:val="1"/>
+        <w:pStyle w:val="3"/>
         <w:pBdr>
-          <w:top w:val="nil"/>
-          <w:left w:val="nil"/>
-          <w:bottom w:val="nil"/>
-          <w:right w:val="nil"/>
-          <w:between w:val="nil"/>
+          <w:top w:val="none" w:color="auto" w:sz="0" w:space="0"/>
+          <w:left w:val="none" w:color="auto" w:sz="0" w:space="0"/>
+          <w:bottom w:val="none" w:color="auto" w:sz="0" w:space="0"/>
+          <w:right w:val="none" w:color="auto" w:sz="0" w:space="0"/>
+          <w:between w:val="none" w:color="auto" w:sz="0" w:space="0"/>
         </w:pBdr>
         <w:ind w:left="2160" w:firstLine="720"/>
         <w:jc w:val="both"/>
@@ -4165,13 +4070,13 @@
     </w:p>
     <w:p>
       <w:pPr>
-        <w:pStyle w:val="1"/>
+        <w:pStyle w:val="3"/>
         <w:pBdr>
-          <w:top w:val="nil"/>
-          <w:left w:val="nil"/>
-          <w:bottom w:val="nil"/>
-          <w:right w:val="nil"/>
-          <w:between w:val="nil"/>
+          <w:top w:val="none" w:color="auto" w:sz="0" w:space="0"/>
+          <w:left w:val="none" w:color="auto" w:sz="0" w:space="0"/>
+          <w:bottom w:val="none" w:color="auto" w:sz="0" w:space="0"/>
+          <w:right w:val="none" w:color="auto" w:sz="0" w:space="0"/>
+          <w:between w:val="none" w:color="auto" w:sz="0" w:space="0"/>
         </w:pBdr>
         <w:jc w:val="both"/>
         <w:rPr>
@@ -4186,7 +4091,14 @@
           <w:sz w:val="20"/>
           <w:szCs w:val="20"/>
         </w:rPr>
-        <w:t>Задание принял к</w:t>
+        <w:t>Задание принял к исполнению «____» __________20_</w:t>
+      </w:r>
+      <w:r>
+        <w:rPr>
+          <w:sz w:val="20"/>
+          <w:szCs w:val="20"/>
+        </w:rPr>
+        <w:t>__</w:t>
       </w:r>
       <w:r>
         <w:rPr>
@@ -4194,37 +4106,40 @@
           <w:sz w:val="20"/>
           <w:szCs w:val="20"/>
         </w:rPr>
-        <w:t xml:space="preserve"> исполнению «____» __________20_</w:t>
+        <w:t xml:space="preserve"> г.  _____________________ __</w:t>
       </w:r>
       <w:r>
         <w:rPr>
-          <w:sz w:val="20"/>
-          <w:szCs w:val="20"/>
-        </w:rPr>
-        <w:t>__</w:t>
-      </w:r>
-      <w:r>
-        <w:rPr>
+          <w:rFonts w:hint="default"/>
           <w:color w:val="000000"/>
           <w:sz w:val="20"/>
           <w:szCs w:val="20"/>
-        </w:rPr>
-        <w:t xml:space="preserve"> г.  _____________________ ______________</w:t>
+          <w:lang w:val="ru-RU"/>
+        </w:rPr>
+        <w:t>Чжан Жуйюй</w:t>
+      </w:r>
+      <w:r>
+        <w:rPr>
+          <w:color w:val="000000"/>
+          <w:sz w:val="20"/>
+          <w:szCs w:val="20"/>
+        </w:rPr>
+        <w:t>____________</w:t>
       </w:r>
     </w:p>
     <w:p>
       <w:pPr>
-        <w:pStyle w:val="1"/>
+        <w:pStyle w:val="3"/>
         <w:pBdr>
-          <w:top w:val="nil"/>
-          <w:left w:val="nil"/>
-          <w:bottom w:val="nil"/>
-          <w:right w:val="nil"/>
-          <w:between w:val="nil"/>
+          <w:top w:val="none" w:color="auto" w:sz="0" w:space="0"/>
+          <w:left w:val="none" w:color="auto" w:sz="0" w:space="0"/>
+          <w:bottom w:val="none" w:color="auto" w:sz="0" w:space="0"/>
+          <w:right w:val="none" w:color="auto" w:sz="0" w:space="0"/>
+          <w:between w:val="none" w:color="auto" w:sz="0" w:space="0"/>
         </w:pBdr>
         <w:jc w:val="both"/>
         <w:rPr>
-          <w:rFonts w:ascii="Calibri" w:eastAsia="Calibri" w:hAnsi="Calibri" w:cs="Calibri"/>
+          <w:rFonts w:ascii="Calibri" w:hAnsi="Calibri" w:eastAsia="Calibri" w:cs="Calibri"/>
           <w:color w:val="000000"/>
           <w:sz w:val="22"/>
           <w:szCs w:val="22"/>
@@ -4252,19 +4167,19 @@
       <w:pgSz w:w="11906" w:h="16838"/>
       <w:pgMar w:top="851" w:right="851" w:bottom="851" w:left="1134" w:header="709" w:footer="709" w:gutter="0"/>
       <w:pgNumType w:start="1"/>
-      <w:cols w:space="720"/>
+      <w:cols w:space="720" w:num="1"/>
     </w:sectPr>
   </w:body>
 </w:document>
 </file>
 
 <file path=word/numbering.xml><?xml version="1.0" encoding="utf-8"?>
-<w:numbering xmlns:wpc="http://schemas.microsoft.com/office/word/2010/wordprocessingCanvas" xmlns:cx="http://schemas.microsoft.com/office/drawing/2014/chartex" xmlns:cx1="http://schemas.microsoft.com/office/drawing/2015/9/8/chartex" xmlns:cx2="http://schemas.microsoft.com/office/drawing/2015/10/21/chartex" xmlns:cx3="http://schemas.microsoft.com/office/drawing/2016/5/9/chartex" xmlns:cx4="http://schemas.microsoft.com/office/drawing/2016/5/10/chartex" xmlns:cx5="http://schemas.microsoft.com/office/drawing/2016/5/11/chartex" xmlns:cx6="http://schemas.microsoft.com/office/drawing/2016/5/12/chartex" xmlns:cx7="http://schemas.microsoft.com/office/drawing/2016/5/13/chartex" xmlns:cx8="http://schemas.microsoft.com/office/drawing/2016/5/14/chartex" xmlns:mc="http://schemas.openxmlformats.org/markup-compatibility/2006" xmlns:aink="http://schemas.microsoft.com/office/drawing/2016/ink" xmlns:am3d="http://schemas.microsoft.com/office/drawing/2017/model3d" xmlns:o="urn:schemas-microsoft-com:office:office" xmlns:oel="http://schemas.microsoft.com/office/2019/extlst" xmlns:r="http://schemas.openxmlformats.org/officeDocument/2006/relationships" xmlns:m="http://schemas.openxmlformats.org/officeDocument/2006/math" xmlns:v="urn:schemas-microsoft-com:vml" xmlns:wp14="http://schemas.microsoft.com/office/word/2010/wordprocessingDrawing" xmlns:wp="http://schemas.openxmlformats.org/drawingml/2006/wordprocessingDrawing" xmlns:w10="urn:schemas-microsoft-com:office:word" xmlns:w="http://schemas.openxmlformats.org/wordprocessingml/2006/main" xmlns:w14="http://schemas.microsoft.com/office/word/2010/wordml" xmlns:w15="http://schemas.microsoft.com/office/word/2012/wordml" xmlns:w16cex="http://schemas.microsoft.com/office/word/2018/wordml/cex" xmlns:w16cid="http://schemas.microsoft.com/office/word/2016/wordml/cid" xmlns:w16="http://schemas.microsoft.com/office/word/2018/wordml" xmlns:w16du="http://schemas.microsoft.com/office/word/2023/wordml/word16du" xmlns:w16sdtdh="http://schemas.microsoft.com/office/word/2020/wordml/sdtdatahash" xmlns:w16se="http://schemas.microsoft.com/office/word/2015/wordml/symex" xmlns:wpg="http://schemas.microsoft.com/office/word/2010/wordprocessingGroup" xmlns:wpi="http://schemas.microsoft.com/office/word/2010/wordprocessingInk" xmlns:wne="http://schemas.microsoft.com/office/word/2006/wordml" xmlns:wps="http://schemas.microsoft.com/office/word/2010/wordprocessingShape" mc:Ignorable="w14 w15 w16se w16cid w16 w16cex w16sdtdh w16du wp14">
-  <w:abstractNum w:abstractNumId="0" w15:restartNumberingAfterBreak="0">
-    <w:nsid w:val="0D9A11CA"/>
-    <w:multiLevelType w:val="hybridMultilevel"/>
-    <w:tmpl w:val="42DEC476"/>
-    <w:lvl w:ilvl="0" w:tplc="04190001">
+<w:numbering xmlns:wpc="http://schemas.microsoft.com/office/word/2010/wordprocessingCanvas" xmlns:mc="http://schemas.openxmlformats.org/markup-compatibility/2006" xmlns:o="urn:schemas-microsoft-com:office:office" xmlns:r="http://schemas.openxmlformats.org/officeDocument/2006/relationships" xmlns:m="http://schemas.openxmlformats.org/officeDocument/2006/math" xmlns:v="urn:schemas-microsoft-com:vml" xmlns:wp14="http://schemas.microsoft.com/office/word/2010/wordprocessingDrawing" xmlns:wp="http://schemas.openxmlformats.org/drawingml/2006/wordprocessingDrawing" xmlns:w10="urn:schemas-microsoft-com:office:word" xmlns:w="http://schemas.openxmlformats.org/wordprocessingml/2006/main" xmlns:w14="http://schemas.microsoft.com/office/word/2010/wordml" xmlns:wpg="http://schemas.microsoft.com/office/word/2010/wordprocessingGroup" xmlns:wpi="http://schemas.microsoft.com/office/word/2010/wordprocessingInk" xmlns:wne="http://schemas.microsoft.com/office/word/2006/wordml" xmlns:wps="http://schemas.microsoft.com/office/word/2010/wordprocessingShape" xmlns:wpsCustomData="http://www.wps.cn/officeDocument/2013/wpsCustomData" mc:Ignorable="w14 wp14">
+  <w:abstractNum w:abstractNumId="0">
+    <w:nsid w:val="24075E8F"/>
+    <w:multiLevelType w:val="multilevel"/>
+    <w:tmpl w:val="24075E8F"/>
+    <w:lvl w:ilvl="0" w:tentative="0">
       <w:start w:val="1"/>
       <w:numFmt w:val="bullet"/>
       <w:lvlText w:val=""/>
@@ -4273,10 +4188,10 @@
         <w:ind w:left="720" w:hanging="360"/>
       </w:pPr>
       <w:rPr>
-        <w:rFonts w:ascii="Symbol" w:hAnsi="Symbol" w:hint="default"/>
+        <w:rFonts w:hint="default" w:ascii="Symbol" w:hAnsi="Symbol"/>
       </w:rPr>
     </w:lvl>
-    <w:lvl w:ilvl="1" w:tplc="04190003" w:tentative="1">
+    <w:lvl w:ilvl="1" w:tentative="0">
       <w:start w:val="1"/>
       <w:numFmt w:val="bullet"/>
       <w:lvlText w:val="o"/>
@@ -4285,10 +4200,10 @@
         <w:ind w:left="1440" w:hanging="360"/>
       </w:pPr>
       <w:rPr>
-        <w:rFonts w:ascii="Courier New" w:hAnsi="Courier New" w:cs="Courier New" w:hint="default"/>
+        <w:rFonts w:hint="default" w:ascii="Courier New" w:hAnsi="Courier New" w:cs="Courier New"/>
       </w:rPr>
     </w:lvl>
-    <w:lvl w:ilvl="2" w:tplc="04190005" w:tentative="1">
+    <w:lvl w:ilvl="2" w:tentative="0">
       <w:start w:val="1"/>
       <w:numFmt w:val="bullet"/>
       <w:lvlText w:val=""/>
@@ -4297,10 +4212,10 @@
         <w:ind w:left="2160" w:hanging="360"/>
       </w:pPr>
       <w:rPr>
-        <w:rFonts w:ascii="Wingdings" w:hAnsi="Wingdings" w:hint="default"/>
+        <w:rFonts w:hint="default" w:ascii="Wingdings" w:hAnsi="Wingdings"/>
       </w:rPr>
     </w:lvl>
-    <w:lvl w:ilvl="3" w:tplc="04190001" w:tentative="1">
+    <w:lvl w:ilvl="3" w:tentative="0">
       <w:start w:val="1"/>
       <w:numFmt w:val="bullet"/>
       <w:lvlText w:val=""/>
@@ -4309,10 +4224,10 @@
         <w:ind w:left="2880" w:hanging="360"/>
       </w:pPr>
       <w:rPr>
-        <w:rFonts w:ascii="Symbol" w:hAnsi="Symbol" w:hint="default"/>
+        <w:rFonts w:hint="default" w:ascii="Symbol" w:hAnsi="Symbol"/>
       </w:rPr>
     </w:lvl>
-    <w:lvl w:ilvl="4" w:tplc="04190003" w:tentative="1">
+    <w:lvl w:ilvl="4" w:tentative="0">
       <w:start w:val="1"/>
       <w:numFmt w:val="bullet"/>
       <w:lvlText w:val="o"/>
@@ -4321,10 +4236,10 @@
         <w:ind w:left="3600" w:hanging="360"/>
       </w:pPr>
       <w:rPr>
-        <w:rFonts w:ascii="Courier New" w:hAnsi="Courier New" w:cs="Courier New" w:hint="default"/>
+        <w:rFonts w:hint="default" w:ascii="Courier New" w:hAnsi="Courier New" w:cs="Courier New"/>
       </w:rPr>
     </w:lvl>
-    <w:lvl w:ilvl="5" w:tplc="04190005" w:tentative="1">
+    <w:lvl w:ilvl="5" w:tentative="0">
       <w:start w:val="1"/>
       <w:numFmt w:val="bullet"/>
       <w:lvlText w:val=""/>
@@ -4333,10 +4248,10 @@
         <w:ind w:left="4320" w:hanging="360"/>
       </w:pPr>
       <w:rPr>
-        <w:rFonts w:ascii="Wingdings" w:hAnsi="Wingdings" w:hint="default"/>
+        <w:rFonts w:hint="default" w:ascii="Wingdings" w:hAnsi="Wingdings"/>
       </w:rPr>
     </w:lvl>
-    <w:lvl w:ilvl="6" w:tplc="04190001" w:tentative="1">
+    <w:lvl w:ilvl="6" w:tentative="0">
       <w:start w:val="1"/>
       <w:numFmt w:val="bullet"/>
       <w:lvlText w:val=""/>
@@ -4345,10 +4260,10 @@
         <w:ind w:left="5040" w:hanging="360"/>
       </w:pPr>
       <w:rPr>
-        <w:rFonts w:ascii="Symbol" w:hAnsi="Symbol" w:hint="default"/>
+        <w:rFonts w:hint="default" w:ascii="Symbol" w:hAnsi="Symbol"/>
       </w:rPr>
     </w:lvl>
-    <w:lvl w:ilvl="7" w:tplc="04190003" w:tentative="1">
+    <w:lvl w:ilvl="7" w:tentative="0">
       <w:start w:val="1"/>
       <w:numFmt w:val="bullet"/>
       <w:lvlText w:val="o"/>
@@ -4357,10 +4272,10 @@
         <w:ind w:left="5760" w:hanging="360"/>
       </w:pPr>
       <w:rPr>
-        <w:rFonts w:ascii="Courier New" w:hAnsi="Courier New" w:cs="Courier New" w:hint="default"/>
+        <w:rFonts w:hint="default" w:ascii="Courier New" w:hAnsi="Courier New" w:cs="Courier New"/>
       </w:rPr>
     </w:lvl>
-    <w:lvl w:ilvl="8" w:tplc="04190005" w:tentative="1">
+    <w:lvl w:ilvl="8" w:tentative="0">
       <w:start w:val="1"/>
       <w:numFmt w:val="bullet"/>
       <w:lvlText w:val=""/>
@@ -4369,277 +4284,15 @@
         <w:ind w:left="6480" w:hanging="360"/>
       </w:pPr>
       <w:rPr>
-        <w:rFonts w:ascii="Wingdings" w:hAnsi="Wingdings" w:hint="default"/>
+        <w:rFonts w:hint="default" w:ascii="Wingdings" w:hAnsi="Wingdings"/>
       </w:rPr>
     </w:lvl>
   </w:abstractNum>
-  <w:abstractNum w:abstractNumId="1" w15:restartNumberingAfterBreak="0">
-    <w:nsid w:val="24075E8F"/>
-    <w:multiLevelType w:val="hybridMultilevel"/>
-    <w:tmpl w:val="9C166DEC"/>
-    <w:lvl w:ilvl="0" w:tplc="08090001">
-      <w:start w:val="1"/>
-      <w:numFmt w:val="bullet"/>
-      <w:lvlText w:val=""/>
-      <w:lvlJc w:val="left"/>
-      <w:pPr>
-        <w:ind w:left="720" w:hanging="360"/>
-      </w:pPr>
-      <w:rPr>
-        <w:rFonts w:ascii="Symbol" w:hAnsi="Symbol" w:hint="default"/>
-      </w:rPr>
-    </w:lvl>
-    <w:lvl w:ilvl="1" w:tplc="08090003" w:tentative="1">
-      <w:start w:val="1"/>
-      <w:numFmt w:val="bullet"/>
-      <w:lvlText w:val="o"/>
-      <w:lvlJc w:val="left"/>
-      <w:pPr>
-        <w:ind w:left="1440" w:hanging="360"/>
-      </w:pPr>
-      <w:rPr>
-        <w:rFonts w:ascii="Courier New" w:hAnsi="Courier New" w:cs="Courier New" w:hint="default"/>
-      </w:rPr>
-    </w:lvl>
-    <w:lvl w:ilvl="2" w:tplc="08090005" w:tentative="1">
-      <w:start w:val="1"/>
-      <w:numFmt w:val="bullet"/>
-      <w:lvlText w:val=""/>
-      <w:lvlJc w:val="left"/>
-      <w:pPr>
-        <w:ind w:left="2160" w:hanging="360"/>
-      </w:pPr>
-      <w:rPr>
-        <w:rFonts w:ascii="Wingdings" w:hAnsi="Wingdings" w:hint="default"/>
-      </w:rPr>
-    </w:lvl>
-    <w:lvl w:ilvl="3" w:tplc="08090001" w:tentative="1">
-      <w:start w:val="1"/>
-      <w:numFmt w:val="bullet"/>
-      <w:lvlText w:val=""/>
-      <w:lvlJc w:val="left"/>
-      <w:pPr>
-        <w:ind w:left="2880" w:hanging="360"/>
-      </w:pPr>
-      <w:rPr>
-        <w:rFonts w:ascii="Symbol" w:hAnsi="Symbol" w:hint="default"/>
-      </w:rPr>
-    </w:lvl>
-    <w:lvl w:ilvl="4" w:tplc="08090003" w:tentative="1">
-      <w:start w:val="1"/>
-      <w:numFmt w:val="bullet"/>
-      <w:lvlText w:val="o"/>
-      <w:lvlJc w:val="left"/>
-      <w:pPr>
-        <w:ind w:left="3600" w:hanging="360"/>
-      </w:pPr>
-      <w:rPr>
-        <w:rFonts w:ascii="Courier New" w:hAnsi="Courier New" w:cs="Courier New" w:hint="default"/>
-      </w:rPr>
-    </w:lvl>
-    <w:lvl w:ilvl="5" w:tplc="08090005" w:tentative="1">
-      <w:start w:val="1"/>
-      <w:numFmt w:val="bullet"/>
-      <w:lvlText w:val=""/>
-      <w:lvlJc w:val="left"/>
-      <w:pPr>
-        <w:ind w:left="4320" w:hanging="360"/>
-      </w:pPr>
-      <w:rPr>
-        <w:rFonts w:ascii="Wingdings" w:hAnsi="Wingdings" w:hint="default"/>
-      </w:rPr>
-    </w:lvl>
-    <w:lvl w:ilvl="6" w:tplc="08090001" w:tentative="1">
-      <w:start w:val="1"/>
-      <w:numFmt w:val="bullet"/>
-      <w:lvlText w:val=""/>
-      <w:lvlJc w:val="left"/>
-      <w:pPr>
-        <w:ind w:left="5040" w:hanging="360"/>
-      </w:pPr>
-      <w:rPr>
-        <w:rFonts w:ascii="Symbol" w:hAnsi="Symbol" w:hint="default"/>
-      </w:rPr>
-    </w:lvl>
-    <w:lvl w:ilvl="7" w:tplc="08090003" w:tentative="1">
-      <w:start w:val="1"/>
-      <w:numFmt w:val="bullet"/>
-      <w:lvlText w:val="o"/>
-      <w:lvlJc w:val="left"/>
-      <w:pPr>
-        <w:ind w:left="5760" w:hanging="360"/>
-      </w:pPr>
-      <w:rPr>
-        <w:rFonts w:ascii="Courier New" w:hAnsi="Courier New" w:cs="Courier New" w:hint="default"/>
-      </w:rPr>
-    </w:lvl>
-    <w:lvl w:ilvl="8" w:tplc="08090005" w:tentative="1">
-      <w:start w:val="1"/>
-      <w:numFmt w:val="bullet"/>
-      <w:lvlText w:val=""/>
-      <w:lvlJc w:val="left"/>
-      <w:pPr>
-        <w:ind w:left="6480" w:hanging="360"/>
-      </w:pPr>
-      <w:rPr>
-        <w:rFonts w:ascii="Wingdings" w:hAnsi="Wingdings" w:hint="default"/>
-      </w:rPr>
-    </w:lvl>
-  </w:abstractNum>
-  <w:abstractNum w:abstractNumId="2" w15:restartNumberingAfterBreak="0">
-    <w:nsid w:val="3318612E"/>
-    <w:multiLevelType w:val="multilevel"/>
-    <w:tmpl w:val="BC72F8F8"/>
-    <w:lvl w:ilvl="0">
-      <w:start w:val="1"/>
-      <w:numFmt w:val="bullet"/>
-      <w:lvlText w:val=""/>
-      <w:lvlJc w:val="left"/>
-      <w:pPr>
-        <w:tabs>
-          <w:tab w:val="num" w:pos="720"/>
-        </w:tabs>
-        <w:ind w:left="720" w:hanging="360"/>
-      </w:pPr>
-      <w:rPr>
-        <w:rFonts w:ascii="Symbol" w:hAnsi="Symbol" w:hint="default"/>
-        <w:sz w:val="20"/>
-      </w:rPr>
-    </w:lvl>
-    <w:lvl w:ilvl="1" w:tentative="1">
-      <w:start w:val="1"/>
-      <w:numFmt w:val="bullet"/>
-      <w:lvlText w:val="o"/>
-      <w:lvlJc w:val="left"/>
-      <w:pPr>
-        <w:tabs>
-          <w:tab w:val="num" w:pos="1440"/>
-        </w:tabs>
-        <w:ind w:left="1440" w:hanging="360"/>
-      </w:pPr>
-      <w:rPr>
-        <w:rFonts w:ascii="Courier New" w:hAnsi="Courier New" w:hint="default"/>
-        <w:sz w:val="20"/>
-      </w:rPr>
-    </w:lvl>
-    <w:lvl w:ilvl="2" w:tentative="1">
-      <w:start w:val="1"/>
-      <w:numFmt w:val="bullet"/>
-      <w:lvlText w:val=""/>
-      <w:lvlJc w:val="left"/>
-      <w:pPr>
-        <w:tabs>
-          <w:tab w:val="num" w:pos="2160"/>
-        </w:tabs>
-        <w:ind w:left="2160" w:hanging="360"/>
-      </w:pPr>
-      <w:rPr>
-        <w:rFonts w:ascii="Wingdings" w:hAnsi="Wingdings" w:hint="default"/>
-        <w:sz w:val="20"/>
-      </w:rPr>
-    </w:lvl>
-    <w:lvl w:ilvl="3" w:tentative="1">
-      <w:start w:val="1"/>
-      <w:numFmt w:val="bullet"/>
-      <w:lvlText w:val=""/>
-      <w:lvlJc w:val="left"/>
-      <w:pPr>
-        <w:tabs>
-          <w:tab w:val="num" w:pos="2880"/>
-        </w:tabs>
-        <w:ind w:left="2880" w:hanging="360"/>
-      </w:pPr>
-      <w:rPr>
-        <w:rFonts w:ascii="Wingdings" w:hAnsi="Wingdings" w:hint="default"/>
-        <w:sz w:val="20"/>
-      </w:rPr>
-    </w:lvl>
-    <w:lvl w:ilvl="4" w:tentative="1">
-      <w:start w:val="1"/>
-      <w:numFmt w:val="bullet"/>
-      <w:lvlText w:val=""/>
-      <w:lvlJc w:val="left"/>
-      <w:pPr>
-        <w:tabs>
-          <w:tab w:val="num" w:pos="3600"/>
-        </w:tabs>
-        <w:ind w:left="3600" w:hanging="360"/>
-      </w:pPr>
-      <w:rPr>
-        <w:rFonts w:ascii="Wingdings" w:hAnsi="Wingdings" w:hint="default"/>
-        <w:sz w:val="20"/>
-      </w:rPr>
-    </w:lvl>
-    <w:lvl w:ilvl="5" w:tentative="1">
-      <w:start w:val="1"/>
-      <w:numFmt w:val="bullet"/>
-      <w:lvlText w:val=""/>
-      <w:lvlJc w:val="left"/>
-      <w:pPr>
-        <w:tabs>
-          <w:tab w:val="num" w:pos="4320"/>
-        </w:tabs>
-        <w:ind w:left="4320" w:hanging="360"/>
-      </w:pPr>
-      <w:rPr>
-        <w:rFonts w:ascii="Wingdings" w:hAnsi="Wingdings" w:hint="default"/>
-        <w:sz w:val="20"/>
-      </w:rPr>
-    </w:lvl>
-    <w:lvl w:ilvl="6" w:tentative="1">
-      <w:start w:val="1"/>
-      <w:numFmt w:val="bullet"/>
-      <w:lvlText w:val=""/>
-      <w:lvlJc w:val="left"/>
-      <w:pPr>
-        <w:tabs>
-          <w:tab w:val="num" w:pos="5040"/>
-        </w:tabs>
-        <w:ind w:left="5040" w:hanging="360"/>
-      </w:pPr>
-      <w:rPr>
-        <w:rFonts w:ascii="Wingdings" w:hAnsi="Wingdings" w:hint="default"/>
-        <w:sz w:val="20"/>
-      </w:rPr>
-    </w:lvl>
-    <w:lvl w:ilvl="7" w:tentative="1">
-      <w:start w:val="1"/>
-      <w:numFmt w:val="bullet"/>
-      <w:lvlText w:val=""/>
-      <w:lvlJc w:val="left"/>
-      <w:pPr>
-        <w:tabs>
-          <w:tab w:val="num" w:pos="5760"/>
-        </w:tabs>
-        <w:ind w:left="5760" w:hanging="360"/>
-      </w:pPr>
-      <w:rPr>
-        <w:rFonts w:ascii="Wingdings" w:hAnsi="Wingdings" w:hint="default"/>
-        <w:sz w:val="20"/>
-      </w:rPr>
-    </w:lvl>
-    <w:lvl w:ilvl="8" w:tentative="1">
-      <w:start w:val="1"/>
-      <w:numFmt w:val="bullet"/>
-      <w:lvlText w:val=""/>
-      <w:lvlJc w:val="left"/>
-      <w:pPr>
-        <w:tabs>
-          <w:tab w:val="num" w:pos="6480"/>
-        </w:tabs>
-        <w:ind w:left="6480" w:hanging="360"/>
-      </w:pPr>
-      <w:rPr>
-        <w:rFonts w:ascii="Wingdings" w:hAnsi="Wingdings" w:hint="default"/>
-        <w:sz w:val="20"/>
-      </w:rPr>
-    </w:lvl>
-  </w:abstractNum>
-  <w:abstractNum w:abstractNumId="3" w15:restartNumberingAfterBreak="0">
+  <w:abstractNum w:abstractNumId="1">
     <w:nsid w:val="43682F55"/>
     <w:multiLevelType w:val="multilevel"/>
-    <w:tmpl w:val="5630D87A"/>
-    <w:lvl w:ilvl="0">
+    <w:tmpl w:val="43682F55"/>
+    <w:lvl w:ilvl="0" w:tentative="0">
       <w:start w:val="1"/>
       <w:numFmt w:val="upperRoman"/>
       <w:lvlText w:val="%1."/>
@@ -4652,7 +4305,7 @@
         <w:vertAlign w:val="baseline"/>
       </w:rPr>
     </w:lvl>
-    <w:lvl w:ilvl="1">
+    <w:lvl w:ilvl="1" w:tentative="0">
       <w:start w:val="1"/>
       <w:numFmt w:val="lowerLetter"/>
       <w:lvlText w:val="%2."/>
@@ -4664,7 +4317,7 @@
         <w:vertAlign w:val="baseline"/>
       </w:rPr>
     </w:lvl>
-    <w:lvl w:ilvl="2">
+    <w:lvl w:ilvl="2" w:tentative="0">
       <w:start w:val="1"/>
       <w:numFmt w:val="lowerRoman"/>
       <w:lvlText w:val="%3."/>
@@ -4676,7 +4329,7 @@
         <w:vertAlign w:val="baseline"/>
       </w:rPr>
     </w:lvl>
-    <w:lvl w:ilvl="3">
+    <w:lvl w:ilvl="3" w:tentative="0">
       <w:start w:val="1"/>
       <w:numFmt w:val="decimal"/>
       <w:lvlText w:val="%4."/>
@@ -4688,7 +4341,7 @@
         <w:vertAlign w:val="baseline"/>
       </w:rPr>
     </w:lvl>
-    <w:lvl w:ilvl="4">
+    <w:lvl w:ilvl="4" w:tentative="0">
       <w:start w:val="1"/>
       <w:numFmt w:val="lowerLetter"/>
       <w:lvlText w:val="%5."/>
@@ -4700,7 +4353,7 @@
         <w:vertAlign w:val="baseline"/>
       </w:rPr>
     </w:lvl>
-    <w:lvl w:ilvl="5">
+    <w:lvl w:ilvl="5" w:tentative="0">
       <w:start w:val="1"/>
       <w:numFmt w:val="lowerRoman"/>
       <w:lvlText w:val="%6."/>
@@ -4712,7 +4365,7 @@
         <w:vertAlign w:val="baseline"/>
       </w:rPr>
     </w:lvl>
-    <w:lvl w:ilvl="6">
+    <w:lvl w:ilvl="6" w:tentative="0">
       <w:start w:val="1"/>
       <w:numFmt w:val="decimal"/>
       <w:lvlText w:val="%7."/>
@@ -4724,7 +4377,7 @@
         <w:vertAlign w:val="baseline"/>
       </w:rPr>
     </w:lvl>
-    <w:lvl w:ilvl="7">
+    <w:lvl w:ilvl="7" w:tentative="0">
       <w:start w:val="1"/>
       <w:numFmt w:val="lowerLetter"/>
       <w:lvlText w:val="%8."/>
@@ -4736,7 +4389,7 @@
         <w:vertAlign w:val="baseline"/>
       </w:rPr>
     </w:lvl>
-    <w:lvl w:ilvl="8">
+    <w:lvl w:ilvl="8" w:tentative="0">
       <w:start w:val="1"/>
       <w:numFmt w:val="lowerRoman"/>
       <w:lvlText w:val="%9."/>
@@ -4749,842 +4402,443 @@
       </w:rPr>
     </w:lvl>
   </w:abstractNum>
-  <w:abstractNum w:abstractNumId="4" w15:restartNumberingAfterBreak="0">
-    <w:nsid w:val="552F3403"/>
-    <w:multiLevelType w:val="hybridMultilevel"/>
-    <w:tmpl w:val="B8C02210"/>
-    <w:lvl w:ilvl="0" w:tplc="2F869786">
+  <w:abstractNum w:abstractNumId="2">
+    <w:nsid w:val="7E3F01AE"/>
+    <w:multiLevelType w:val="multilevel"/>
+    <w:tmpl w:val="7E3F01AE"/>
+    <w:lvl w:ilvl="0" w:tentative="0">
       <w:start w:val="1"/>
       <w:numFmt w:val="bullet"/>
       <w:lvlText w:val=""/>
       <w:lvlJc w:val="left"/>
       <w:pPr>
+        <w:tabs>
+          <w:tab w:val="left" w:pos="720"/>
+        </w:tabs>
         <w:ind w:left="720" w:hanging="360"/>
       </w:pPr>
       <w:rPr>
-        <w:rFonts w:ascii="Symbol" w:hAnsi="Symbol" w:hint="default"/>
-        <w:sz w:val="18"/>
-        <w:szCs w:val="18"/>
+        <w:rFonts w:hint="default" w:ascii="Symbol" w:hAnsi="Symbol"/>
+        <w:sz w:val="20"/>
       </w:rPr>
     </w:lvl>
-    <w:lvl w:ilvl="1" w:tplc="04190003" w:tentative="1">
+    <w:lvl w:ilvl="1" w:tentative="0">
       <w:start w:val="1"/>
       <w:numFmt w:val="bullet"/>
       <w:lvlText w:val="o"/>
       <w:lvlJc w:val="left"/>
       <w:pPr>
+        <w:tabs>
+          <w:tab w:val="left" w:pos="1440"/>
+        </w:tabs>
         <w:ind w:left="1440" w:hanging="360"/>
       </w:pPr>
       <w:rPr>
-        <w:rFonts w:ascii="Courier New" w:hAnsi="Courier New" w:cs="Courier New" w:hint="default"/>
+        <w:rFonts w:hint="default" w:ascii="Courier New" w:hAnsi="Courier New"/>
+        <w:sz w:val="20"/>
       </w:rPr>
     </w:lvl>
-    <w:lvl w:ilvl="2" w:tplc="04190005" w:tentative="1">
+    <w:lvl w:ilvl="2" w:tentative="0">
       <w:start w:val="1"/>
       <w:numFmt w:val="bullet"/>
       <w:lvlText w:val=""/>
       <w:lvlJc w:val="left"/>
       <w:pPr>
+        <w:tabs>
+          <w:tab w:val="left" w:pos="2160"/>
+        </w:tabs>
         <w:ind w:left="2160" w:hanging="360"/>
       </w:pPr>
       <w:rPr>
-        <w:rFonts w:ascii="Wingdings" w:hAnsi="Wingdings" w:hint="default"/>
+        <w:rFonts w:hint="default" w:ascii="Wingdings" w:hAnsi="Wingdings"/>
+        <w:sz w:val="20"/>
       </w:rPr>
     </w:lvl>
-    <w:lvl w:ilvl="3" w:tplc="04190001" w:tentative="1">
-      <w:start w:val="1"/>
-      <w:numFmt w:val="bullet"/>
-      <w:lvlText w:val=""/>
-      <w:lvlJc w:val="left"/>
-      <w:pPr>
-        <w:ind w:left="2880" w:hanging="360"/>
-      </w:pPr>
-      <w:rPr>
-        <w:rFonts w:ascii="Symbol" w:hAnsi="Symbol" w:hint="default"/>
-      </w:rPr>
-    </w:lvl>
-    <w:lvl w:ilvl="4" w:tplc="04190003" w:tentative="1">
-      <w:start w:val="1"/>
-      <w:numFmt w:val="bullet"/>
-      <w:lvlText w:val="o"/>
-      <w:lvlJc w:val="left"/>
-      <w:pPr>
-        <w:ind w:left="3600" w:hanging="360"/>
-      </w:pPr>
-      <w:rPr>
-        <w:rFonts w:ascii="Courier New" w:hAnsi="Courier New" w:cs="Courier New" w:hint="default"/>
-      </w:rPr>
-    </w:lvl>
-    <w:lvl w:ilvl="5" w:tplc="04190005" w:tentative="1">
+    <w:lvl w:ilvl="3" w:tentative="0">
       <w:start w:val="1"/>
       <w:numFmt w:val="bullet"/>
       <w:lvlText w:val=""/>
       <w:lvlJc w:val="left"/>
       <w:pPr>
-        <w:ind w:left="4320" w:hanging="360"/>
+        <w:tabs>
+          <w:tab w:val="left" w:pos="2880"/>
+        </w:tabs>
+        <w:ind w:left="2880" w:hanging="360"/>
       </w:pPr>
       <w:rPr>
-        <w:rFonts w:ascii="Wingdings" w:hAnsi="Wingdings" w:hint="default"/>
+        <w:rFonts w:hint="default" w:ascii="Wingdings" w:hAnsi="Wingdings"/>
+        <w:sz w:val="20"/>
       </w:rPr>
     </w:lvl>
-    <w:lvl w:ilvl="6" w:tplc="04190001" w:tentative="1">
-      <w:start w:val="1"/>
-      <w:numFmt w:val="bullet"/>
-      <w:lvlText w:val=""/>
-      <w:lvlJc w:val="left"/>
-      <w:pPr>
-        <w:ind w:left="5040" w:hanging="360"/>
-      </w:pPr>
-      <w:rPr>
-        <w:rFonts w:ascii="Symbol" w:hAnsi="Symbol" w:hint="default"/>
-      </w:rPr>
-    </w:lvl>
-    <w:lvl w:ilvl="7" w:tplc="04190003" w:tentative="1">
-      <w:start w:val="1"/>
-      <w:numFmt w:val="bullet"/>
-      <w:lvlText w:val="o"/>
-      <w:lvlJc w:val="left"/>
-      <w:pPr>
-        <w:ind w:left="5760" w:hanging="360"/>
-      </w:pPr>
-      <w:rPr>
-        <w:rFonts w:ascii="Courier New" w:hAnsi="Courier New" w:cs="Courier New" w:hint="default"/>
-      </w:rPr>
-    </w:lvl>
-    <w:lvl w:ilvl="8" w:tplc="04190005" w:tentative="1">
+    <w:lvl w:ilvl="4" w:tentative="0">
       <w:start w:val="1"/>
       <w:numFmt w:val="bullet"/>
       <w:lvlText w:val=""/>
       <w:lvlJc w:val="left"/>
       <w:pPr>
-        <w:ind w:left="6480" w:hanging="360"/>
+        <w:tabs>
+          <w:tab w:val="left" w:pos="3600"/>
+        </w:tabs>
+        <w:ind w:left="3600" w:hanging="360"/>
       </w:pPr>
       <w:rPr>
-        <w:rFonts w:ascii="Wingdings" w:hAnsi="Wingdings" w:hint="default"/>
-      </w:rPr>
-    </w:lvl>
-  </w:abstractNum>
-  <w:abstractNum w:abstractNumId="5" w15:restartNumberingAfterBreak="0">
-    <w:nsid w:val="6C7759D5"/>
-    <w:multiLevelType w:val="multilevel"/>
-    <w:tmpl w:val="25D0188E"/>
-    <w:lvl w:ilvl="0">
-      <w:start w:val="1"/>
-      <w:numFmt w:val="bullet"/>
-      <w:lvlText w:val=""/>
-      <w:lvlJc w:val="left"/>
-      <w:pPr>
-        <w:tabs>
-          <w:tab w:val="num" w:pos="720"/>
-        </w:tabs>
-        <w:ind w:left="720" w:hanging="360"/>
-      </w:pPr>
-      <w:rPr>
-        <w:rFonts w:ascii="Symbol" w:hAnsi="Symbol" w:hint="default"/>
+        <w:rFonts w:hint="default" w:ascii="Wingdings" w:hAnsi="Wingdings"/>
         <w:sz w:val="20"/>
       </w:rPr>
     </w:lvl>
-    <w:lvl w:ilvl="1" w:tentative="1">
-      <w:start w:val="1"/>
-      <w:numFmt w:val="bullet"/>
-      <w:lvlText w:val="o"/>
-      <w:lvlJc w:val="left"/>
-      <w:pPr>
-        <w:tabs>
-          <w:tab w:val="num" w:pos="1440"/>
-        </w:tabs>
-        <w:ind w:left="1440" w:hanging="360"/>
-      </w:pPr>
-      <w:rPr>
-        <w:rFonts w:ascii="Courier New" w:hAnsi="Courier New" w:hint="default"/>
-        <w:sz w:val="20"/>
-      </w:rPr>
-    </w:lvl>
-    <w:lvl w:ilvl="2" w:tentative="1">
+    <w:lvl w:ilvl="5" w:tentative="0">
       <w:start w:val="1"/>
       <w:numFmt w:val="bullet"/>
       <w:lvlText w:val=""/>
       <w:lvlJc w:val="left"/>
       <w:pPr>
         <w:tabs>
-          <w:tab w:val="num" w:pos="2160"/>
+          <w:tab w:val="left" w:pos="4320"/>
         </w:tabs>
-        <w:ind w:left="2160" w:hanging="360"/>
+        <w:ind w:left="4320" w:hanging="360"/>
       </w:pPr>
       <w:rPr>
-        <w:rFonts w:ascii="Wingdings" w:hAnsi="Wingdings" w:hint="default"/>
+        <w:rFonts w:hint="default" w:ascii="Wingdings" w:hAnsi="Wingdings"/>
         <w:sz w:val="20"/>
       </w:rPr>
     </w:lvl>
-    <w:lvl w:ilvl="3" w:tentative="1">
+    <w:lvl w:ilvl="6" w:tentative="0">
       <w:start w:val="1"/>
       <w:numFmt w:val="bullet"/>
       <w:lvlText w:val=""/>
       <w:lvlJc w:val="left"/>
       <w:pPr>
         <w:tabs>
-          <w:tab w:val="num" w:pos="2880"/>
+          <w:tab w:val="left" w:pos="5040"/>
         </w:tabs>
-        <w:ind w:left="2880" w:hanging="360"/>
+        <w:ind w:left="5040" w:hanging="360"/>
       </w:pPr>
       <w:rPr>
-        <w:rFonts w:ascii="Wingdings" w:hAnsi="Wingdings" w:hint="default"/>
+        <w:rFonts w:hint="default" w:ascii="Wingdings" w:hAnsi="Wingdings"/>
         <w:sz w:val="20"/>
       </w:rPr>
     </w:lvl>
-    <w:lvl w:ilvl="4" w:tentative="1">
+    <w:lvl w:ilvl="7" w:tentative="0">
       <w:start w:val="1"/>
       <w:numFmt w:val="bullet"/>
       <w:lvlText w:val=""/>
       <w:lvlJc w:val="left"/>
       <w:pPr>
         <w:tabs>
-          <w:tab w:val="num" w:pos="3600"/>
+          <w:tab w:val="left" w:pos="5760"/>
         </w:tabs>
-        <w:ind w:left="3600" w:hanging="360"/>
+        <w:ind w:left="5760" w:hanging="360"/>
       </w:pPr>
       <w:rPr>
-        <w:rFonts w:ascii="Wingdings" w:hAnsi="Wingdings" w:hint="default"/>
+        <w:rFonts w:hint="default" w:ascii="Wingdings" w:hAnsi="Wingdings"/>
         <w:sz w:val="20"/>
       </w:rPr>
     </w:lvl>
-    <w:lvl w:ilvl="5" w:tentative="1">
+    <w:lvl w:ilvl="8" w:tentative="0">
       <w:start w:val="1"/>
       <w:numFmt w:val="bullet"/>
       <w:lvlText w:val=""/>
       <w:lvlJc w:val="left"/>
       <w:pPr>
         <w:tabs>
-          <w:tab w:val="num" w:pos="4320"/>
-        </w:tabs>
-        <w:ind w:left="4320" w:hanging="360"/>
-      </w:pPr>
-      <w:rPr>
-        <w:rFonts w:ascii="Wingdings" w:hAnsi="Wingdings" w:hint="default"/>
-        <w:sz w:val="20"/>
-      </w:rPr>
-    </w:lvl>
-    <w:lvl w:ilvl="6" w:tentative="1">
-      <w:start w:val="1"/>
-      <w:numFmt w:val="bullet"/>
-      <w:lvlText w:val=""/>
-      <w:lvlJc w:val="left"/>
-      <w:pPr>
-        <w:tabs>
-          <w:tab w:val="num" w:pos="5040"/>
-        </w:tabs>
-        <w:ind w:left="5040" w:hanging="360"/>
-      </w:pPr>
-      <w:rPr>
-        <w:rFonts w:ascii="Wingdings" w:hAnsi="Wingdings" w:hint="default"/>
-        <w:sz w:val="20"/>
-      </w:rPr>
-    </w:lvl>
-    <w:lvl w:ilvl="7" w:tentative="1">
-      <w:start w:val="1"/>
-      <w:numFmt w:val="bullet"/>
-      <w:lvlText w:val=""/>
-      <w:lvlJc w:val="left"/>
-      <w:pPr>
-        <w:tabs>
-          <w:tab w:val="num" w:pos="5760"/>
-        </w:tabs>
-        <w:ind w:left="5760" w:hanging="360"/>
-      </w:pPr>
-      <w:rPr>
-        <w:rFonts w:ascii="Wingdings" w:hAnsi="Wingdings" w:hint="default"/>
-        <w:sz w:val="20"/>
-      </w:rPr>
-    </w:lvl>
-    <w:lvl w:ilvl="8" w:tentative="1">
-      <w:start w:val="1"/>
-      <w:numFmt w:val="bullet"/>
-      <w:lvlText w:val=""/>
-      <w:lvlJc w:val="left"/>
-      <w:pPr>
-        <w:tabs>
-          <w:tab w:val="num" w:pos="6480"/>
+          <w:tab w:val="left" w:pos="6480"/>
         </w:tabs>
         <w:ind w:left="6480" w:hanging="360"/>
       </w:pPr>
       <w:rPr>
-        <w:rFonts w:ascii="Wingdings" w:hAnsi="Wingdings" w:hint="default"/>
+        <w:rFonts w:hint="default" w:ascii="Wingdings" w:hAnsi="Wingdings"/>
         <w:sz w:val="20"/>
       </w:rPr>
     </w:lvl>
   </w:abstractNum>
-  <w:abstractNum w:abstractNumId="6" w15:restartNumberingAfterBreak="0">
-    <w:nsid w:val="7E3F01AE"/>
-    <w:multiLevelType w:val="multilevel"/>
-    <w:tmpl w:val="60D440E8"/>
-    <w:lvl w:ilvl="0">
-      <w:start w:val="1"/>
-      <w:numFmt w:val="bullet"/>
-      <w:lvlText w:val=""/>
-      <w:lvlJc w:val="left"/>
-      <w:pPr>
-        <w:tabs>
-          <w:tab w:val="num" w:pos="720"/>
-        </w:tabs>
-        <w:ind w:left="720" w:hanging="360"/>
-      </w:pPr>
-      <w:rPr>
-        <w:rFonts w:ascii="Symbol" w:hAnsi="Symbol" w:hint="default"/>
-        <w:sz w:val="20"/>
-      </w:rPr>
-    </w:lvl>
-    <w:lvl w:ilvl="1" w:tentative="1">
-      <w:start w:val="1"/>
-      <w:numFmt w:val="bullet"/>
-      <w:lvlText w:val="o"/>
-      <w:lvlJc w:val="left"/>
-      <w:pPr>
-        <w:tabs>
-          <w:tab w:val="num" w:pos="1440"/>
-        </w:tabs>
-        <w:ind w:left="1440" w:hanging="360"/>
-      </w:pPr>
-      <w:rPr>
-        <w:rFonts w:ascii="Courier New" w:hAnsi="Courier New" w:hint="default"/>
-        <w:sz w:val="20"/>
-      </w:rPr>
-    </w:lvl>
-    <w:lvl w:ilvl="2" w:tentative="1">
-      <w:start w:val="1"/>
-      <w:numFmt w:val="bullet"/>
-      <w:lvlText w:val=""/>
-      <w:lvlJc w:val="left"/>
-      <w:pPr>
-        <w:tabs>
-          <w:tab w:val="num" w:pos="2160"/>
-        </w:tabs>
-        <w:ind w:left="2160" w:hanging="360"/>
-      </w:pPr>
-      <w:rPr>
-        <w:rFonts w:ascii="Wingdings" w:hAnsi="Wingdings" w:hint="default"/>
-        <w:sz w:val="20"/>
-      </w:rPr>
-    </w:lvl>
-    <w:lvl w:ilvl="3" w:tentative="1">
-      <w:start w:val="1"/>
-      <w:numFmt w:val="bullet"/>
-      <w:lvlText w:val=""/>
-      <w:lvlJc w:val="left"/>
-      <w:pPr>
-        <w:tabs>
-          <w:tab w:val="num" w:pos="2880"/>
-        </w:tabs>
-        <w:ind w:left="2880" w:hanging="360"/>
-      </w:pPr>
-      <w:rPr>
-        <w:rFonts w:ascii="Wingdings" w:hAnsi="Wingdings" w:hint="default"/>
-        <w:sz w:val="20"/>
-      </w:rPr>
-    </w:lvl>
-    <w:lvl w:ilvl="4" w:tentative="1">
-      <w:start w:val="1"/>
-      <w:numFmt w:val="bullet"/>
-      <w:lvlText w:val=""/>
-      <w:lvlJc w:val="left"/>
-      <w:pPr>
-        <w:tabs>
-          <w:tab w:val="num" w:pos="3600"/>
-        </w:tabs>
-        <w:ind w:left="3600" w:hanging="360"/>
-      </w:pPr>
-      <w:rPr>
-        <w:rFonts w:ascii="Wingdings" w:hAnsi="Wingdings" w:hint="default"/>
-        <w:sz w:val="20"/>
-      </w:rPr>
-    </w:lvl>
-    <w:lvl w:ilvl="5" w:tentative="1">
-      <w:start w:val="1"/>
-      <w:numFmt w:val="bullet"/>
-      <w:lvlText w:val=""/>
-      <w:lvlJc w:val="left"/>
-      <w:pPr>
-        <w:tabs>
-          <w:tab w:val="num" w:pos="4320"/>
-        </w:tabs>
-        <w:ind w:left="4320" w:hanging="360"/>
-      </w:pPr>
-      <w:rPr>
-        <w:rFonts w:ascii="Wingdings" w:hAnsi="Wingdings" w:hint="default"/>
-        <w:sz w:val="20"/>
-      </w:rPr>
-    </w:lvl>
-    <w:lvl w:ilvl="6" w:tentative="1">
-      <w:start w:val="1"/>
-      <w:numFmt w:val="bullet"/>
-      <w:lvlText w:val=""/>
-      <w:lvlJc w:val="left"/>
-      <w:pPr>
-        <w:tabs>
-          <w:tab w:val="num" w:pos="5040"/>
-        </w:tabs>
-        <w:ind w:left="5040" w:hanging="360"/>
-      </w:pPr>
-      <w:rPr>
-        <w:rFonts w:ascii="Wingdings" w:hAnsi="Wingdings" w:hint="default"/>
-        <w:sz w:val="20"/>
-      </w:rPr>
-    </w:lvl>
-    <w:lvl w:ilvl="7" w:tentative="1">
-      <w:start w:val="1"/>
-      <w:numFmt w:val="bullet"/>
-      <w:lvlText w:val=""/>
-      <w:lvlJc w:val="left"/>
-      <w:pPr>
-        <w:tabs>
-          <w:tab w:val="num" w:pos="5760"/>
-        </w:tabs>
-        <w:ind w:left="5760" w:hanging="360"/>
-      </w:pPr>
-      <w:rPr>
-        <w:rFonts w:ascii="Wingdings" w:hAnsi="Wingdings" w:hint="default"/>
-        <w:sz w:val="20"/>
-      </w:rPr>
-    </w:lvl>
-    <w:lvl w:ilvl="8" w:tentative="1">
-      <w:start w:val="1"/>
-      <w:numFmt w:val="bullet"/>
-      <w:lvlText w:val=""/>
-      <w:lvlJc w:val="left"/>
-      <w:pPr>
-        <w:tabs>
-          <w:tab w:val="num" w:pos="6480"/>
-        </w:tabs>
-        <w:ind w:left="6480" w:hanging="360"/>
-      </w:pPr>
-      <w:rPr>
-        <w:rFonts w:ascii="Wingdings" w:hAnsi="Wingdings" w:hint="default"/>
-        <w:sz w:val="20"/>
-      </w:rPr>
-    </w:lvl>
-  </w:abstractNum>
-  <w:num w:numId="1" w16cid:durableId="1197160770">
-    <w:abstractNumId w:val="3"/>
+  <w:num w:numId="1">
+    <w:abstractNumId w:val="1"/>
   </w:num>
-  <w:num w:numId="2" w16cid:durableId="931862701">
-    <w:abstractNumId w:val="2"/>
-  </w:num>
-  <w:num w:numId="3" w16cid:durableId="10036151">
-    <w:abstractNumId w:val="5"/>
-  </w:num>
-  <w:num w:numId="4" w16cid:durableId="238175943">
+  <w:num w:numId="2">
     <w:abstractNumId w:val="0"/>
   </w:num>
-  <w:num w:numId="5" w16cid:durableId="82577779">
-    <w:abstractNumId w:val="4"/>
-  </w:num>
-  <w:num w:numId="6" w16cid:durableId="1267348850">
-    <w:abstractNumId w:val="6"/>
-  </w:num>
-  <w:num w:numId="7" w16cid:durableId="1335260288">
-    <w:abstractNumId w:val="1"/>
+  <w:num w:numId="3">
+    <w:abstractNumId w:val="2"/>
   </w:num>
 </w:numbering>
 </file>
 
 <file path=word/styles.xml><?xml version="1.0" encoding="utf-8"?>
-<w:styles xmlns:mc="http://schemas.openxmlformats.org/markup-compatibility/2006" xmlns:r="http://schemas.openxmlformats.org/officeDocument/2006/relationships" xmlns:w="http://schemas.openxmlformats.org/wordprocessingml/2006/main" xmlns:w14="http://schemas.microsoft.com/office/word/2010/wordml" xmlns:w15="http://schemas.microsoft.com/office/word/2012/wordml" xmlns:w16cex="http://schemas.microsoft.com/office/word/2018/wordml/cex" xmlns:w16cid="http://schemas.microsoft.com/office/word/2016/wordml/cid" xmlns:w16="http://schemas.microsoft.com/office/word/2018/wordml" xmlns:w16du="http://schemas.microsoft.com/office/word/2023/wordml/word16du" xmlns:w16sdtdh="http://schemas.microsoft.com/office/word/2020/wordml/sdtdatahash" xmlns:w16se="http://schemas.microsoft.com/office/word/2015/wordml/symex" mc:Ignorable="w14 w15 w16se w16cid w16 w16cex w16sdtdh w16du">
+<w:styles xmlns:mc="http://schemas.openxmlformats.org/markup-compatibility/2006" xmlns:o="urn:schemas-microsoft-com:office:office" xmlns:r="http://schemas.openxmlformats.org/officeDocument/2006/relationships" xmlns:m="http://schemas.openxmlformats.org/officeDocument/2006/math" xmlns:v="urn:schemas-microsoft-com:vml" xmlns:w="http://schemas.openxmlformats.org/wordprocessingml/2006/main" xmlns:w14="http://schemas.microsoft.com/office/word/2010/wordml" xmlns:w10="urn:schemas-microsoft-com:office:word" xmlns:sl="http://schemas.openxmlformats.org/schemaLibrary/2006/main" xmlns:wpsCustomData="http://www.wps.cn/officeDocument/2013/wpsCustomData" mc:Ignorable="w14">
   <w:docDefaults>
     <w:rPrDefault>
       <w:rPr>
-        <w:rFonts w:ascii="Times New Roman" w:eastAsia="Times New Roman" w:hAnsi="Times New Roman" w:cs="Times New Roman"/>
-        <w:sz w:val="24"/>
-        <w:szCs w:val="24"/>
-        <w:lang w:val="ru-RU" w:eastAsia="ru-RU" w:bidi="ar-SA"/>
+        <w:rFonts w:ascii="Times New Roman" w:hAnsi="Times New Roman" w:eastAsia="宋体" w:cs="Times New Roman"/>
       </w:rPr>
     </w:rPrDefault>
     <w:pPrDefault/>
   </w:docDefaults>
-  <w:latentStyles w:defLockedState="0" w:defUIPriority="99" w:defSemiHidden="0" w:defUnhideWhenUsed="0" w:defQFormat="0" w:count="376">
-    <w:lsdException w:name="Normal" w:uiPriority="0" w:qFormat="1"/>
-    <w:lsdException w:name="heading 1" w:uiPriority="9" w:qFormat="1"/>
-    <w:lsdException w:name="heading 2" w:semiHidden="1" w:uiPriority="9" w:unhideWhenUsed="1" w:qFormat="1"/>
-    <w:lsdException w:name="heading 3" w:semiHidden="1" w:uiPriority="9" w:unhideWhenUsed="1" w:qFormat="1"/>
-    <w:lsdException w:name="heading 4" w:semiHidden="1" w:uiPriority="9" w:unhideWhenUsed="1" w:qFormat="1"/>
-    <w:lsdException w:name="heading 5" w:semiHidden="1" w:uiPriority="9" w:unhideWhenUsed="1" w:qFormat="1"/>
-    <w:lsdException w:name="heading 6" w:semiHidden="1" w:uiPriority="9" w:unhideWhenUsed="1" w:qFormat="1"/>
-    <w:lsdException w:name="heading 7" w:semiHidden="1" w:uiPriority="9" w:unhideWhenUsed="1" w:qFormat="1"/>
-    <w:lsdException w:name="heading 8" w:semiHidden="1" w:uiPriority="9" w:unhideWhenUsed="1" w:qFormat="1"/>
-    <w:lsdException w:name="heading 9" w:semiHidden="1" w:uiPriority="9" w:unhideWhenUsed="1" w:qFormat="1"/>
-    <w:lsdException w:name="index 1" w:semiHidden="1" w:unhideWhenUsed="1"/>
-    <w:lsdException w:name="index 2" w:semiHidden="1" w:unhideWhenUsed="1"/>
-    <w:lsdException w:name="index 3" w:semiHidden="1" w:unhideWhenUsed="1"/>
-    <w:lsdException w:name="index 4" w:semiHidden="1" w:unhideWhenUsed="1"/>
-    <w:lsdException w:name="index 5" w:semiHidden="1" w:unhideWhenUsed="1"/>
-    <w:lsdException w:name="index 6" w:semiHidden="1" w:unhideWhenUsed="1"/>
-    <w:lsdException w:name="index 7" w:semiHidden="1" w:unhideWhenUsed="1"/>
-    <w:lsdException w:name="index 8" w:semiHidden="1" w:unhideWhenUsed="1"/>
-    <w:lsdException w:name="index 9" w:semiHidden="1" w:unhideWhenUsed="1"/>
-    <w:lsdException w:name="toc 1" w:semiHidden="1" w:uiPriority="39" w:unhideWhenUsed="1"/>
-    <w:lsdException w:name="toc 2" w:semiHidden="1" w:uiPriority="39" w:unhideWhenUsed="1"/>
-    <w:lsdException w:name="toc 3" w:semiHidden="1" w:uiPriority="39" w:unhideWhenUsed="1"/>
-    <w:lsdException w:name="toc 4" w:semiHidden="1" w:uiPriority="39" w:unhideWhenUsed="1"/>
-    <w:lsdException w:name="toc 5" w:semiHidden="1" w:uiPriority="39" w:unhideWhenUsed="1"/>
-    <w:lsdException w:name="toc 6" w:semiHidden="1" w:uiPriority="39" w:unhideWhenUsed="1"/>
-    <w:lsdException w:name="toc 7" w:semiHidden="1" w:uiPriority="39" w:unhideWhenUsed="1"/>
-    <w:lsdException w:name="toc 8" w:semiHidden="1" w:uiPriority="39" w:unhideWhenUsed="1"/>
-    <w:lsdException w:name="toc 9" w:semiHidden="1" w:uiPriority="39" w:unhideWhenUsed="1"/>
-    <w:lsdException w:name="Normal Indent" w:semiHidden="1" w:unhideWhenUsed="1"/>
-    <w:lsdException w:name="footnote text" w:semiHidden="1" w:unhideWhenUsed="1"/>
-    <w:lsdException w:name="annotation text" w:semiHidden="1" w:unhideWhenUsed="1"/>
-    <w:lsdException w:name="header" w:semiHidden="1" w:unhideWhenUsed="1"/>
-    <w:lsdException w:name="footer" w:semiHidden="1" w:unhideWhenUsed="1"/>
-    <w:lsdException w:name="index heading" w:semiHidden="1" w:unhideWhenUsed="1"/>
-    <w:lsdException w:name="caption" w:semiHidden="1" w:uiPriority="35" w:unhideWhenUsed="1" w:qFormat="1"/>
-    <w:lsdException w:name="table of figures" w:semiHidden="1" w:unhideWhenUsed="1"/>
-    <w:lsdException w:name="envelope address" w:semiHidden="1" w:unhideWhenUsed="1"/>
-    <w:lsdException w:name="envelope return" w:semiHidden="1" w:unhideWhenUsed="1"/>
-    <w:lsdException w:name="footnote reference" w:semiHidden="1" w:unhideWhenUsed="1"/>
-    <w:lsdException w:name="annotation reference" w:semiHidden="1" w:unhideWhenUsed="1"/>
-    <w:lsdException w:name="line number" w:semiHidden="1" w:unhideWhenUsed="1"/>
-    <w:lsdException w:name="page number" w:semiHidden="1" w:unhideWhenUsed="1"/>
-    <w:lsdException w:name="endnote reference" w:semiHidden="1" w:unhideWhenUsed="1"/>
-    <w:lsdException w:name="endnote text" w:semiHidden="1" w:unhideWhenUsed="1"/>
-    <w:lsdException w:name="table of authorities" w:semiHidden="1" w:unhideWhenUsed="1"/>
-    <w:lsdException w:name="macro" w:semiHidden="1" w:unhideWhenUsed="1"/>
-    <w:lsdException w:name="toa heading" w:semiHidden="1" w:unhideWhenUsed="1"/>
-    <w:lsdException w:name="List" w:semiHidden="1" w:unhideWhenUsed="1"/>
-    <w:lsdException w:name="List Bullet" w:semiHidden="1" w:unhideWhenUsed="1"/>
-    <w:lsdException w:name="List Number" w:semiHidden="1" w:unhideWhenUsed="1"/>
-    <w:lsdException w:name="List 2" w:semiHidden="1" w:unhideWhenUsed="1"/>
-    <w:lsdException w:name="List 3" w:semiHidden="1" w:unhideWhenUsed="1"/>
-    <w:lsdException w:name="List 4" w:semiHidden="1" w:unhideWhenUsed="1"/>
-    <w:lsdException w:name="List 5" w:semiHidden="1" w:unhideWhenUsed="1"/>
-    <w:lsdException w:name="List Bullet 2" w:semiHidden="1" w:unhideWhenUsed="1"/>
-    <w:lsdException w:name="List Bullet 3" w:semiHidden="1" w:unhideWhenUsed="1"/>
-    <w:lsdException w:name="List Bullet 4" w:semiHidden="1" w:unhideWhenUsed="1"/>
-    <w:lsdException w:name="List Bullet 5" w:semiHidden="1" w:unhideWhenUsed="1"/>
-    <w:lsdException w:name="List Number 2" w:semiHidden="1" w:unhideWhenUsed="1"/>
-    <w:lsdException w:name="List Number 3" w:semiHidden="1" w:unhideWhenUsed="1"/>
-    <w:lsdException w:name="List Number 4" w:semiHidden="1" w:unhideWhenUsed="1"/>
-    <w:lsdException w:name="List Number 5" w:semiHidden="1" w:unhideWhenUsed="1"/>
-    <w:lsdException w:name="Title" w:uiPriority="10" w:qFormat="1"/>
-    <w:lsdException w:name="Closing" w:semiHidden="1" w:unhideWhenUsed="1"/>
-    <w:lsdException w:name="Signature" w:semiHidden="1" w:unhideWhenUsed="1"/>
-    <w:lsdException w:name="Default Paragraph Font" w:semiHidden="1" w:uiPriority="1" w:unhideWhenUsed="1"/>
-    <w:lsdException w:name="Body Text" w:semiHidden="1" w:unhideWhenUsed="1"/>
-    <w:lsdException w:name="Body Text Indent" w:semiHidden="1" w:unhideWhenUsed="1"/>
-    <w:lsdException w:name="List Continue" w:semiHidden="1" w:unhideWhenUsed="1"/>
-    <w:lsdException w:name="List Continue 2" w:semiHidden="1" w:unhideWhenUsed="1"/>
-    <w:lsdException w:name="List Continue 3" w:semiHidden="1" w:unhideWhenUsed="1"/>
-    <w:lsdException w:name="List Continue 4" w:semiHidden="1" w:unhideWhenUsed="1"/>
-    <w:lsdException w:name="List Continue 5" w:semiHidden="1" w:unhideWhenUsed="1"/>
-    <w:lsdException w:name="Message Header" w:semiHidden="1" w:unhideWhenUsed="1"/>
-    <w:lsdException w:name="Subtitle" w:uiPriority="11" w:qFormat="1"/>
-    <w:lsdException w:name="Salutation" w:semiHidden="1" w:unhideWhenUsed="1"/>
-    <w:lsdException w:name="Date" w:semiHidden="1" w:unhideWhenUsed="1"/>
-    <w:lsdException w:name="Body Text First Indent" w:semiHidden="1" w:unhideWhenUsed="1"/>
-    <w:lsdException w:name="Body Text First Indent 2" w:semiHidden="1" w:unhideWhenUsed="1"/>
-    <w:lsdException w:name="Note Heading" w:semiHidden="1" w:unhideWhenUsed="1"/>
-    <w:lsdException w:name="Body Text 2" w:semiHidden="1" w:unhideWhenUsed="1"/>
-    <w:lsdException w:name="Body Text 3" w:semiHidden="1" w:unhideWhenUsed="1"/>
-    <w:lsdException w:name="Body Text Indent 2" w:semiHidden="1" w:unhideWhenUsed="1"/>
-    <w:lsdException w:name="Body Text Indent 3" w:semiHidden="1" w:unhideWhenUsed="1"/>
-    <w:lsdException w:name="Block Text" w:semiHidden="1" w:unhideWhenUsed="1"/>
-    <w:lsdException w:name="Hyperlink" w:semiHidden="1" w:unhideWhenUsed="1"/>
-    <w:lsdException w:name="FollowedHyperlink" w:semiHidden="1" w:unhideWhenUsed="1"/>
-    <w:lsdException w:name="Strong" w:uiPriority="22" w:qFormat="1"/>
-    <w:lsdException w:name="Emphasis" w:uiPriority="20" w:qFormat="1"/>
-    <w:lsdException w:name="Document Map" w:semiHidden="1" w:unhideWhenUsed="1"/>
-    <w:lsdException w:name="Plain Text" w:semiHidden="1" w:unhideWhenUsed="1"/>
-    <w:lsdException w:name="E-mail Signature" w:semiHidden="1" w:unhideWhenUsed="1"/>
-    <w:lsdException w:name="HTML Top of Form" w:semiHidden="1" w:unhideWhenUsed="1"/>
-    <w:lsdException w:name="HTML Bottom of Form" w:semiHidden="1" w:unhideWhenUsed="1"/>
-    <w:lsdException w:name="Normal (Web)" w:semiHidden="1" w:unhideWhenUsed="1"/>
-    <w:lsdException w:name="HTML Acronym" w:semiHidden="1" w:unhideWhenUsed="1"/>
-    <w:lsdException w:name="HTML Address" w:semiHidden="1" w:unhideWhenUsed="1"/>
-    <w:lsdException w:name="HTML Cite" w:semiHidden="1" w:unhideWhenUsed="1"/>
-    <w:lsdException w:name="HTML Code" w:semiHidden="1" w:unhideWhenUsed="1"/>
-    <w:lsdException w:name="HTML Definition" w:semiHidden="1" w:unhideWhenUsed="1"/>
-    <w:lsdException w:name="HTML Keyboard" w:semiHidden="1" w:unhideWhenUsed="1"/>
-    <w:lsdException w:name="HTML Preformatted" w:semiHidden="1" w:unhideWhenUsed="1"/>
-    <w:lsdException w:name="HTML Sample" w:semiHidden="1" w:unhideWhenUsed="1"/>
-    <w:lsdException w:name="HTML Typewriter" w:semiHidden="1" w:unhideWhenUsed="1"/>
-    <w:lsdException w:name="HTML Variable" w:semiHidden="1" w:unhideWhenUsed="1"/>
-    <w:lsdException w:name="Normal Table" w:semiHidden="1" w:unhideWhenUsed="1"/>
-    <w:lsdException w:name="annotation subject" w:semiHidden="1" w:unhideWhenUsed="1"/>
-    <w:lsdException w:name="No List" w:semiHidden="1" w:unhideWhenUsed="1"/>
-    <w:lsdException w:name="Outline List 1" w:semiHidden="1" w:unhideWhenUsed="1"/>
-    <w:lsdException w:name="Outline List 2" w:semiHidden="1" w:unhideWhenUsed="1"/>
-    <w:lsdException w:name="Outline List 3" w:semiHidden="1" w:unhideWhenUsed="1"/>
-    <w:lsdException w:name="Table Simple 1" w:semiHidden="1" w:unhideWhenUsed="1"/>
-    <w:lsdException w:name="Table Simple 2" w:semiHidden="1" w:unhideWhenUsed="1"/>
-    <w:lsdException w:name="Table Simple 3" w:semiHidden="1" w:unhideWhenUsed="1"/>
-    <w:lsdException w:name="Table Classic 1" w:semiHidden="1" w:unhideWhenUsed="1"/>
-    <w:lsdException w:name="Table Classic 2" w:semiHidden="1" w:unhideWhenUsed="1"/>
-    <w:lsdException w:name="Table Classic 3" w:semiHidden="1" w:unhideWhenUsed="1"/>
-    <w:lsdException w:name="Table Classic 4" w:semiHidden="1" w:unhideWhenUsed="1"/>
-    <w:lsdException w:name="Table Colorful 1" w:semiHidden="1" w:unhideWhenUsed="1"/>
-    <w:lsdException w:name="Table Colorful 2" w:semiHidden="1" w:unhideWhenUsed="1"/>
-    <w:lsdException w:name="Table Colorful 3" w:semiHidden="1" w:unhideWhenUsed="1"/>
-    <w:lsdException w:name="Table Columns 1" w:semiHidden="1" w:unhideWhenUsed="1"/>
-    <w:lsdException w:name="Table Columns 2" w:semiHidden="1" w:unhideWhenUsed="1"/>
-    <w:lsdException w:name="Table Columns 3" w:semiHidden="1" w:unhideWhenUsed="1"/>
-    <w:lsdException w:name="Table Columns 4" w:semiHidden="1" w:unhideWhenUsed="1"/>
-    <w:lsdException w:name="Table Columns 5" w:semiHidden="1" w:unhideWhenUsed="1"/>
-    <w:lsdException w:name="Table Grid 1" w:semiHidden="1" w:unhideWhenUsed="1"/>
-    <w:lsdException w:name="Table Grid 2" w:semiHidden="1" w:unhideWhenUsed="1"/>
-    <w:lsdException w:name="Table Grid 3" w:semiHidden="1" w:unhideWhenUsed="1"/>
-    <w:lsdException w:name="Table Grid 4" w:semiHidden="1" w:unhideWhenUsed="1"/>
-    <w:lsdException w:name="Table Grid 5" w:semiHidden="1" w:unhideWhenUsed="1"/>
-    <w:lsdException w:name="Table Grid 6" w:semiHidden="1" w:unhideWhenUsed="1"/>
-    <w:lsdException w:name="Table Grid 7" w:semiHidden="1" w:unhideWhenUsed="1"/>
-    <w:lsdException w:name="Table Grid 8" w:semiHidden="1" w:unhideWhenUsed="1"/>
-    <w:lsdException w:name="Table List 1" w:semiHidden="1" w:unhideWhenUsed="1"/>
-    <w:lsdException w:name="Table List 2" w:semiHidden="1" w:unhideWhenUsed="1"/>
-    <w:lsdException w:name="Table List 3" w:semiHidden="1" w:unhideWhenUsed="1"/>
-    <w:lsdException w:name="Table List 4" w:semiHidden="1" w:unhideWhenUsed="1"/>
-    <w:lsdException w:name="Table List 5" w:semiHidden="1" w:unhideWhenUsed="1"/>
-    <w:lsdException w:name="Table List 6" w:semiHidden="1" w:unhideWhenUsed="1"/>
-    <w:lsdException w:name="Table List 7" w:semiHidden="1" w:unhideWhenUsed="1"/>
-    <w:lsdException w:name="Table List 8" w:semiHidden="1" w:unhideWhenUsed="1"/>
-    <w:lsdException w:name="Table 3D effects 1" w:semiHidden="1" w:unhideWhenUsed="1"/>
-    <w:lsdException w:name="Table 3D effects 2" w:semiHidden="1" w:unhideWhenUsed="1"/>
-    <w:lsdException w:name="Table 3D effects 3" w:semiHidden="1" w:unhideWhenUsed="1"/>
-    <w:lsdException w:name="Table Contemporary" w:semiHidden="1" w:unhideWhenUsed="1"/>
-    <w:lsdException w:name="Table Elegant" w:semiHidden="1" w:unhideWhenUsed="1"/>
-    <w:lsdException w:name="Table Professional" w:semiHidden="1" w:unhideWhenUsed="1"/>
-    <w:lsdException w:name="Table Subtle 1" w:semiHidden="1" w:unhideWhenUsed="1"/>
-    <w:lsdException w:name="Table Subtle 2" w:semiHidden="1" w:unhideWhenUsed="1"/>
-    <w:lsdException w:name="Table Web 1" w:semiHidden="1" w:unhideWhenUsed="1"/>
-    <w:lsdException w:name="Table Web 2" w:semiHidden="1" w:unhideWhenUsed="1"/>
-    <w:lsdException w:name="Table Web 3" w:semiHidden="1" w:unhideWhenUsed="1"/>
-    <w:lsdException w:name="Balloon Text" w:semiHidden="1" w:unhideWhenUsed="1"/>
-    <w:lsdException w:name="Table Grid" w:uiPriority="59"/>
-    <w:lsdException w:name="Table Theme" w:semiHidden="1" w:unhideWhenUsed="1"/>
-    <w:lsdException w:name="Placeholder Text" w:semiHidden="1"/>
-    <w:lsdException w:name="No Spacing" w:uiPriority="1" w:qFormat="1"/>
-    <w:lsdException w:name="Light Shading" w:uiPriority="60"/>
-    <w:lsdException w:name="Light List" w:uiPriority="61"/>
-    <w:lsdException w:name="Light Grid" w:uiPriority="62"/>
-    <w:lsdException w:name="Medium Shading 1" w:uiPriority="63"/>
-    <w:lsdException w:name="Medium Shading 2" w:uiPriority="64"/>
-    <w:lsdException w:name="Medium List 1" w:uiPriority="65"/>
-    <w:lsdException w:name="Medium List 2" w:uiPriority="66"/>
-    <w:lsdException w:name="Medium Grid 1" w:uiPriority="67"/>
-    <w:lsdException w:name="Medium Grid 2" w:uiPriority="68"/>
-    <w:lsdException w:name="Medium Grid 3" w:uiPriority="69"/>
-    <w:lsdException w:name="Dark List" w:uiPriority="70"/>
-    <w:lsdException w:name="Colorful Shading" w:uiPriority="71"/>
-    <w:lsdException w:name="Colorful List" w:uiPriority="72"/>
-    <w:lsdException w:name="Colorful Grid" w:uiPriority="73"/>
-    <w:lsdException w:name="Light Shading Accent 1" w:uiPriority="60"/>
-    <w:lsdException w:name="Light List Accent 1" w:uiPriority="61"/>
-    <w:lsdException w:name="Light Grid Accent 1" w:uiPriority="62"/>
-    <w:lsdException w:name="Medium Shading 1 Accent 1" w:uiPriority="63"/>
-    <w:lsdException w:name="Medium Shading 2 Accent 1" w:uiPriority="64"/>
-    <w:lsdException w:name="Medium List 1 Accent 1" w:uiPriority="65"/>
-    <w:lsdException w:name="Revision" w:semiHidden="1"/>
-    <w:lsdException w:name="List Paragraph" w:uiPriority="34" w:qFormat="1"/>
-    <w:lsdException w:name="Quote" w:uiPriority="29" w:qFormat="1"/>
-    <w:lsdException w:name="Intense Quote" w:uiPriority="30" w:qFormat="1"/>
-    <w:lsdException w:name="Medium List 2 Accent 1" w:uiPriority="66"/>
-    <w:lsdException w:name="Medium Grid 1 Accent 1" w:uiPriority="67"/>
-    <w:lsdException w:name="Medium Grid 2 Accent 1" w:uiPriority="68"/>
-    <w:lsdException w:name="Medium Grid 3 Accent 1" w:uiPriority="69"/>
-    <w:lsdException w:name="Dark List Accent 1" w:uiPriority="70"/>
-    <w:lsdException w:name="Colorful Shading Accent 1" w:uiPriority="71"/>
-    <w:lsdException w:name="Colorful List Accent 1" w:uiPriority="72"/>
-    <w:lsdException w:name="Colorful Grid Accent 1" w:uiPriority="73"/>
-    <w:lsdException w:name="Light Shading Accent 2" w:uiPriority="60"/>
-    <w:lsdException w:name="Light List Accent 2" w:uiPriority="61"/>
-    <w:lsdException w:name="Light Grid Accent 2" w:uiPriority="62"/>
-    <w:lsdException w:name="Medium Shading 1 Accent 2" w:uiPriority="63"/>
-    <w:lsdException w:name="Medium Shading 2 Accent 2" w:uiPriority="64"/>
-    <w:lsdException w:name="Medium List 1 Accent 2" w:uiPriority="65"/>
-    <w:lsdException w:name="Medium List 2 Accent 2" w:uiPriority="66"/>
-    <w:lsdException w:name="Medium Grid 1 Accent 2" w:uiPriority="67"/>
-    <w:lsdException w:name="Medium Grid 2 Accent 2" w:uiPriority="68"/>
-    <w:lsdException w:name="Medium Grid 3 Accent 2" w:uiPriority="69"/>
-    <w:lsdException w:name="Dark List Accent 2" w:uiPriority="70"/>
-    <w:lsdException w:name="Colorful Shading Accent 2" w:uiPriority="71"/>
-    <w:lsdException w:name="Colorful List Accent 2" w:uiPriority="72"/>
-    <w:lsdException w:name="Colorful Grid Accent 2" w:uiPriority="73"/>
-    <w:lsdException w:name="Light Shading Accent 3" w:uiPriority="60"/>
-    <w:lsdException w:name="Light List Accent 3" w:uiPriority="61"/>
-    <w:lsdException w:name="Light Grid Accent 3" w:uiPriority="62"/>
-    <w:lsdException w:name="Medium Shading 1 Accent 3" w:uiPriority="63"/>
-    <w:lsdException w:name="Medium Shading 2 Accent 3" w:uiPriority="64"/>
-    <w:lsdException w:name="Medium List 1 Accent 3" w:uiPriority="65"/>
-    <w:lsdException w:name="Medium List 2 Accent 3" w:uiPriority="66"/>
-    <w:lsdException w:name="Medium Grid 1 Accent 3" w:uiPriority="67"/>
-    <w:lsdException w:name="Medium Grid 2 Accent 3" w:uiPriority="68"/>
-    <w:lsdException w:name="Medium Grid 3 Accent 3" w:uiPriority="69"/>
-    <w:lsdException w:name="Dark List Accent 3" w:uiPriority="70"/>
-    <w:lsdException w:name="Colorful Shading Accent 3" w:uiPriority="71"/>
-    <w:lsdException w:name="Colorful List Accent 3" w:uiPriority="72"/>
-    <w:lsdException w:name="Colorful Grid Accent 3" w:uiPriority="73"/>
-    <w:lsdException w:name="Light Shading Accent 4" w:uiPriority="60"/>
-    <w:lsdException w:name="Light List Accent 4" w:uiPriority="61"/>
-    <w:lsdException w:name="Light Grid Accent 4" w:uiPriority="62"/>
-    <w:lsdException w:name="Medium Shading 1 Accent 4" w:uiPriority="63"/>
-    <w:lsdException w:name="Medium Shading 2 Accent 4" w:uiPriority="64"/>
-    <w:lsdException w:name="Medium List 1 Accent 4" w:uiPriority="65"/>
-    <w:lsdException w:name="Medium List 2 Accent 4" w:uiPriority="66"/>
-    <w:lsdException w:name="Medium Grid 1 Accent 4" w:uiPriority="67"/>
-    <w:lsdException w:name="Medium Grid 2 Accent 4" w:uiPriority="68"/>
-    <w:lsdException w:name="Medium Grid 3 Accent 4" w:uiPriority="69"/>
-    <w:lsdException w:name="Dark List Accent 4" w:uiPriority="70"/>
-    <w:lsdException w:name="Colorful Shading Accent 4" w:uiPriority="71"/>
-    <w:lsdException w:name="Colorful List Accent 4" w:uiPriority="72"/>
-    <w:lsdException w:name="Colorful Grid Accent 4" w:uiPriority="73"/>
-    <w:lsdException w:name="Light Shading Accent 5" w:uiPriority="60"/>
-    <w:lsdException w:name="Light List Accent 5" w:uiPriority="61"/>
-    <w:lsdException w:name="Light Grid Accent 5" w:uiPriority="62"/>
-    <w:lsdException w:name="Medium Shading 1 Accent 5" w:uiPriority="63"/>
-    <w:lsdException w:name="Medium Shading 2 Accent 5" w:uiPriority="64"/>
-    <w:lsdException w:name="Medium List 1 Accent 5" w:uiPriority="65"/>
-    <w:lsdException w:name="Medium List 2 Accent 5" w:uiPriority="66"/>
-    <w:lsdException w:name="Medium Grid 1 Accent 5" w:uiPriority="67"/>
-    <w:lsdException w:name="Medium Grid 2 Accent 5" w:uiPriority="68"/>
-    <w:lsdException w:name="Medium Grid 3 Accent 5" w:uiPriority="69"/>
-    <w:lsdException w:name="Dark List Accent 5" w:uiPriority="70"/>
-    <w:lsdException w:name="Colorful Shading Accent 5" w:uiPriority="71"/>
-    <w:lsdException w:name="Colorful List Accent 5" w:uiPriority="72"/>
-    <w:lsdException w:name="Colorful Grid Accent 5" w:uiPriority="73"/>
-    <w:lsdException w:name="Light Shading Accent 6" w:uiPriority="60"/>
-    <w:lsdException w:name="Light List Accent 6" w:uiPriority="61"/>
-    <w:lsdException w:name="Light Grid Accent 6" w:uiPriority="62"/>
-    <w:lsdException w:name="Medium Shading 1 Accent 6" w:uiPriority="63"/>
-    <w:lsdException w:name="Medium Shading 2 Accent 6" w:uiPriority="64"/>
-    <w:lsdException w:name="Medium List 1 Accent 6" w:uiPriority="65"/>
-    <w:lsdException w:name="Medium List 2 Accent 6" w:uiPriority="66"/>
-    <w:lsdException w:name="Medium Grid 1 Accent 6" w:uiPriority="67"/>
-    <w:lsdException w:name="Medium Grid 2 Accent 6" w:uiPriority="68"/>
-    <w:lsdException w:name="Medium Grid 3 Accent 6" w:uiPriority="69"/>
-    <w:lsdException w:name="Dark List Accent 6" w:uiPriority="70"/>
-    <w:lsdException w:name="Colorful Shading Accent 6" w:uiPriority="71"/>
-    <w:lsdException w:name="Colorful List Accent 6" w:uiPriority="72"/>
-    <w:lsdException w:name="Colorful Grid Accent 6" w:uiPriority="73"/>
-    <w:lsdException w:name="Subtle Emphasis" w:uiPriority="19" w:qFormat="1"/>
-    <w:lsdException w:name="Intense Emphasis" w:uiPriority="21" w:qFormat="1"/>
-    <w:lsdException w:name="Subtle Reference" w:uiPriority="31" w:qFormat="1"/>
-    <w:lsdException w:name="Intense Reference" w:uiPriority="32" w:qFormat="1"/>
-    <w:lsdException w:name="Book Title" w:uiPriority="33" w:qFormat="1"/>
-    <w:lsdException w:name="Bibliography" w:semiHidden="1" w:uiPriority="37" w:unhideWhenUsed="1"/>
-    <w:lsdException w:name="TOC Heading" w:semiHidden="1" w:uiPriority="39" w:unhideWhenUsed="1" w:qFormat="1"/>
-    <w:lsdException w:name="Plain Table 1" w:uiPriority="41"/>
-    <w:lsdException w:name="Plain Table 2" w:uiPriority="42"/>
-    <w:lsdException w:name="Plain Table 3" w:uiPriority="43"/>
-    <w:lsdException w:name="Plain Table 4" w:uiPriority="44"/>
-    <w:lsdException w:name="Plain Table 5" w:uiPriority="45"/>
-    <w:lsdException w:name="Grid Table Light" w:uiPriority="40"/>
-    <w:lsdException w:name="Grid Table 1 Light" w:uiPriority="46"/>
-    <w:lsdException w:name="Grid Table 2" w:uiPriority="47"/>
-    <w:lsdException w:name="Grid Table 3" w:uiPriority="48"/>
-    <w:lsdException w:name="Grid Table 4" w:uiPriority="49"/>
-    <w:lsdException w:name="Grid Table 5 Dark" w:uiPriority="50"/>
-    <w:lsdException w:name="Grid Table 6 Colorful" w:uiPriority="51"/>
-    <w:lsdException w:name="Grid Table 7 Colorful" w:uiPriority="52"/>
-    <w:lsdException w:name="Grid Table 1 Light Accent 1" w:uiPriority="46"/>
-    <w:lsdException w:name="Grid Table 2 Accent 1" w:uiPriority="47"/>
-    <w:lsdException w:name="Grid Table 3 Accent 1" w:uiPriority="48"/>
-    <w:lsdException w:name="Grid Table 4 Accent 1" w:uiPriority="49"/>
-    <w:lsdException w:name="Grid Table 5 Dark Accent 1" w:uiPriority="50"/>
-    <w:lsdException w:name="Grid Table 6 Colorful Accent 1" w:uiPriority="51"/>
-    <w:lsdException w:name="Grid Table 7 Colorful Accent 1" w:uiPriority="52"/>
-    <w:lsdException w:name="Grid Table 1 Light Accent 2" w:uiPriority="46"/>
-    <w:lsdException w:name="Grid Table 2 Accent 2" w:uiPriority="47"/>
-    <w:lsdException w:name="Grid Table 3 Accent 2" w:uiPriority="48"/>
-    <w:lsdException w:name="Grid Table 4 Accent 2" w:uiPriority="49"/>
-    <w:lsdException w:name="Grid Table 5 Dark Accent 2" w:uiPriority="50"/>
-    <w:lsdException w:name="Grid Table 6 Colorful Accent 2" w:uiPriority="51"/>
-    <w:lsdException w:name="Grid Table 7 Colorful Accent 2" w:uiPriority="52"/>
-    <w:lsdException w:name="Grid Table 1 Light Accent 3" w:uiPriority="46"/>
-    <w:lsdException w:name="Grid Table 2 Accent 3" w:uiPriority="47"/>
-    <w:lsdException w:name="Grid Table 3 Accent 3" w:uiPriority="48"/>
-    <w:lsdException w:name="Grid Table 4 Accent 3" w:uiPriority="49"/>
-    <w:lsdException w:name="Grid Table 5 Dark Accent 3" w:uiPriority="50"/>
-    <w:lsdException w:name="Grid Table 6 Colorful Accent 3" w:uiPriority="51"/>
-    <w:lsdException w:name="Grid Table 7 Colorful Accent 3" w:uiPriority="52"/>
-    <w:lsdException w:name="Grid Table 1 Light Accent 4" w:uiPriority="46"/>
-    <w:lsdException w:name="Grid Table 2 Accent 4" w:uiPriority="47"/>
-    <w:lsdException w:name="Grid Table 3 Accent 4" w:uiPriority="48"/>
-    <w:lsdException w:name="Grid Table 4 Accent 4" w:uiPriority="49"/>
-    <w:lsdException w:name="Grid Table 5 Dark Accent 4" w:uiPriority="50"/>
-    <w:lsdException w:name="Grid Table 6 Colorful Accent 4" w:uiPriority="51"/>
-    <w:lsdException w:name="Grid Table 7 Colorful Accent 4" w:uiPriority="52"/>
-    <w:lsdException w:name="Grid Table 1 Light Accent 5" w:uiPriority="46"/>
-    <w:lsdException w:name="Grid Table 2 Accent 5" w:uiPriority="47"/>
-    <w:lsdException w:name="Grid Table 3 Accent 5" w:uiPriority="48"/>
-    <w:lsdException w:name="Grid Table 4 Accent 5" w:uiPriority="49"/>
-    <w:lsdException w:name="Grid Table 5 Dark Accent 5" w:uiPriority="50"/>
-    <w:lsdException w:name="Grid Table 6 Colorful Accent 5" w:uiPriority="51"/>
-    <w:lsdException w:name="Grid Table 7 Colorful Accent 5" w:uiPriority="52"/>
-    <w:lsdException w:name="Grid Table 1 Light Accent 6" w:uiPriority="46"/>
-    <w:lsdException w:name="Grid Table 2 Accent 6" w:uiPriority="47"/>
-    <w:lsdException w:name="Grid Table 3 Accent 6" w:uiPriority="48"/>
-    <w:lsdException w:name="Grid Table 4 Accent 6" w:uiPriority="49"/>
-    <w:lsdException w:name="Grid Table 5 Dark Accent 6" w:uiPriority="50"/>
-    <w:lsdException w:name="Grid Table 6 Colorful Accent 6" w:uiPriority="51"/>
-    <w:lsdException w:name="Grid Table 7 Colorful Accent 6" w:uiPriority="52"/>
-    <w:lsdException w:name="List Table 1 Light" w:uiPriority="46"/>
-    <w:lsdException w:name="List Table 2" w:uiPriority="47"/>
-    <w:lsdException w:name="List Table 3" w:uiPriority="48"/>
-    <w:lsdException w:name="List Table 4" w:uiPriority="49"/>
-    <w:lsdException w:name="List Table 5 Dark" w:uiPriority="50"/>
-    <w:lsdException w:name="List Table 6 Colorful" w:uiPriority="51"/>
-    <w:lsdException w:name="List Table 7 Colorful" w:uiPriority="52"/>
-    <w:lsdException w:name="List Table 1 Light Accent 1" w:uiPriority="46"/>
-    <w:lsdException w:name="List Table 2 Accent 1" w:uiPriority="47"/>
-    <w:lsdException w:name="List Table 3 Accent 1" w:uiPriority="48"/>
-    <w:lsdException w:name="List Table 4 Accent 1" w:uiPriority="49"/>
-    <w:lsdException w:name="List Table 5 Dark Accent 1" w:uiPriority="50"/>
-    <w:lsdException w:name="List Table 6 Colorful Accent 1" w:uiPriority="51"/>
-    <w:lsdException w:name="List Table 7 Colorful Accent 1" w:uiPriority="52"/>
-    <w:lsdException w:name="List Table 1 Light Accent 2" w:uiPriority="46"/>
-    <w:lsdException w:name="List Table 2 Accent 2" w:uiPriority="47"/>
-    <w:lsdException w:name="List Table 3 Accent 2" w:uiPriority="48"/>
-    <w:lsdException w:name="List Table 4 Accent 2" w:uiPriority="49"/>
-    <w:lsdException w:name="List Table 5 Dark Accent 2" w:uiPriority="50"/>
-    <w:lsdException w:name="List Table 6 Colorful Accent 2" w:uiPriority="51"/>
-    <w:lsdException w:name="List Table 7 Colorful Accent 2" w:uiPriority="52"/>
-    <w:lsdException w:name="List Table 1 Light Accent 3" w:uiPriority="46"/>
-    <w:lsdException w:name="List Table 2 Accent 3" w:uiPriority="47"/>
-    <w:lsdException w:name="List Table 3 Accent 3" w:uiPriority="48"/>
-    <w:lsdException w:name="List Table 4 Accent 3" w:uiPriority="49"/>
-    <w:lsdException w:name="List Table 5 Dark Accent 3" w:uiPriority="50"/>
-    <w:lsdException w:name="List Table 6 Colorful Accent 3" w:uiPriority="51"/>
-    <w:lsdException w:name="List Table 7 Colorful Accent 3" w:uiPriority="52"/>
-    <w:lsdException w:name="List Table 1 Light Accent 4" w:uiPriority="46"/>
-    <w:lsdException w:name="List Table 2 Accent 4" w:uiPriority="47"/>
-    <w:lsdException w:name="List Table 3 Accent 4" w:uiPriority="48"/>
-    <w:lsdException w:name="List Table 4 Accent 4" w:uiPriority="49"/>
-    <w:lsdException w:name="List Table 5 Dark Accent 4" w:uiPriority="50"/>
-    <w:lsdException w:name="List Table 6 Colorful Accent 4" w:uiPriority="51"/>
-    <w:lsdException w:name="List Table 7 Colorful Accent 4" w:uiPriority="52"/>
-    <w:lsdException w:name="List Table 1 Light Accent 5" w:uiPriority="46"/>
-    <w:lsdException w:name="List Table 2 Accent 5" w:uiPriority="47"/>
-    <w:lsdException w:name="List Table 3 Accent 5" w:uiPriority="48"/>
-    <w:lsdException w:name="List Table 4 Accent 5" w:uiPriority="49"/>
-    <w:lsdException w:name="List Table 5 Dark Accent 5" w:uiPriority="50"/>
-    <w:lsdException w:name="List Table 6 Colorful Accent 5" w:uiPriority="51"/>
-    <w:lsdException w:name="List Table 7 Colorful Accent 5" w:uiPriority="52"/>
-    <w:lsdException w:name="List Table 1 Light Accent 6" w:uiPriority="46"/>
-    <w:lsdException w:name="List Table 2 Accent 6" w:uiPriority="47"/>
-    <w:lsdException w:name="List Table 3 Accent 6" w:uiPriority="48"/>
-    <w:lsdException w:name="List Table 4 Accent 6" w:uiPriority="49"/>
-    <w:lsdException w:name="List Table 5 Dark Accent 6" w:uiPriority="50"/>
-    <w:lsdException w:name="List Table 6 Colorful Accent 6" w:uiPriority="51"/>
-    <w:lsdException w:name="List Table 7 Colorful Accent 6" w:uiPriority="52"/>
-    <w:lsdException w:name="Mention" w:semiHidden="1" w:unhideWhenUsed="1"/>
-    <w:lsdException w:name="Smart Hyperlink" w:semiHidden="1" w:unhideWhenUsed="1"/>
-    <w:lsdException w:name="Hashtag" w:semiHidden="1" w:unhideWhenUsed="1"/>
-    <w:lsdException w:name="Unresolved Mention" w:semiHidden="1" w:unhideWhenUsed="1"/>
-    <w:lsdException w:name="Smart Link" w:semiHidden="1" w:unhideWhenUsed="1"/>
+  <w:latentStyles w:count="260" w:defQFormat="0" w:defUnhideWhenUsed="1" w:defSemiHidden="1" w:defUIPriority="99" w:defLockedState="0">
+    <w:lsdException w:qFormat="1" w:unhideWhenUsed="0" w:uiPriority="0" w:semiHidden="0" w:name="Normal"/>
+    <w:lsdException w:unhideWhenUsed="0" w:uiPriority="0" w:semiHidden="0" w:name="heading 1"/>
+    <w:lsdException w:unhideWhenUsed="0" w:uiPriority="0" w:semiHidden="0" w:name="heading 2"/>
+    <w:lsdException w:unhideWhenUsed="0" w:uiPriority="0" w:semiHidden="0" w:name="heading 3"/>
+    <w:lsdException w:unhideWhenUsed="0" w:uiPriority="0" w:semiHidden="0" w:name="heading 4"/>
+    <w:lsdException w:unhideWhenUsed="0" w:uiPriority="0" w:semiHidden="0" w:name="heading 5"/>
+    <w:lsdException w:unhideWhenUsed="0" w:uiPriority="0" w:semiHidden="0" w:name="heading 6"/>
+    <w:lsdException w:qFormat="1" w:uiPriority="9" w:name="heading 7"/>
+    <w:lsdException w:qFormat="1" w:uiPriority="9" w:name="heading 8"/>
+    <w:lsdException w:qFormat="1" w:uiPriority="9" w:name="heading 9"/>
+    <w:lsdException w:uiPriority="99" w:name="index 1"/>
+    <w:lsdException w:uiPriority="99" w:name="index 2"/>
+    <w:lsdException w:uiPriority="99" w:name="index 3"/>
+    <w:lsdException w:uiPriority="99" w:name="index 4"/>
+    <w:lsdException w:uiPriority="99" w:name="index 5"/>
+    <w:lsdException w:uiPriority="99" w:name="index 6"/>
+    <w:lsdException w:uiPriority="99" w:name="index 7"/>
+    <w:lsdException w:uiPriority="99" w:name="index 8"/>
+    <w:lsdException w:uiPriority="99" w:name="index 9"/>
+    <w:lsdException w:uiPriority="39" w:name="toc 1"/>
+    <w:lsdException w:uiPriority="39" w:name="toc 2"/>
+    <w:lsdException w:uiPriority="39" w:name="toc 3"/>
+    <w:lsdException w:uiPriority="39" w:name="toc 4"/>
+    <w:lsdException w:uiPriority="39" w:name="toc 5"/>
+    <w:lsdException w:uiPriority="39" w:name="toc 6"/>
+    <w:lsdException w:uiPriority="39" w:name="toc 7"/>
+    <w:lsdException w:uiPriority="39" w:name="toc 8"/>
+    <w:lsdException w:uiPriority="39" w:name="toc 9"/>
+    <w:lsdException w:uiPriority="99" w:name="Normal Indent"/>
+    <w:lsdException w:uiPriority="99" w:name="footnote text"/>
+    <w:lsdException w:uiPriority="99" w:name="annotation text"/>
+    <w:lsdException w:uiPriority="99" w:name="header"/>
+    <w:lsdException w:uiPriority="99" w:name="footer"/>
+    <w:lsdException w:uiPriority="99" w:name="index heading"/>
+    <w:lsdException w:qFormat="1" w:uiPriority="35" w:name="caption"/>
+    <w:lsdException w:uiPriority="99" w:name="table of figures"/>
+    <w:lsdException w:uiPriority="99" w:name="envelope address"/>
+    <w:lsdException w:uiPriority="99" w:name="envelope return"/>
+    <w:lsdException w:uiPriority="99" w:name="footnote reference"/>
+    <w:lsdException w:uiPriority="99" w:name="annotation reference"/>
+    <w:lsdException w:uiPriority="99" w:name="line number"/>
+    <w:lsdException w:uiPriority="99" w:name="page number"/>
+    <w:lsdException w:uiPriority="99" w:name="endnote reference"/>
+    <w:lsdException w:uiPriority="99" w:name="endnote text"/>
+    <w:lsdException w:uiPriority="99" w:name="table of authorities"/>
+    <w:lsdException w:uiPriority="99" w:name="macro"/>
+    <w:lsdException w:uiPriority="99" w:name="toa heading"/>
+    <w:lsdException w:uiPriority="99" w:name="List"/>
+    <w:lsdException w:uiPriority="99" w:name="List Bullet"/>
+    <w:lsdException w:uiPriority="99" w:name="List Number"/>
+    <w:lsdException w:uiPriority="99" w:name="List 2"/>
+    <w:lsdException w:uiPriority="99" w:name="List 3"/>
+    <w:lsdException w:uiPriority="99" w:name="List 4"/>
+    <w:lsdException w:uiPriority="99" w:name="List 5"/>
+    <w:lsdException w:uiPriority="99" w:name="List Bullet 2"/>
+    <w:lsdException w:uiPriority="99" w:name="List Bullet 3"/>
+    <w:lsdException w:uiPriority="99" w:name="List Bullet 4"/>
+    <w:lsdException w:uiPriority="99" w:name="List Bullet 5"/>
+    <w:lsdException w:uiPriority="99" w:name="List Number 2"/>
+    <w:lsdException w:uiPriority="99" w:name="List Number 3"/>
+    <w:lsdException w:uiPriority="99" w:name="List Number 4"/>
+    <w:lsdException w:uiPriority="99" w:name="List Number 5"/>
+    <w:lsdException w:unhideWhenUsed="0" w:uiPriority="0" w:semiHidden="0" w:name="Title"/>
+    <w:lsdException w:uiPriority="99" w:name="Closing"/>
+    <w:lsdException w:uiPriority="99" w:name="Signature"/>
+    <w:lsdException w:uiPriority="1" w:name="Default Paragraph Font"/>
+    <w:lsdException w:uiPriority="99" w:name="Body Text"/>
+    <w:lsdException w:uiPriority="99" w:name="Body Text Indent"/>
+    <w:lsdException w:uiPriority="99" w:name="List Continue"/>
+    <w:lsdException w:uiPriority="99" w:name="List Continue 2"/>
+    <w:lsdException w:uiPriority="99" w:name="List Continue 3"/>
+    <w:lsdException w:uiPriority="99" w:name="List Continue 4"/>
+    <w:lsdException w:uiPriority="99" w:name="List Continue 5"/>
+    <w:lsdException w:uiPriority="99" w:name="Message Header"/>
+    <w:lsdException w:unhideWhenUsed="0" w:uiPriority="0" w:semiHidden="0" w:name="Subtitle"/>
+    <w:lsdException w:uiPriority="99" w:name="Salutation"/>
+    <w:lsdException w:uiPriority="99" w:name="Date"/>
+    <w:lsdException w:uiPriority="99" w:name="Body Text First Indent"/>
+    <w:lsdException w:uiPriority="99" w:name="Body Text First Indent 2"/>
+    <w:lsdException w:uiPriority="99" w:name="Note Heading"/>
+    <w:lsdException w:uiPriority="99" w:name="Body Text 2"/>
+    <w:lsdException w:uiPriority="99" w:name="Body Text 3"/>
+    <w:lsdException w:uiPriority="99" w:name="Body Text Indent 2"/>
+    <w:lsdException w:uiPriority="99" w:name="Body Text Indent 3"/>
+    <w:lsdException w:uiPriority="99" w:name="Block Text"/>
+    <w:lsdException w:uiPriority="99" w:semiHidden="0" w:name="Hyperlink"/>
+    <w:lsdException w:uiPriority="99" w:name="FollowedHyperlink"/>
+    <w:lsdException w:qFormat="1" w:unhideWhenUsed="0" w:uiPriority="22" w:semiHidden="0" w:name="Strong"/>
+    <w:lsdException w:qFormat="1" w:unhideWhenUsed="0" w:uiPriority="20" w:semiHidden="0" w:name="Emphasis"/>
+    <w:lsdException w:uiPriority="99" w:name="Document Map"/>
+    <w:lsdException w:uiPriority="99" w:name="Plain Text"/>
+    <w:lsdException w:uiPriority="99" w:name="E-mail Signature"/>
+    <w:lsdException w:uiPriority="99" w:semiHidden="0" w:name="Normal (Web)"/>
+    <w:lsdException w:uiPriority="99" w:name="HTML Acronym"/>
+    <w:lsdException w:uiPriority="99" w:name="HTML Address"/>
+    <w:lsdException w:uiPriority="99" w:name="HTML Cite"/>
+    <w:lsdException w:uiPriority="99" w:name="HTML Code"/>
+    <w:lsdException w:uiPriority="99" w:name="HTML Definition"/>
+    <w:lsdException w:uiPriority="99" w:name="HTML Keyboard"/>
+    <w:lsdException w:uiPriority="99" w:name="HTML Preformatted"/>
+    <w:lsdException w:uiPriority="99" w:name="HTML Sample"/>
+    <w:lsdException w:uiPriority="99" w:name="HTML Typewriter"/>
+    <w:lsdException w:uiPriority="99" w:name="HTML Variable"/>
+    <w:lsdException w:uiPriority="99" w:name="Normal Table"/>
+    <w:lsdException w:uiPriority="99" w:name="annotation subject"/>
+    <w:lsdException w:uiPriority="99" w:name="Table Simple 1"/>
+    <w:lsdException w:uiPriority="99" w:name="Table Simple 2"/>
+    <w:lsdException w:uiPriority="99" w:name="Table Simple 3"/>
+    <w:lsdException w:uiPriority="99" w:name="Table Classic 1"/>
+    <w:lsdException w:uiPriority="99" w:name="Table Classic 2"/>
+    <w:lsdException w:uiPriority="99" w:name="Table Classic 3"/>
+    <w:lsdException w:uiPriority="99" w:name="Table Classic 4"/>
+    <w:lsdException w:uiPriority="99" w:name="Table Colorful 1"/>
+    <w:lsdException w:uiPriority="99" w:name="Table Colorful 2"/>
+    <w:lsdException w:uiPriority="99" w:name="Table Colorful 3"/>
+    <w:lsdException w:uiPriority="99" w:name="Table Columns 1"/>
+    <w:lsdException w:uiPriority="99" w:name="Table Columns 2"/>
+    <w:lsdException w:uiPriority="99" w:name="Table Columns 3"/>
+    <w:lsdException w:uiPriority="99" w:name="Table Columns 4"/>
+    <w:lsdException w:uiPriority="99" w:name="Table Columns 5"/>
+    <w:lsdException w:uiPriority="99" w:name="Table Grid 1"/>
+    <w:lsdException w:uiPriority="99" w:name="Table Grid 2"/>
+    <w:lsdException w:uiPriority="99" w:name="Table Grid 3"/>
+    <w:lsdException w:uiPriority="99" w:name="Table Grid 4"/>
+    <w:lsdException w:uiPriority="99" w:name="Table Grid 5"/>
+    <w:lsdException w:uiPriority="99" w:name="Table Grid 6"/>
+    <w:lsdException w:uiPriority="99" w:name="Table Grid 7"/>
+    <w:lsdException w:uiPriority="99" w:name="Table Grid 8"/>
+    <w:lsdException w:uiPriority="99" w:name="Table List 1"/>
+    <w:lsdException w:uiPriority="99" w:name="Table List 2"/>
+    <w:lsdException w:uiPriority="99" w:name="Table List 3"/>
+    <w:lsdException w:uiPriority="99" w:name="Table List 4"/>
+    <w:lsdException w:uiPriority="99" w:name="Table List 5"/>
+    <w:lsdException w:uiPriority="99" w:name="Table List 6"/>
+    <w:lsdException w:uiPriority="99" w:name="Table List 7"/>
+    <w:lsdException w:uiPriority="99" w:name="Table List 8"/>
+    <w:lsdException w:uiPriority="99" w:name="Table 3D effects 1"/>
+    <w:lsdException w:uiPriority="99" w:name="Table 3D effects 2"/>
+    <w:lsdException w:uiPriority="99" w:name="Table 3D effects 3"/>
+    <w:lsdException w:uiPriority="99" w:name="Table Contemporary"/>
+    <w:lsdException w:uiPriority="99" w:name="Table Elegant"/>
+    <w:lsdException w:uiPriority="99" w:name="Table Professional"/>
+    <w:lsdException w:uiPriority="99" w:name="Table Subtle 1"/>
+    <w:lsdException w:uiPriority="99" w:name="Table Subtle 2"/>
+    <w:lsdException w:uiPriority="99" w:name="Table Web 1"/>
+    <w:lsdException w:uiPriority="99" w:name="Table Web 2"/>
+    <w:lsdException w:uiPriority="99" w:name="Table Web 3"/>
+    <w:lsdException w:uiPriority="99" w:name="Balloon Text"/>
+    <w:lsdException w:unhideWhenUsed="0" w:uiPriority="59" w:semiHidden="0" w:name="Table Grid"/>
+    <w:lsdException w:uiPriority="99" w:name="Table Theme"/>
+    <w:lsdException w:unhideWhenUsed="0" w:uiPriority="60" w:semiHidden="0" w:name="Light Shading"/>
+    <w:lsdException w:unhideWhenUsed="0" w:uiPriority="61" w:semiHidden="0" w:name="Light List"/>
+    <w:lsdException w:unhideWhenUsed="0" w:uiPriority="62" w:semiHidden="0" w:name="Light Grid"/>
+    <w:lsdException w:unhideWhenUsed="0" w:uiPriority="63" w:semiHidden="0" w:name="Medium Shading 1"/>
+    <w:lsdException w:unhideWhenUsed="0" w:uiPriority="64" w:semiHidden="0" w:name="Medium Shading 2"/>
+    <w:lsdException w:unhideWhenUsed="0" w:uiPriority="65" w:semiHidden="0" w:name="Medium List 1"/>
+    <w:lsdException w:unhideWhenUsed="0" w:uiPriority="66" w:semiHidden="0" w:name="Medium List 2"/>
+    <w:lsdException w:unhideWhenUsed="0" w:uiPriority="67" w:semiHidden="0" w:name="Medium Grid 1"/>
+    <w:lsdException w:unhideWhenUsed="0" w:uiPriority="68" w:semiHidden="0" w:name="Medium Grid 2"/>
+    <w:lsdException w:unhideWhenUsed="0" w:uiPriority="69" w:semiHidden="0" w:name="Medium Grid 3"/>
+    <w:lsdException w:unhideWhenUsed="0" w:uiPriority="70" w:semiHidden="0" w:name="Dark List"/>
+    <w:lsdException w:unhideWhenUsed="0" w:uiPriority="71" w:semiHidden="0" w:name="Colorful Shading"/>
+    <w:lsdException w:unhideWhenUsed="0" w:uiPriority="72" w:semiHidden="0" w:name="Colorful List"/>
+    <w:lsdException w:unhideWhenUsed="0" w:uiPriority="73" w:semiHidden="0" w:name="Colorful Grid"/>
+    <w:lsdException w:unhideWhenUsed="0" w:uiPriority="60" w:semiHidden="0" w:name="Light Shading Accent 1"/>
+    <w:lsdException w:unhideWhenUsed="0" w:uiPriority="61" w:semiHidden="0" w:name="Light List Accent 1"/>
+    <w:lsdException w:unhideWhenUsed="0" w:uiPriority="62" w:semiHidden="0" w:name="Light Grid Accent 1"/>
+    <w:lsdException w:unhideWhenUsed="0" w:uiPriority="63" w:semiHidden="0" w:name="Medium Shading 1 Accent 1"/>
+    <w:lsdException w:unhideWhenUsed="0" w:uiPriority="64" w:semiHidden="0" w:name="Medium Shading 2 Accent 1"/>
+    <w:lsdException w:unhideWhenUsed="0" w:uiPriority="65" w:semiHidden="0" w:name="Medium List 1 Accent 1"/>
+    <w:lsdException w:unhideWhenUsed="0" w:uiPriority="66" w:semiHidden="0" w:name="Medium List 2 Accent 1"/>
+    <w:lsdException w:unhideWhenUsed="0" w:uiPriority="67" w:semiHidden="0" w:name="Medium Grid 1 Accent 1"/>
+    <w:lsdException w:unhideWhenUsed="0" w:uiPriority="68" w:semiHidden="0" w:name="Medium Grid 2 Accent 1"/>
+    <w:lsdException w:unhideWhenUsed="0" w:uiPriority="69" w:semiHidden="0" w:name="Medium Grid 3 Accent 1"/>
+    <w:lsdException w:unhideWhenUsed="0" w:uiPriority="70" w:semiHidden="0" w:name="Dark List Accent 1"/>
+    <w:lsdException w:unhideWhenUsed="0" w:uiPriority="71" w:semiHidden="0" w:name="Colorful Shading Accent 1"/>
+    <w:lsdException w:unhideWhenUsed="0" w:uiPriority="72" w:semiHidden="0" w:name="Colorful List Accent 1"/>
+    <w:lsdException w:unhideWhenUsed="0" w:uiPriority="73" w:semiHidden="0" w:name="Colorful Grid Accent 1"/>
+    <w:lsdException w:unhideWhenUsed="0" w:uiPriority="60" w:semiHidden="0" w:name="Light Shading Accent 2"/>
+    <w:lsdException w:unhideWhenUsed="0" w:uiPriority="61" w:semiHidden="0" w:name="Light List Accent 2"/>
+    <w:lsdException w:unhideWhenUsed="0" w:uiPriority="62" w:semiHidden="0" w:name="Light Grid Accent 2"/>
+    <w:lsdException w:unhideWhenUsed="0" w:uiPriority="63" w:semiHidden="0" w:name="Medium Shading 1 Accent 2"/>
+    <w:lsdException w:unhideWhenUsed="0" w:uiPriority="64" w:semiHidden="0" w:name="Medium Shading 2 Accent 2"/>
+    <w:lsdException w:unhideWhenUsed="0" w:uiPriority="65" w:semiHidden="0" w:name="Medium List 1 Accent 2"/>
+    <w:lsdException w:unhideWhenUsed="0" w:uiPriority="66" w:semiHidden="0" w:name="Medium List 2 Accent 2"/>
+    <w:lsdException w:unhideWhenUsed="0" w:uiPriority="67" w:semiHidden="0" w:name="Medium Grid 1 Accent 2"/>
+    <w:lsdException w:unhideWhenUsed="0" w:uiPriority="68" w:semiHidden="0" w:name="Medium Grid 2 Accent 2"/>
+    <w:lsdException w:unhideWhenUsed="0" w:uiPriority="69" w:semiHidden="0" w:name="Medium Grid 3 Accent 2"/>
+    <w:lsdException w:unhideWhenUsed="0" w:uiPriority="70" w:semiHidden="0" w:name="Dark List Accent 2"/>
+    <w:lsdException w:unhideWhenUsed="0" w:uiPriority="71" w:semiHidden="0" w:name="Colorful Shading Accent 2"/>
+    <w:lsdException w:unhideWhenUsed="0" w:uiPriority="72" w:semiHidden="0" w:name="Colorful List Accent 2"/>
+    <w:lsdException w:unhideWhenUsed="0" w:uiPriority="73" w:semiHidden="0" w:name="Colorful Grid Accent 2"/>
+    <w:lsdException w:unhideWhenUsed="0" w:uiPriority="60" w:semiHidden="0" w:name="Light Shading Accent 3"/>
+    <w:lsdException w:unhideWhenUsed="0" w:uiPriority="61" w:semiHidden="0" w:name="Light List Accent 3"/>
+    <w:lsdException w:unhideWhenUsed="0" w:uiPriority="62" w:semiHidden="0" w:name="Light Grid Accent 3"/>
+    <w:lsdException w:unhideWhenUsed="0" w:uiPriority="63" w:semiHidden="0" w:name="Medium Shading 1 Accent 3"/>
+    <w:lsdException w:unhideWhenUsed="0" w:uiPriority="64" w:semiHidden="0" w:name="Medium Shading 2 Accent 3"/>
+    <w:lsdException w:unhideWhenUsed="0" w:uiPriority="65" w:semiHidden="0" w:name="Medium List 1 Accent 3"/>
+    <w:lsdException w:unhideWhenUsed="0" w:uiPriority="66" w:semiHidden="0" w:name="Medium List 2 Accent 3"/>
+    <w:lsdException w:unhideWhenUsed="0" w:uiPriority="67" w:semiHidden="0" w:name="Medium Grid 1 Accent 3"/>
+    <w:lsdException w:unhideWhenUsed="0" w:uiPriority="68" w:semiHidden="0" w:name="Medium Grid 2 Accent 3"/>
+    <w:lsdException w:unhideWhenUsed="0" w:uiPriority="69" w:semiHidden="0" w:name="Medium Grid 3 Accent 3"/>
+    <w:lsdException w:unhideWhenUsed="0" w:uiPriority="70" w:semiHidden="0" w:name="Dark List Accent 3"/>
+    <w:lsdException w:unhideWhenUsed="0" w:uiPriority="71" w:semiHidden="0" w:name="Colorful Shading Accent 3"/>
+    <w:lsdException w:unhideWhenUsed="0" w:uiPriority="72" w:semiHidden="0" w:name="Colorful List Accent 3"/>
+    <w:lsdException w:unhideWhenUsed="0" w:uiPriority="73" w:semiHidden="0" w:name="Colorful Grid Accent 3"/>
+    <w:lsdException w:unhideWhenUsed="0" w:uiPriority="60" w:semiHidden="0" w:name="Light Shading Accent 4"/>
+    <w:lsdException w:unhideWhenUsed="0" w:uiPriority="61" w:semiHidden="0" w:name="Light List Accent 4"/>
+    <w:lsdException w:unhideWhenUsed="0" w:uiPriority="62" w:semiHidden="0" w:name="Light Grid Accent 4"/>
+    <w:lsdException w:unhideWhenUsed="0" w:uiPriority="63" w:semiHidden="0" w:name="Medium Shading 1 Accent 4"/>
+    <w:lsdException w:unhideWhenUsed="0" w:uiPriority="64" w:semiHidden="0" w:name="Medium Shading 2 Accent 4"/>
+    <w:lsdException w:unhideWhenUsed="0" w:uiPriority="65" w:semiHidden="0" w:name="Medium List 1 Accent 4"/>
+    <w:lsdException w:unhideWhenUsed="0" w:uiPriority="66" w:semiHidden="0" w:name="Medium List 2 Accent 4"/>
+    <w:lsdException w:unhideWhenUsed="0" w:uiPriority="67" w:semiHidden="0" w:name="Medium Grid 1 Accent 4"/>
+    <w:lsdException w:unhideWhenUsed="0" w:uiPriority="68" w:semiHidden="0" w:name="Medium Grid 2 Accent 4"/>
+    <w:lsdException w:unhideWhenUsed="0" w:uiPriority="69" w:semiHidden="0" w:name="Medium Grid 3 Accent 4"/>
+    <w:lsdException w:unhideWhenUsed="0" w:uiPriority="70" w:semiHidden="0" w:name="Dark List Accent 4"/>
+    <w:lsdException w:unhideWhenUsed="0" w:uiPriority="71" w:semiHidden="0" w:name="Colorful Shading Accent 4"/>
+    <w:lsdException w:unhideWhenUsed="0" w:uiPriority="72" w:semiHidden="0" w:name="Colorful List Accent 4"/>
+    <w:lsdException w:unhideWhenUsed="0" w:uiPriority="73" w:semiHidden="0" w:name="Colorful Grid Accent 4"/>
+    <w:lsdException w:unhideWhenUsed="0" w:uiPriority="60" w:semiHidden="0" w:name="Light Shading Accent 5"/>
+    <w:lsdException w:unhideWhenUsed="0" w:uiPriority="61" w:semiHidden="0" w:name="Light List Accent 5"/>
+    <w:lsdException w:unhideWhenUsed="0" w:uiPriority="62" w:semiHidden="0" w:name="Light Grid Accent 5"/>
+    <w:lsdException w:unhideWhenUsed="0" w:uiPriority="63" w:semiHidden="0" w:name="Medium Shading 1 Accent 5"/>
+    <w:lsdException w:unhideWhenUsed="0" w:uiPriority="64" w:semiHidden="0" w:name="Medium Shading 2 Accent 5"/>
+    <w:lsdException w:unhideWhenUsed="0" w:uiPriority="65" w:semiHidden="0" w:name="Medium List 1 Accent 5"/>
+    <w:lsdException w:unhideWhenUsed="0" w:uiPriority="66" w:semiHidden="0" w:name="Medium List 2 Accent 5"/>
+    <w:lsdException w:unhideWhenUsed="0" w:uiPriority="67" w:semiHidden="0" w:name="Medium Grid 1 Accent 5"/>
+    <w:lsdException w:unhideWhenUsed="0" w:uiPriority="68" w:semiHidden="0" w:name="Medium Grid 2 Accent 5"/>
+    <w:lsdException w:unhideWhenUsed="0" w:uiPriority="69" w:semiHidden="0" w:name="Medium Grid 3 Accent 5"/>
+    <w:lsdException w:unhideWhenUsed="0" w:uiPriority="70" w:semiHidden="0" w:name="Dark List Accent 5"/>
+    <w:lsdException w:unhideWhenUsed="0" w:uiPriority="71" w:semiHidden="0" w:name="Colorful Shading Accent 5"/>
+    <w:lsdException w:unhideWhenUsed="0" w:uiPriority="72" w:semiHidden="0" w:name="Colorful List Accent 5"/>
+    <w:lsdException w:unhideWhenUsed="0" w:uiPriority="73" w:semiHidden="0" w:name="Colorful Grid Accent 5"/>
+    <w:lsdException w:unhideWhenUsed="0" w:uiPriority="60" w:semiHidden="0" w:name="Light Shading Accent 6"/>
+    <w:lsdException w:unhideWhenUsed="0" w:uiPriority="61" w:semiHidden="0" w:name="Light List Accent 6"/>
+    <w:lsdException w:unhideWhenUsed="0" w:uiPriority="62" w:semiHidden="0" w:name="Light Grid Accent 6"/>
+    <w:lsdException w:unhideWhenUsed="0" w:uiPriority="63" w:semiHidden="0" w:name="Medium Shading 1 Accent 6"/>
+    <w:lsdException w:unhideWhenUsed="0" w:uiPriority="64" w:semiHidden="0" w:name="Medium Shading 2 Accent 6"/>
+    <w:lsdException w:unhideWhenUsed="0" w:uiPriority="65" w:semiHidden="0" w:name="Medium List 1 Accent 6"/>
+    <w:lsdException w:unhideWhenUsed="0" w:uiPriority="66" w:semiHidden="0" w:name="Medium List 2 Accent 6"/>
+    <w:lsdException w:unhideWhenUsed="0" w:uiPriority="67" w:semiHidden="0" w:name="Medium Grid 1 Accent 6"/>
+    <w:lsdException w:unhideWhenUsed="0" w:uiPriority="68" w:semiHidden="0" w:name="Medium Grid 2 Accent 6"/>
+    <w:lsdException w:unhideWhenUsed="0" w:uiPriority="69" w:semiHidden="0" w:name="Medium Grid 3 Accent 6"/>
+    <w:lsdException w:unhideWhenUsed="0" w:uiPriority="70" w:semiHidden="0" w:name="Dark List Accent 6"/>
+    <w:lsdException w:unhideWhenUsed="0" w:uiPriority="71" w:semiHidden="0" w:name="Colorful Shading Accent 6"/>
+    <w:lsdException w:unhideWhenUsed="0" w:uiPriority="72" w:semiHidden="0" w:name="Colorful List Accent 6"/>
+    <w:lsdException w:unhideWhenUsed="0" w:uiPriority="73" w:semiHidden="0" w:name="Colorful Grid Accent 6"/>
   </w:latentStyles>
-  <w:style w:type="paragraph" w:default="1" w:styleId="Normal">
+  <w:style w:type="paragraph" w:default="1" w:styleId="1">
     <w:name w:val="Normal"/>
     <w:qFormat/>
+    <w:uiPriority w:val="0"/>
+    <w:rPr>
+      <w:rFonts w:ascii="Times New Roman" w:hAnsi="Times New Roman" w:eastAsia="宋体" w:cs="Times New Roman"/>
+      <w:sz w:val="24"/>
+      <w:szCs w:val="24"/>
+      <w:lang w:val="ru-RU" w:eastAsia="ru-RU" w:bidi="ar-SA"/>
+    </w:rPr>
   </w:style>
-  <w:style w:type="paragraph" w:styleId="Heading1">
+  <w:style w:type="paragraph" w:styleId="2">
     <w:name w:val="heading 1"/>
-    <w:basedOn w:val="1"/>
-    <w:next w:val="1"/>
+    <w:basedOn w:val="3"/>
+    <w:next w:val="3"/>
+    <w:uiPriority w:val="0"/>
     <w:pPr>
       <w:keepNext/>
       <w:keepLines/>
@@ -5597,10 +4851,11 @@
       <w:szCs w:val="48"/>
     </w:rPr>
   </w:style>
-  <w:style w:type="paragraph" w:styleId="Heading2">
+  <w:style w:type="paragraph" w:styleId="4">
     <w:name w:val="heading 2"/>
-    <w:basedOn w:val="1"/>
-    <w:next w:val="1"/>
+    <w:basedOn w:val="3"/>
+    <w:next w:val="3"/>
+    <w:uiPriority w:val="0"/>
     <w:pPr>
       <w:keepNext/>
       <w:keepLines/>
@@ -5613,10 +4868,11 @@
       <w:szCs w:val="36"/>
     </w:rPr>
   </w:style>
-  <w:style w:type="paragraph" w:styleId="Heading3">
+  <w:style w:type="paragraph" w:styleId="5">
     <w:name w:val="heading 3"/>
-    <w:basedOn w:val="1"/>
-    <w:next w:val="1"/>
+    <w:basedOn w:val="3"/>
+    <w:next w:val="3"/>
+    <w:uiPriority w:val="0"/>
     <w:pPr>
       <w:keepNext/>
       <w:keepLines/>
@@ -5629,10 +4885,11 @@
       <w:szCs w:val="28"/>
     </w:rPr>
   </w:style>
-  <w:style w:type="paragraph" w:styleId="Heading4">
+  <w:style w:type="paragraph" w:styleId="6">
     <w:name w:val="heading 4"/>
-    <w:basedOn w:val="1"/>
-    <w:next w:val="1"/>
+    <w:basedOn w:val="3"/>
+    <w:next w:val="3"/>
+    <w:uiPriority w:val="0"/>
     <w:pPr>
       <w:keepNext/>
       <w:keepLines/>
@@ -5643,10 +4900,11 @@
       <w:b/>
     </w:rPr>
   </w:style>
-  <w:style w:type="paragraph" w:styleId="Heading5">
+  <w:style w:type="paragraph" w:styleId="7">
     <w:name w:val="heading 5"/>
-    <w:basedOn w:val="1"/>
-    <w:next w:val="1"/>
+    <w:basedOn w:val="3"/>
+    <w:next w:val="3"/>
+    <w:uiPriority w:val="0"/>
     <w:pPr>
       <w:keepNext/>
       <w:keepLines/>
@@ -5659,10 +4917,11 @@
       <w:szCs w:val="22"/>
     </w:rPr>
   </w:style>
-  <w:style w:type="paragraph" w:styleId="Heading6">
+  <w:style w:type="paragraph" w:styleId="8">
     <w:name w:val="heading 6"/>
-    <w:basedOn w:val="1"/>
-    <w:next w:val="1"/>
+    <w:basedOn w:val="3"/>
+    <w:next w:val="3"/>
+    <w:uiPriority w:val="0"/>
     <w:pPr>
       <w:keepNext/>
       <w:keepLines/>
@@ -5675,18 +4934,18 @@
       <w:szCs w:val="20"/>
     </w:rPr>
   </w:style>
-  <w:style w:type="character" w:default="1" w:styleId="DefaultParagraphFont">
+  <w:style w:type="character" w:default="1" w:styleId="15">
     <w:name w:val="Default Paragraph Font"/>
-    <w:uiPriority w:val="1"/>
-    <w:unhideWhenUsed/>
-  </w:style>
-  <w:style w:type="table" w:default="1" w:styleId="TableNormal">
-    <w:name w:val="Normal Table"/>
-    <w:uiPriority w:val="99"/>
     <w:semiHidden/>
     <w:unhideWhenUsed/>
+    <w:uiPriority w:val="1"/>
+  </w:style>
+  <w:style w:type="table" w:default="1" w:styleId="14">
+    <w:name w:val="Normal Table"/>
+    <w:semiHidden/>
+    <w:unhideWhenUsed/>
+    <w:uiPriority w:val="99"/>
     <w:tblPr>
-      <w:tblInd w:w="0" w:type="dxa"/>
       <w:tblCellMar>
         <w:top w:w="0" w:type="dxa"/>
         <w:left w:w="108" w:type="dxa"/>
@@ -5695,30 +4954,69 @@
       </w:tblCellMar>
     </w:tblPr>
   </w:style>
-  <w:style w:type="numbering" w:default="1" w:styleId="NoList">
-    <w:name w:val="No List"/>
-    <w:uiPriority w:val="99"/>
+  <w:style w:type="paragraph" w:customStyle="1" w:styleId="3">
+    <w:name w:val="Обычный1"/>
+    <w:uiPriority w:val="0"/>
+    <w:rPr>
+      <w:rFonts w:ascii="Times New Roman" w:hAnsi="Times New Roman" w:eastAsia="宋体" w:cs="Times New Roman"/>
+      <w:sz w:val="24"/>
+      <w:szCs w:val="24"/>
+      <w:lang w:val="ru-RU" w:eastAsia="ru-RU" w:bidi="ar-SA"/>
+    </w:rPr>
+  </w:style>
+  <w:style w:type="paragraph" w:styleId="9">
+    <w:name w:val="annotation text"/>
+    <w:basedOn w:val="1"/>
+    <w:link w:val="21"/>
     <w:semiHidden/>
     <w:unhideWhenUsed/>
+    <w:uiPriority w:val="99"/>
   </w:style>
-  <w:style w:type="paragraph" w:customStyle="1" w:styleId="1">
-    <w:name w:val="Обычный1"/>
+  <w:style w:type="paragraph" w:styleId="10">
+    <w:name w:val="Balloon Text"/>
+    <w:basedOn w:val="1"/>
+    <w:link w:val="22"/>
+    <w:semiHidden/>
+    <w:unhideWhenUsed/>
+    <w:uiPriority w:val="99"/>
+    <w:rPr>
+      <w:rFonts w:ascii="Lucida Grande CY" w:hAnsi="Lucida Grande CY" w:cs="Lucida Grande CY"/>
+      <w:sz w:val="18"/>
+      <w:szCs w:val="18"/>
+    </w:rPr>
   </w:style>
-  <w:style w:type="table" w:customStyle="1" w:styleId="TableNormal1">
-    <w:name w:val="Table Normal1"/>
-    <w:tblPr>
-      <w:tblCellMar>
-        <w:top w:w="0" w:type="dxa"/>
-        <w:left w:w="0" w:type="dxa"/>
-        <w:bottom w:w="0" w:type="dxa"/>
-        <w:right w:w="0" w:type="dxa"/>
-      </w:tblCellMar>
-    </w:tblPr>
+  <w:style w:type="paragraph" w:styleId="11">
+    <w:name w:val="Subtitle"/>
+    <w:basedOn w:val="3"/>
+    <w:next w:val="3"/>
+    <w:uiPriority w:val="0"/>
+    <w:pPr>
+      <w:keepNext/>
+      <w:keepLines/>
+      <w:spacing w:before="360" w:after="80"/>
+    </w:pPr>
+    <w:rPr>
+      <w:rFonts w:ascii="Georgia" w:hAnsi="Georgia" w:eastAsia="Georgia" w:cs="Georgia"/>
+      <w:i/>
+      <w:color w:val="666666"/>
+      <w:sz w:val="48"/>
+      <w:szCs w:val="48"/>
+    </w:rPr>
   </w:style>
-  <w:style w:type="paragraph" w:styleId="Title">
+  <w:style w:type="paragraph" w:styleId="12">
+    <w:name w:val="Normal (Web)"/>
+    <w:basedOn w:val="1"/>
+    <w:unhideWhenUsed/>
+    <w:uiPriority w:val="99"/>
+    <w:pPr>
+      <w:spacing w:before="100" w:beforeAutospacing="1" w:after="100" w:afterAutospacing="1"/>
+    </w:pPr>
+  </w:style>
+  <w:style w:type="paragraph" w:styleId="13">
     <w:name w:val="Title"/>
-    <w:basedOn w:val="1"/>
-    <w:next w:val="1"/>
+    <w:basedOn w:val="3"/>
+    <w:next w:val="3"/>
+    <w:uiPriority w:val="0"/>
     <w:pPr>
       <w:keepNext/>
       <w:keepLines/>
@@ -5730,118 +5028,83 @@
       <w:szCs w:val="72"/>
     </w:rPr>
   </w:style>
-  <w:style w:type="paragraph" w:styleId="Subtitle">
-    <w:name w:val="Subtitle"/>
-    <w:basedOn w:val="1"/>
-    <w:next w:val="1"/>
-    <w:pPr>
-      <w:keepNext/>
-      <w:keepLines/>
-      <w:spacing w:before="360" w:after="80"/>
-    </w:pPr>
+  <w:style w:type="character" w:styleId="16">
+    <w:name w:val="Strong"/>
+    <w:basedOn w:val="15"/>
+    <w:qFormat/>
+    <w:uiPriority w:val="22"/>
     <w:rPr>
-      <w:rFonts w:ascii="Georgia" w:eastAsia="Georgia" w:hAnsi="Georgia" w:cs="Georgia"/>
-      <w:i/>
-      <w:color w:val="666666"/>
-      <w:sz w:val="48"/>
-      <w:szCs w:val="48"/>
+      <w:b/>
+      <w:bCs/>
     </w:rPr>
   </w:style>
-  <w:style w:type="table" w:customStyle="1" w:styleId="a">
-    <w:basedOn w:val="TableNormal1"/>
+  <w:style w:type="character" w:styleId="17">
+    <w:name w:val="Hyperlink"/>
+    <w:basedOn w:val="15"/>
+    <w:unhideWhenUsed/>
+    <w:uiPriority w:val="99"/>
+    <w:rPr>
+      <w:color w:val="0000FF" w:themeColor="hyperlink"/>
+      <w:u w:val="single"/>
+      <w14:textFill>
+        <w14:solidFill>
+          <w14:schemeClr w14:val="hlink"/>
+        </w14:solidFill>
+      </w14:textFill>
+    </w:rPr>
+  </w:style>
+  <w:style w:type="character" w:styleId="18">
+    <w:name w:val="annotation reference"/>
+    <w:basedOn w:val="15"/>
+    <w:semiHidden/>
+    <w:unhideWhenUsed/>
+    <w:uiPriority w:val="99"/>
+    <w:rPr>
+      <w:sz w:val="18"/>
+      <w:szCs w:val="18"/>
+    </w:rPr>
+  </w:style>
+  <w:style w:type="table" w:customStyle="1" w:styleId="19">
+    <w:name w:val="Table Normal1"/>
+    <w:uiPriority w:val="0"/>
     <w:tblPr>
-      <w:tblStyleRowBandSize w:val="1"/>
-      <w:tblStyleColBandSize w:val="1"/>
+      <w:tblCellMar>
+        <w:top w:w="0" w:type="dxa"/>
+        <w:left w:w="0" w:type="dxa"/>
+        <w:bottom w:w="0" w:type="dxa"/>
+        <w:right w:w="0" w:type="dxa"/>
+      </w:tblCellMar>
+    </w:tblPr>
+  </w:style>
+  <w:style w:type="table" w:customStyle="1" w:styleId="20">
+    <w:name w:val="_Style 13"/>
+    <w:basedOn w:val="19"/>
+    <w:uiPriority w:val="0"/>
+    <w:tblPr>
       <w:tblCellMar>
         <w:left w:w="108" w:type="dxa"/>
         <w:right w:w="108" w:type="dxa"/>
       </w:tblCellMar>
     </w:tblPr>
   </w:style>
-  <w:style w:type="paragraph" w:styleId="CommentText">
-    <w:name w:val="annotation text"/>
-    <w:basedOn w:val="Normal"/>
-    <w:link w:val="CommentTextChar"/>
+  <w:style w:type="character" w:customStyle="1" w:styleId="21">
+    <w:name w:val="批注文字 字符"/>
+    <w:basedOn w:val="15"/>
+    <w:link w:val="9"/>
+    <w:semiHidden/>
     <w:uiPriority w:val="99"/>
+  </w:style>
+  <w:style w:type="character" w:customStyle="1" w:styleId="22">
+    <w:name w:val="批注框文本 字符"/>
+    <w:basedOn w:val="15"/>
+    <w:link w:val="10"/>
     <w:semiHidden/>
-    <w:unhideWhenUsed/>
-  </w:style>
-  <w:style w:type="character" w:customStyle="1" w:styleId="CommentTextChar">
-    <w:name w:val="Comment Text Char"/>
-    <w:basedOn w:val="DefaultParagraphFont"/>
-    <w:link w:val="CommentText"/>
     <w:uiPriority w:val="99"/>
-    <w:semiHidden/>
-  </w:style>
-  <w:style w:type="character" w:styleId="CommentReference">
-    <w:name w:val="annotation reference"/>
-    <w:basedOn w:val="DefaultParagraphFont"/>
-    <w:uiPriority w:val="99"/>
-    <w:semiHidden/>
-    <w:unhideWhenUsed/>
-    <w:rPr>
-      <w:sz w:val="18"/>
-      <w:szCs w:val="18"/>
-    </w:rPr>
-  </w:style>
-  <w:style w:type="paragraph" w:styleId="BalloonText">
-    <w:name w:val="Balloon Text"/>
-    <w:basedOn w:val="Normal"/>
-    <w:link w:val="BalloonTextChar"/>
-    <w:uiPriority w:val="99"/>
-    <w:semiHidden/>
-    <w:unhideWhenUsed/>
-    <w:rsid w:val="00AF6E7E"/>
     <w:rPr>
       <w:rFonts w:ascii="Lucida Grande CY" w:hAnsi="Lucida Grande CY" w:cs="Lucida Grande CY"/>
       <w:sz w:val="18"/>
       <w:szCs w:val="18"/>
     </w:rPr>
-  </w:style>
-  <w:style w:type="character" w:customStyle="1" w:styleId="BalloonTextChar">
-    <w:name w:val="Balloon Text Char"/>
-    <w:basedOn w:val="DefaultParagraphFont"/>
-    <w:link w:val="BalloonText"/>
-    <w:uiPriority w:val="99"/>
-    <w:semiHidden/>
-    <w:rsid w:val="00AF6E7E"/>
-    <w:rPr>
-      <w:rFonts w:ascii="Lucida Grande CY" w:hAnsi="Lucida Grande CY" w:cs="Lucida Grande CY"/>
-      <w:sz w:val="18"/>
-      <w:szCs w:val="18"/>
-    </w:rPr>
-  </w:style>
-  <w:style w:type="character" w:styleId="Hyperlink">
-    <w:name w:val="Hyperlink"/>
-    <w:basedOn w:val="DefaultParagraphFont"/>
-    <w:uiPriority w:val="99"/>
-    <w:unhideWhenUsed/>
-    <w:rsid w:val="00AF6E7E"/>
-    <w:rPr>
-      <w:color w:val="0000FF" w:themeColor="hyperlink"/>
-      <w:u w:val="single"/>
-    </w:rPr>
-  </w:style>
-  <w:style w:type="character" w:styleId="Strong">
-    <w:name w:val="Strong"/>
-    <w:basedOn w:val="DefaultParagraphFont"/>
-    <w:uiPriority w:val="22"/>
-    <w:qFormat/>
-    <w:rsid w:val="00A67D4B"/>
-    <w:rPr>
-      <w:b/>
-      <w:bCs/>
-    </w:rPr>
-  </w:style>
-  <w:style w:type="paragraph" w:styleId="NormalWeb">
-    <w:name w:val="Normal (Web)"/>
-    <w:basedOn w:val="Normal"/>
-    <w:uiPriority w:val="99"/>
-    <w:unhideWhenUsed/>
-    <w:rsid w:val="00A67D4B"/>
-    <w:pPr>
-      <w:spacing w:before="100" w:beforeAutospacing="1" w:after="100" w:afterAutospacing="1"/>
-    </w:pPr>
   </w:style>
 </w:styles>
 </file>
@@ -6162,6 +5425,5 @@
       </a:style>
     </a:lnDef>
   </a:objectDefaults>
-  <a:extraClrSchemeLst/>
 </a:theme>
 </file>